--- a/zht/docx/034.content.docx
+++ b/zht/docx/034.content.docx
@@ -149,27 +149,7 @@
         <w:rPr>
           <w:lang w:val="zh_TW" w:bidi="zh_TW"/>
         </w:rPr>
-        <w:t>fen</w:t>
-      </w:r>
-      <w:r>
-        <w:rPr>
-          <w:lang w:val="zh_TW" w:bidi="zh_TW"/>
-        </w:rPr>
-      </w:r>
-    </w:p>
-    <w:p>
-      <w:pPr/>
-      <w:r>
-        <w:rPr>
-          <w:lang w:val="zh_TW" w:bidi="zh_TW"/>
-        </w:rPr>
-      </w:r>
-      <w:r>
-        <w:rPr>
-          <w:i/>
-          <w:lang w:val="zh_TW" w:bidi="zh_TW"/>
-        </w:rPr>
-        <w:t>分封王, 忿怒, 奮銳黨, 奮銳黨的西門, 奮銳黨的西門</w:t>
+        <w:t>fei</w:t>
       </w:r>
       <w:r>
         <w:rPr>
@@ -232,7 +212,685 @@
         <w:rPr>
           <w:lang w:val="zh_TW" w:bidi="zh_TW"/>
         </w:rPr>
-        <w:t>分封王</w:t>
+        <w:t>腓力</w:t>
+      </w:r>
+      <w:r>
+        <w:rPr>
+          <w:lang w:val="zh_TW" w:bidi="zh_TW"/>
+        </w:rPr>
+      </w:r>
+    </w:p>
+    <w:p>
+      <w:pPr>
+        <w:pStyle w:val="ListNumber"/>
+        <w:numPr>
+          <w:ilvl w:val="0"/>
+          <w:numId w:val="14"/>
+        </w:numPr>
+        <w:spacing w:line="240" w:lineRule="auto"/>
+        <w:ind w:left="720"/>
+      </w:pPr>
+      <w:r>
+        <w:rPr>
+          <w:lang w:val="zh_TW" w:bidi="zh_TW"/>
+        </w:rPr>
+      </w:r>
+      <w:r>
+        <w:rPr>
+          <w:lang w:val="zh_TW" w:bidi="zh_TW"/>
+        </w:rPr>
+        <w:t>耶穌的使徒。腓力的名字在十二使徒的名單中排在第五位，位於兩對兄弟西門彼得和安得烈、雅各和約翰之後（</w:t>
+      </w:r>
+      <w:hyperlink r:id="rId13">
+        <w:r>
+          <w:rPr>
+            <w:lang w:val="zh_TW" w:bidi="zh_TW"/>
+          </w:rPr>
+          <w:rPr>
+            <w:color w:val="0000EE"/>
+            <w:u w:val="single"/>
+          </w:rPr>
+          <w:t>太10:3</w:t>
+        </w:r>
+      </w:hyperlink>
+      <w:r>
+        <w:rPr>
+          <w:lang w:val="zh_TW" w:bidi="zh_TW"/>
+        </w:rPr>
+        <w:t>；</w:t>
+      </w:r>
+      <w:hyperlink r:id="rId14">
+        <w:r>
+          <w:rPr>
+            <w:lang w:val="zh_TW" w:bidi="zh_TW"/>
+          </w:rPr>
+          <w:rPr>
+            <w:color w:val="0000EE"/>
+            <w:u w:val="single"/>
+          </w:rPr>
+          <w:t>可3:18</w:t>
+        </w:r>
+      </w:hyperlink>
+      <w:r>
+        <w:rPr>
+          <w:lang w:val="zh_TW" w:bidi="zh_TW"/>
+        </w:rPr>
+        <w:t>；</w:t>
+      </w:r>
+      <w:hyperlink r:id="rId15">
+        <w:r>
+          <w:rPr>
+            <w:lang w:val="zh_TW" w:bidi="zh_TW"/>
+          </w:rPr>
+          <w:rPr>
+            <w:color w:val="0000EE"/>
+            <w:u w:val="single"/>
+          </w:rPr>
+          <w:t>路6:14</w:t>
+        </w:r>
+      </w:hyperlink>
+      <w:r>
+        <w:rPr>
+          <w:lang w:val="zh_TW" w:bidi="zh_TW"/>
+        </w:rPr>
+        <w:t>）。使徒約翰記載，當施洗約翰提到耶穌說「看哪，這是神的羔羊！」時，他的兩個門徒開始跟隨耶穌。其中一位是安得烈，他隨即對他哥哥西門彼得說：「我們遇見彌賽亞了」，並把他帶到耶穌面前。（另一位未提名的門徒很可能就是寫這段經文的約翰。）</w:t>
+        <w:br/>
+      </w:r>
+      <w:r>
+        <w:rPr>
+          <w:lang w:val="zh_TW" w:bidi="zh_TW"/>
+        </w:rPr>
+        <w:t>第二天，耶穌去了加利利，找到腓力並呼召他：「來跟從我吧。」約翰補充說腓力是伯賽大的人。腓力隨即找到拿但業並告訴他：「摩西在律法上所寫的和眾先知所記的那一位，我們遇見了」，並邀請拿但業前來親自看看（</w:t>
+      </w:r>
+      <w:hyperlink r:id="rId16">
+        <w:r>
+          <w:rPr>
+            <w:lang w:val="zh_TW" w:bidi="zh_TW"/>
+          </w:rPr>
+          <w:rPr>
+            <w:color w:val="0000EE"/>
+            <w:u w:val="single"/>
+          </w:rPr>
+          <w:t>約1:35–51</w:t>
+        </w:r>
+      </w:hyperlink>
+      <w:r>
+        <w:rPr>
+          <w:lang w:val="zh_TW" w:bidi="zh_TW"/>
+        </w:rPr>
+        <w:t>）。這段記載顯示腓力是最早跟隨耶穌的人之一，並迅速地邀請其他人也來跟從耶穌。</w:t>
+        <w:br/>
+      </w:r>
+      <w:r>
+        <w:rPr>
+          <w:lang w:val="zh_TW" w:bidi="zh_TW"/>
+        </w:rPr>
+        <w:t>腓力像其他使徒一樣，對基督的身分和大能仍有許多要學習的地方。在耶穌使五千人飽足的神蹟中，耶穌問腓力：「我們從哪裏買餅叫這些人吃呢？」腓力困惑地回答說，即使有二十兩銀子（相當於半年的工資）也買不到足夠的餅分給每個人（</w:t>
+      </w:r>
+      <w:hyperlink r:id="rId17">
+        <w:r>
+          <w:rPr>
+            <w:lang w:val="zh_TW" w:bidi="zh_TW"/>
+          </w:rPr>
+          <w:rPr>
+            <w:color w:val="0000EE"/>
+            <w:u w:val="single"/>
+          </w:rPr>
+          <w:t>約6:5–7</w:t>
+        </w:r>
+      </w:hyperlink>
+      <w:r>
+        <w:rPr>
+          <w:lang w:val="zh_TW" w:bidi="zh_TW"/>
+        </w:rPr>
+        <w:t>）。隨後的神蹟教導他，萬物的主能夠餵飽一大群人。</w:t>
+        <w:br/>
+      </w:r>
+      <w:r>
+        <w:rPr>
+          <w:lang w:val="zh_TW" w:bidi="zh_TW"/>
+        </w:rPr>
+        <w:t>腓力下一次出現是在耶路撒冷，在基督榮耀進城後。「有幾個希臘人」（說希臘話的非猶太人）來見腓力，請求「先生，我們願意見耶穌。」腓力告訴安得烈，兩人一同去帶他們去見耶穌（</w:t>
+      </w:r>
+      <w:hyperlink r:id="rId18">
+        <w:r>
+          <w:rPr>
+            <w:lang w:val="zh_TW" w:bidi="zh_TW"/>
+          </w:rPr>
+          <w:rPr>
+            <w:color w:val="0000EE"/>
+            <w:u w:val="single"/>
+          </w:rPr>
+          <w:t>12:20–22</w:t>
+        </w:r>
+      </w:hyperlink>
+      <w:r>
+        <w:rPr>
+          <w:lang w:val="zh_TW" w:bidi="zh_TW"/>
+        </w:rPr>
+        <w:t>）。這顯示腓力是一個容易接近的人，且懂得希臘文。</w:t>
+        <w:br/>
+      </w:r>
+      <w:r>
+        <w:rPr>
+          <w:lang w:val="zh_TW" w:bidi="zh_TW"/>
+        </w:rPr>
+        <w:t>在耶穌被捕的前一晚，耶穌與祂的跟隨者在樓房（即樓上的房間）裡會面。在這次會議中，腓力對耶穌說：「求主將父顯給我們看，我們就知足了。」耶穌利用這個時機教導腓力更多。腓力對神非常忠誠，或許他希望耶穌能顯示神的奇妙榮光，這類似於摩西在</w:t>
+      </w:r>
+      <w:hyperlink r:id="rId19">
+        <w:r>
+          <w:rPr>
+            <w:lang w:val="zh_TW" w:bidi="zh_TW"/>
+          </w:rPr>
+          <w:rPr>
+            <w:color w:val="0000EE"/>
+            <w:u w:val="single"/>
+          </w:rPr>
+          <w:t>出埃及記三十三章18節</w:t>
+        </w:r>
+      </w:hyperlink>
+      <w:r>
+        <w:rPr>
+          <w:lang w:val="zh_TW" w:bidi="zh_TW"/>
+        </w:rPr>
+        <w:t>中求見神的榮光。然而，耶穌教導他，祂自己就是父顯於人前的完全啟示（</w:t>
+      </w:r>
+      <w:hyperlink r:id="rId20">
+        <w:r>
+          <w:rPr>
+            <w:lang w:val="zh_TW" w:bidi="zh_TW"/>
+          </w:rPr>
+          <w:rPr>
+            <w:color w:val="0000EE"/>
+            <w:u w:val="single"/>
+          </w:rPr>
+          <w:t>約14:8–10</w:t>
+        </w:r>
+      </w:hyperlink>
+      <w:r>
+        <w:rPr>
+          <w:lang w:val="zh_TW" w:bidi="zh_TW"/>
+        </w:rPr>
+        <w:t>）。</w:t>
+        <w:br/>
+      </w:r>
+      <w:r>
+        <w:rPr>
+          <w:lang w:val="zh_TW" w:bidi="zh_TW"/>
+        </w:rPr>
+        <w:t>常有人會混淆使徒腓力和傳福音的腓力（下文#2所提到的那一位）。腓力可能在多處傳道，最後定居於羅馬亞細亞省的希拉坡里，直至去世。他是死於自然原因還是殉道（因信仰而被殺）則無法確定。</w:t>
+        <w:br/>
+      </w:r>
+      <w:r>
+        <w:rPr>
+          <w:i/>
+          <w:lang w:val="zh_TW" w:bidi="zh_TW"/>
+        </w:rPr>
+        <w:t>另見</w:t>
+      </w:r>
+      <w:r>
+        <w:rPr>
+          <w:lang w:val="zh_TW" w:bidi="zh_TW"/>
+        </w:rPr>
+        <w:t xml:space="preserve"> </w:t>
+      </w:r>
+      <w:r>
+        <w:rPr>
+          <w:lang w:val="zh_TW" w:bidi="zh_TW"/>
+        </w:rPr>
+        <w:t>使徒、使徒職分</w:t>
+      </w:r>
+      <w:r>
+        <w:rPr>
+          <w:lang w:val="zh_TW" w:bidi="zh_TW"/>
+        </w:rPr>
+        <w:t>。</w:t>
+      </w:r>
+    </w:p>
+    <w:p>
+      <w:pPr>
+        <w:pStyle w:val="ListNumber"/>
+        <w:spacing w:line="240" w:lineRule="auto"/>
+        <w:ind w:left="720"/>
+      </w:pPr>
+      <w:r>
+        <w:rPr>
+          <w:lang w:val="zh_TW" w:bidi="zh_TW"/>
+        </w:rPr>
+      </w:r>
+      <w:r>
+        <w:rPr>
+          <w:lang w:val="zh_TW" w:bidi="zh_TW"/>
+        </w:rPr>
+        <w:t>一位希臘化的猶太人（說希臘話並遵循希臘習俗的人），他成為基督的跟隨者。腓利是七位被選派負責管理耶路撒冷基督徒群體中貧困寡婦事工的人之一。</w:t>
+        <w:br/>
+      </w:r>
+      <w:r>
+        <w:rPr>
+          <w:lang w:val="zh_TW" w:bidi="zh_TW"/>
+        </w:rPr>
+        <w:t>包括腓利在內，這些人全都有希臘名字。其中一人叫尼哥拉，他是歸信猶太教的外邦人。儘管從記載中並不完全確定他們是否被視為正式的執事，但這事件通常被認為是教會中設立一特殊幫助群體的開始，這群體稱為執事（</w:t>
+      </w:r>
+      <w:hyperlink r:id="rId21">
+        <w:r>
+          <w:rPr>
+            <w:lang w:val="zh_TW" w:bidi="zh_TW"/>
+          </w:rPr>
+          <w:rPr>
+            <w:color w:val="0000EE"/>
+            <w:u w:val="single"/>
+          </w:rPr>
+          <w:t>徒6:1–7</w:t>
+        </w:r>
+      </w:hyperlink>
+      <w:r>
+        <w:rPr>
+          <w:lang w:val="zh_TW" w:bidi="zh_TW"/>
+        </w:rPr>
+        <w:t>）。在這七人中，新約中只記載了司提反和腓利更多的事蹟。他們被描述為有好名聲，滿有聖靈和智慧的人（</w:t>
+      </w:r>
+      <w:hyperlink r:id="rId22">
+        <w:r>
+          <w:rPr>
+            <w:lang w:val="zh_TW" w:bidi="zh_TW"/>
+          </w:rPr>
+          <w:rPr>
+            <w:color w:val="0000EE"/>
+            <w:u w:val="single"/>
+          </w:rPr>
+          <w:t>3</w:t>
+        </w:r>
+      </w:hyperlink>
+      <w:r>
+        <w:rPr>
+          <w:lang w:val="zh_TW" w:bidi="zh_TW"/>
+        </w:rPr>
+        <w:t>節）。</w:t>
+        <w:br/>
+      </w:r>
+      <w:r>
+        <w:rPr>
+          <w:lang w:val="zh_TW" w:bidi="zh_TW"/>
+        </w:rPr>
+        <w:t>腓利被稱為「傳福音的腓利」，這是從</w:t>
+      </w:r>
+      <w:hyperlink r:id="rId23">
+        <w:r>
+          <w:rPr>
+            <w:lang w:val="zh_TW" w:bidi="zh_TW"/>
+          </w:rPr>
+          <w:rPr>
+            <w:color w:val="0000EE"/>
+            <w:u w:val="single"/>
+          </w:rPr>
+          <w:t>使徒行傳二十一章8節</w:t>
+        </w:r>
+      </w:hyperlink>
+      <w:r>
+        <w:rPr>
+          <w:lang w:val="zh_TW" w:bidi="zh_TW"/>
+        </w:rPr>
+        <w:t>中明確得知的。這個名號實至名歸，當掃羅逼迫耶路撒冷的基督徒時，腓利去了撒馬利亞並大有能力地宣講福音，結果許多人滿心歡喜地歸信基督（</w:t>
+      </w:r>
+      <w:hyperlink r:id="rId24">
+        <w:r>
+          <w:rPr>
+            <w:lang w:val="zh_TW" w:bidi="zh_TW"/>
+          </w:rPr>
+          <w:rPr>
+            <w:color w:val="0000EE"/>
+            <w:u w:val="single"/>
+          </w:rPr>
+          <w:t>徒8:1–8</w:t>
+        </w:r>
+      </w:hyperlink>
+      <w:r>
+        <w:rPr>
+          <w:lang w:val="zh_TW" w:bidi="zh_TW"/>
+        </w:rPr>
+        <w:t>）。</w:t>
+        <w:br/>
+      </w:r>
+      <w:r>
+        <w:rPr>
+          <w:lang w:val="zh_TW" w:bidi="zh_TW"/>
+        </w:rPr>
+        <w:t>神呼召腓利離開撒馬利亞，前往南地的曠野。腓利的事工充滿能力且成功，因此，離開並前往其它地方似乎很奇怪且愚蠢。但腓利聽從並順服神。</w:t>
+        <w:br/>
+      </w:r>
+      <w:r>
+        <w:rPr>
+          <w:lang w:val="zh_TW" w:bidi="zh_TW"/>
+        </w:rPr>
+        <w:t>在曠野中，雖然沒有群眾，卻遇見了一位重要的衣索匹亞的官員。這人剛從耶路撒冷拜訪完畢，正返回非洲。腓利意識到神有充分的理由派他到那裡。這位衣索匹亞人正在閱讀</w:t>
+      </w:r>
+      <w:hyperlink r:id="rId25">
+        <w:r>
+          <w:rPr>
+            <w:lang w:val="zh_TW" w:bidi="zh_TW"/>
+          </w:rPr>
+          <w:rPr>
+            <w:color w:val="0000EE"/>
+            <w:u w:val="single"/>
+          </w:rPr>
+          <w:t>以賽亞書五十三章</w:t>
+        </w:r>
+      </w:hyperlink>
+      <w:r>
+        <w:rPr>
+          <w:lang w:val="zh_TW" w:bidi="zh_TW"/>
+        </w:rPr>
+        <w:t>，這是舊約中重要的福音章節。</w:t>
+        <w:br/>
+      </w:r>
+      <w:r>
+        <w:rPr>
+          <w:lang w:val="zh_TW" w:bidi="zh_TW"/>
+        </w:rPr>
+        <w:t>腓利告訴他這預言是關於耶穌基督的。這衣索匹亞人信了並受洗，滿心歡喜地繼續前行（</w:t>
+      </w:r>
+      <w:hyperlink r:id="rId26">
+        <w:r>
+          <w:rPr>
+            <w:lang w:val="zh_TW" w:bidi="zh_TW"/>
+          </w:rPr>
+          <w:rPr>
+            <w:color w:val="0000EE"/>
+            <w:u w:val="single"/>
+          </w:rPr>
+          <w:t>25–40</w:t>
+        </w:r>
+      </w:hyperlink>
+      <w:r>
+        <w:rPr>
+          <w:lang w:val="zh_TW" w:bidi="zh_TW"/>
+        </w:rPr>
+        <w:t>節）。這個人的歸信意味著腓利成為第一位向外邦人傳福音的人，且福音藉由這位衣索匹亞人傳到非洲大陸。</w:t>
+        <w:br/>
+      </w:r>
+      <w:r>
+        <w:rPr>
+          <w:lang w:val="zh_TW" w:bidi="zh_TW"/>
+        </w:rPr>
+        <w:t>當時的猶太人為自己的民族感到驕傲，且視撒馬利亞人為不潔。撒馬利亞人是猶太人與非猶太人的混血族群。猶太人也認為非猶太人（稱為外邦人）不潔。然而腓利不同，他樂於向撒馬利亞人和這位衣索匹亞人傳講耶穌的事。腓利的行動顯示了耶穌的福音是為所有人預備的，無論他們的來歷或所屬的群體。腓利的工作證明了神的愛藉著耶穌白白賜給所有人。</w:t>
+        <w:br/>
+      </w:r>
+      <w:r>
+        <w:rPr>
+          <w:lang w:val="zh_TW" w:bidi="zh_TW"/>
+        </w:rPr>
+        <w:t>腓利後來住在海岸邊的凱撒利亞，並在使徒保羅第三次宣教之旅結束時，接待了保羅和路加。路加記載腓力有四個未婚的女兒，她們都是女先知（</w:t>
+      </w:r>
+      <w:hyperlink r:id="rId27">
+        <w:r>
+          <w:rPr>
+            <w:lang w:val="zh_TW" w:bidi="zh_TW"/>
+          </w:rPr>
+          <w:rPr>
+            <w:color w:val="0000EE"/>
+            <w:u w:val="single"/>
+          </w:rPr>
+          <w:t>徒21:8–9</w:t>
+        </w:r>
+      </w:hyperlink>
+      <w:r>
+        <w:rPr>
+          <w:lang w:val="zh_TW" w:bidi="zh_TW"/>
+        </w:rPr>
+        <w:t>）。不久之後，保羅在凱撒利亞被拘留兩年，腓力的善意和友誼，對保羅應是莫大的安慰（</w:t>
+      </w:r>
+      <w:hyperlink r:id="rId28">
+        <w:r>
+          <w:rPr>
+            <w:lang w:val="zh_TW" w:bidi="zh_TW"/>
+          </w:rPr>
+          <w:rPr>
+            <w:color w:val="0000EE"/>
+            <w:u w:val="single"/>
+          </w:rPr>
+          <w:t>23:31–35，</w:t>
+        </w:r>
+      </w:hyperlink>
+      <w:hyperlink r:id="rId29">
+        <w:r>
+          <w:rPr>
+            <w:lang w:val="zh_TW" w:bidi="zh_TW"/>
+          </w:rPr>
+          <w:rPr>
+            <w:color w:val="0000EE"/>
+            <w:u w:val="single"/>
+          </w:rPr>
+          <w:t>24:23、27</w:t>
+        </w:r>
+      </w:hyperlink>
+      <w:r>
+        <w:rPr>
+          <w:lang w:val="zh_TW" w:bidi="zh_TW"/>
+        </w:rPr>
+        <w:t>）。</w:t>
+      </w:r>
+    </w:p>
+    <w:p>
+      <w:pPr>
+        <w:pStyle w:val="ListNumber"/>
+        <w:spacing w:line="240" w:lineRule="auto"/>
+        <w:ind w:left="720"/>
+      </w:pPr>
+      <w:r>
+        <w:rPr>
+          <w:lang w:val="zh_TW" w:bidi="zh_TW"/>
+        </w:rPr>
+      </w:r>
+      <w:r>
+        <w:rPr>
+          <w:lang w:val="zh_TW" w:bidi="zh_TW"/>
+        </w:rPr>
+        <w:t>另一位腓力是大希律與</w:t>
+      </w:r>
+      <w:r>
+        <w:rPr>
+          <w:lang w:val="zh_TW" w:bidi="zh_TW"/>
+        </w:rPr>
+        <w:t>克麗奧佩特拉（</w:t>
+      </w:r>
+      <w:r>
+        <w:rPr>
+          <w:lang w:val="zh_TW" w:bidi="zh_TW"/>
+        </w:rPr>
+        <w:t>Cleopatra</w:t>
+      </w:r>
+      <w:r>
+        <w:rPr>
+          <w:lang w:val="zh_TW" w:bidi="zh_TW"/>
+        </w:rPr>
+        <w:t>）</w:t>
+      </w:r>
+      <w:r>
+        <w:rPr>
+          <w:lang w:val="zh_TW" w:bidi="zh_TW"/>
+        </w:rPr>
+        <w:t>之子，安提帕的同父異母兄弟，安提帕的母親是馬爾他斯（Malthace）。他在</w:t>
+      </w:r>
+      <w:hyperlink r:id="rId30">
+        <w:r>
+          <w:rPr>
+            <w:lang w:val="zh_TW" w:bidi="zh_TW"/>
+          </w:rPr>
+          <w:rPr>
+            <w:color w:val="0000EE"/>
+            <w:u w:val="single"/>
+          </w:rPr>
+          <w:t>路加福音三章1節</w:t>
+        </w:r>
+      </w:hyperlink>
+      <w:r>
+        <w:rPr>
+          <w:lang w:val="zh_TW" w:bidi="zh_TW"/>
+        </w:rPr>
+        <w:t>中被稱為希律。安提帕在公元前4年到公元39年間擔任比利亞和加利利的分封王（巡撫），而腓力則在加利利東北部的以土利亞和特拉可尼地方及某些其它領地任分封王37年（從公元前4年到公元33年）。他的妻子是他的姪女撒羅米（Salome），她曾為希律跳舞，並要求得到施洗約翰的首級作為報酬（</w:t>
+      </w:r>
+      <w:hyperlink r:id="rId31">
+        <w:r>
+          <w:rPr>
+            <w:lang w:val="zh_TW" w:bidi="zh_TW"/>
+          </w:rPr>
+          <w:rPr>
+            <w:color w:val="0000EE"/>
+            <w:u w:val="single"/>
+          </w:rPr>
+          <w:t>太14:3–12</w:t>
+        </w:r>
+      </w:hyperlink>
+      <w:r>
+        <w:rPr>
+          <w:lang w:val="zh_TW" w:bidi="zh_TW"/>
+        </w:rPr>
+        <w:t>；</w:t>
+      </w:r>
+      <w:hyperlink r:id="rId32">
+        <w:r>
+          <w:rPr>
+            <w:lang w:val="zh_TW" w:bidi="zh_TW"/>
+          </w:rPr>
+          <w:rPr>
+            <w:color w:val="0000EE"/>
+            <w:u w:val="single"/>
+          </w:rPr>
+          <w:t>可6:17–29</w:t>
+        </w:r>
+      </w:hyperlink>
+      <w:r>
+        <w:rPr>
+          <w:lang w:val="zh_TW" w:bidi="zh_TW"/>
+        </w:rPr>
+        <w:t>）。</w:t>
+        <w:br/>
+      </w:r>
+      <w:r>
+        <w:rPr>
+          <w:i/>
+          <w:lang w:val="zh_TW" w:bidi="zh_TW"/>
+        </w:rPr>
+        <w:t>另見</w:t>
+      </w:r>
+      <w:r>
+        <w:rPr>
+          <w:lang w:val="zh_TW" w:bidi="zh_TW"/>
+        </w:rPr>
+        <w:t xml:space="preserve"> </w:t>
+      </w:r>
+      <w:r>
+        <w:rPr>
+          <w:lang w:val="zh_TW" w:bidi="zh_TW"/>
+        </w:rPr>
+        <w:t>希律、希律家族</w:t>
+      </w:r>
+      <w:r>
+        <w:rPr>
+          <w:lang w:val="zh_TW" w:bidi="zh_TW"/>
+        </w:rPr>
+        <w:t>。</w:t>
+      </w:r>
+    </w:p>
+    <w:p>
+      <w:pPr>
+        <w:pStyle w:val="ListNumber"/>
+        <w:spacing w:line="240" w:lineRule="auto"/>
+        <w:ind w:left="720"/>
+      </w:pPr>
+      <w:r>
+        <w:rPr>
+          <w:lang w:val="zh_TW" w:bidi="zh_TW"/>
+        </w:rPr>
+      </w:r>
+      <w:r>
+        <w:rPr>
+          <w:lang w:val="zh_TW" w:bidi="zh_TW"/>
+        </w:rPr>
+        <w:t>最後一位腓力是大希律和</w:t>
+      </w:r>
+      <w:r>
+        <w:rPr>
+          <w:lang w:val="zh_TW" w:bidi="zh_TW"/>
+        </w:rPr>
+        <w:t>瑪利暗（</w:t>
+      </w:r>
+      <w:r>
+        <w:rPr>
+          <w:lang w:val="zh_TW" w:bidi="zh_TW"/>
+        </w:rPr>
+        <w:t>Mariamne</w:t>
+      </w:r>
+      <w:r>
+        <w:rPr>
+          <w:lang w:val="zh_TW" w:bidi="zh_TW"/>
+        </w:rPr>
+        <w:t>）</w:t>
+      </w:r>
+      <w:r>
+        <w:rPr>
+          <w:lang w:val="zh_TW" w:bidi="zh_TW"/>
+        </w:rPr>
+        <w:t>的兒子，也是撒羅米的母親希羅底的丈夫。希羅底拋棄他，轉而成為他的同父異母兄弟希律安提帕的情婦。因這不道德的關係，施洗約翰責備希律，而施洗約翰後來也因此被囚，最後被斬首（</w:t>
+      </w:r>
+      <w:hyperlink r:id="rId31">
+        <w:r>
+          <w:rPr>
+            <w:lang w:val="zh_TW" w:bidi="zh_TW"/>
+          </w:rPr>
+          <w:rPr>
+            <w:color w:val="0000EE"/>
+            <w:u w:val="single"/>
+          </w:rPr>
+          <w:t>太14:3–12</w:t>
+        </w:r>
+      </w:hyperlink>
+      <w:r>
+        <w:rPr>
+          <w:lang w:val="zh_TW" w:bidi="zh_TW"/>
+        </w:rPr>
+        <w:t>；</w:t>
+      </w:r>
+      <w:hyperlink r:id="rId32">
+        <w:r>
+          <w:rPr>
+            <w:lang w:val="zh_TW" w:bidi="zh_TW"/>
+          </w:rPr>
+          <w:rPr>
+            <w:color w:val="0000EE"/>
+            <w:u w:val="single"/>
+          </w:rPr>
+          <w:t>可6:17–29</w:t>
+        </w:r>
+      </w:hyperlink>
+      <w:r>
+        <w:rPr>
+          <w:lang w:val="zh_TW" w:bidi="zh_TW"/>
+        </w:rPr>
+        <w:t>；</w:t>
+      </w:r>
+      <w:hyperlink r:id="rId33">
+        <w:r>
+          <w:rPr>
+            <w:lang w:val="zh_TW" w:bidi="zh_TW"/>
+          </w:rPr>
+          <w:rPr>
+            <w:color w:val="0000EE"/>
+            <w:u w:val="single"/>
+          </w:rPr>
+          <w:t>路3:19–20</w:t>
+        </w:r>
+      </w:hyperlink>
+      <w:r>
+        <w:rPr>
+          <w:lang w:val="zh_TW" w:bidi="zh_TW"/>
+        </w:rPr>
+        <w:t>）。</w:t>
+      </w:r>
+      <w:r>
+        <w:rPr>
+          <w:lang w:val="zh_TW" w:bidi="zh_TW"/>
+        </w:rPr>
       </w:r>
       <w:r>
         <w:rPr>
@@ -247,11 +905,21 @@
           <w:lang w:val="zh_TW" w:bidi="zh_TW"/>
         </w:rPr>
       </w:r>
-      <w:r>
-        <w:rPr>
-          <w:lang w:val="zh_TW" w:bidi="zh_TW"/>
-        </w:rPr>
-        <w:t>分封王是一類羅馬官員，統治部分行省。分封王是地方領袖，但他們的權力不足以被稱為王。這個稱號在一些羅馬省份使用，如帖撒羅尼迦、加拉太和敘利亞。</w:t>
+    </w:p>
+    <w:p>
+      <w:pPr>
+        <w:pStyle w:val="Heading2"/>
+      </w:pPr>
+      <w:r>
+        <w:rPr>
+          <w:lang w:val="zh_TW" w:bidi="zh_TW"/>
+        </w:rPr>
+        <w:t>腓利門書</w:t>
+      </w:r>
+      <w:r>
+        <w:rPr>
+          <w:lang w:val="zh_TW" w:bidi="zh_TW"/>
+        </w:rPr>
       </w:r>
     </w:p>
     <w:p>
@@ -265,7 +933,7 @@
         <w:rPr>
           <w:lang w:val="zh_TW" w:bidi="zh_TW"/>
         </w:rPr>
-        <w:t>「分封王」這個稱號可能來自於統治某區域或國家四分之一地區的總督，就像希律大帝去世後的敘利亞一樣。到了新約聖經時代，這個稱號意義的重要性已經減弱。到那時，分封王的稱號只適用於次要的王子。</w:t>
+        <w:t>保羅最短的監獄書信。</w:t>
       </w:r>
     </w:p>
     <w:p>
@@ -279,143 +947,7 @@
         <w:rPr>
           <w:lang w:val="zh_TW" w:bidi="zh_TW"/>
         </w:rPr>
-        <w:t>在聖經中提到三位分封王。路加記載希律安提帕是加利利的分封王。他還指出腓力是以土利亞和特拉可尼地方的分封王，而呂撒聶是亞比利尼的分封王（</w:t>
-      </w:r>
-      <w:hyperlink r:id="rId13">
-        <w:r>
-          <w:rPr>
-            <w:lang w:val="zh_TW" w:bidi="zh_TW"/>
-          </w:rPr>
-          <w:rPr>
-            <w:color w:val="0000EE"/>
-            <w:u w:val="single"/>
-          </w:rPr>
-          <w:t>路加福音3:1</w:t>
-        </w:r>
-      </w:hyperlink>
-      <w:r>
-        <w:rPr>
-          <w:lang w:val="zh_TW" w:bidi="zh_TW"/>
-        </w:rPr>
-        <w:t>）。在聖經其它地方唯一提到的分封王是希律（</w:t>
-      </w:r>
-      <w:hyperlink r:id="rId14">
-        <w:r>
-          <w:rPr>
-            <w:lang w:val="zh_TW" w:bidi="zh_TW"/>
-          </w:rPr>
-          <w:rPr>
-            <w:color w:val="0000EE"/>
-            <w:u w:val="single"/>
-          </w:rPr>
-          <w:t>馬太福音14:1</w:t>
-        </w:r>
-      </w:hyperlink>
-      <w:r>
-        <w:rPr>
-          <w:lang w:val="zh_TW" w:bidi="zh_TW"/>
-        </w:rPr>
-        <w:t>；</w:t>
-      </w:r>
-      <w:hyperlink r:id="rId15">
-        <w:r>
-          <w:rPr>
-            <w:lang w:val="zh_TW" w:bidi="zh_TW"/>
-          </w:rPr>
-          <w:rPr>
-            <w:color w:val="0000EE"/>
-            <w:u w:val="single"/>
-          </w:rPr>
-          <w:t>路加福音3:19</w:t>
-        </w:r>
-      </w:hyperlink>
-      <w:r>
-        <w:rPr>
-          <w:lang w:val="zh_TW" w:bidi="zh_TW"/>
-        </w:rPr>
-        <w:t>，</w:t>
-      </w:r>
-      <w:hyperlink r:id="rId16">
-        <w:r>
-          <w:rPr>
-            <w:lang w:val="zh_TW" w:bidi="zh_TW"/>
-          </w:rPr>
-          <w:rPr>
-            <w:color w:val="0000EE"/>
-            <w:u w:val="single"/>
-          </w:rPr>
-          <w:t>9:7</w:t>
-        </w:r>
-      </w:hyperlink>
-      <w:r>
-        <w:rPr>
-          <w:lang w:val="zh_TW" w:bidi="zh_TW"/>
-        </w:rPr>
-        <w:t>；</w:t>
-      </w:r>
-      <w:hyperlink r:id="rId17">
-        <w:r>
-          <w:rPr>
-            <w:lang w:val="zh_TW" w:bidi="zh_TW"/>
-          </w:rPr>
-          <w:rPr>
-            <w:color w:val="0000EE"/>
-            <w:u w:val="single"/>
-          </w:rPr>
-          <w:t>使徒行傳13:1</w:t>
-        </w:r>
-      </w:hyperlink>
-      <w:r>
-        <w:rPr>
-          <w:lang w:val="zh_TW" w:bidi="zh_TW"/>
-        </w:rPr>
-        <w:t>）。希律也被他的猶太臣民稱為「王」，顯示出他較大的重要性（</w:t>
-      </w:r>
-      <w:hyperlink r:id="rId18">
-        <w:r>
-          <w:rPr>
-            <w:lang w:val="zh_TW" w:bidi="zh_TW"/>
-          </w:rPr>
-          <w:rPr>
-            <w:color w:val="0000EE"/>
-            <w:u w:val="single"/>
-          </w:rPr>
-          <w:t>馬太福音14:9</w:t>
-        </w:r>
-      </w:hyperlink>
-      <w:r>
-        <w:rPr>
-          <w:lang w:val="zh_TW" w:bidi="zh_TW"/>
-        </w:rPr>
-        <w:t>；</w:t>
-      </w:r>
-      <w:hyperlink r:id="rId19">
-        <w:r>
-          <w:rPr>
-            <w:lang w:val="zh_TW" w:bidi="zh_TW"/>
-          </w:rPr>
-          <w:rPr>
-            <w:color w:val="0000EE"/>
-            <w:u w:val="single"/>
-          </w:rPr>
-          <w:t>馬可福音6:14</w:t>
-        </w:r>
-      </w:hyperlink>
-      <w:r>
-        <w:rPr>
-          <w:lang w:val="zh_TW" w:bidi="zh_TW"/>
-        </w:rPr>
-        <w:t>）。</w:t>
-      </w:r>
-      <w:r>
-        <w:rPr>
-          <w:lang w:val="zh_TW" w:bidi="zh_TW"/>
-        </w:rPr>
-      </w:r>
-      <w:r>
-        <w:rPr>
-          <w:lang w:val="zh_TW" w:bidi="zh_TW"/>
-        </w:rPr>
+        <w:t>概覽</w:t>
       </w:r>
     </w:p>
     <w:p>
@@ -425,21 +957,11 @@
           <w:lang w:val="zh_TW" w:bidi="zh_TW"/>
         </w:rPr>
       </w:r>
-    </w:p>
-    <w:p>
-      <w:pPr>
-        <w:pStyle w:val="Heading2"/>
-      </w:pPr>
-      <w:r>
-        <w:rPr>
-          <w:lang w:val="zh_TW" w:bidi="zh_TW"/>
-        </w:rPr>
-        <w:t>忿怒</w:t>
-      </w:r>
-      <w:r>
-        <w:rPr>
-          <w:lang w:val="zh_TW" w:bidi="zh_TW"/>
-        </w:rPr>
+      <w:r>
+        <w:rPr>
+          <w:lang w:val="zh_TW" w:bidi="zh_TW"/>
+        </w:rPr>
+        <w:t>• 作者</w:t>
       </w:r>
     </w:p>
     <w:p>
@@ -453,97 +975,7 @@
         <w:rPr>
           <w:lang w:val="zh_TW" w:bidi="zh_TW"/>
         </w:rPr>
-        <w:t>這個詞在聖經中常用來指憤怒（rage）、烈怒（fury）和惱恨（indignation）。在大多數情況下，忿怒被視為是錯誤的情緒。例如，</w:t>
-      </w:r>
-      <w:hyperlink r:id="rId20">
-        <w:r>
-          <w:rPr>
-            <w:lang w:val="zh_TW" w:bidi="zh_TW"/>
-          </w:rPr>
-          <w:rPr>
-            <w:color w:val="0000EE"/>
-            <w:u w:val="single"/>
-          </w:rPr>
-          <w:t>詩篇三十七篇8節</w:t>
-        </w:r>
-      </w:hyperlink>
-      <w:r>
-        <w:rPr>
-          <w:lang w:val="zh_TW" w:bidi="zh_TW"/>
-        </w:rPr>
-        <w:t>命令：「當止住怒氣，離棄忿怒」當耶穌說：「只是我告訴你們，凡向弟兄動怒的，難免受審斷」（</w:t>
-      </w:r>
-      <w:hyperlink r:id="rId21">
-        <w:r>
-          <w:rPr>
-            <w:lang w:val="zh_TW" w:bidi="zh_TW"/>
-          </w:rPr>
-          <w:rPr>
-            <w:color w:val="0000EE"/>
-            <w:u w:val="single"/>
-          </w:rPr>
-          <w:t>太5:22</w:t>
-        </w:r>
-      </w:hyperlink>
-      <w:r>
-        <w:rPr>
-          <w:lang w:val="zh_TW" w:bidi="zh_TW"/>
-        </w:rPr>
-        <w:t>），耶穌提到將忿怒與謀殺相提並論，這意味著當一個人心中懷有忿怒時，就如同他實際上犯下了謀殺罪。</w:t>
-      </w:r>
-      <w:hyperlink r:id="rId22">
-        <w:r>
-          <w:rPr>
-            <w:lang w:val="zh_TW" w:bidi="zh_TW"/>
-          </w:rPr>
-          <w:rPr>
-            <w:color w:val="0000EE"/>
-            <w:u w:val="single"/>
-          </w:rPr>
-          <w:t>以弗所書四章31節</w:t>
-        </w:r>
-      </w:hyperlink>
-      <w:r>
-        <w:rPr>
-          <w:lang w:val="zh_TW" w:bidi="zh_TW"/>
-        </w:rPr>
-        <w:t>和</w:t>
-      </w:r>
-      <w:hyperlink r:id="rId23">
-        <w:r>
-          <w:rPr>
-            <w:lang w:val="zh_TW" w:bidi="zh_TW"/>
-          </w:rPr>
-          <w:rPr>
-            <w:color w:val="0000EE"/>
-            <w:u w:val="single"/>
-          </w:rPr>
-          <w:t>歌羅西書三章8節</w:t>
-        </w:r>
-      </w:hyperlink>
-      <w:r>
-        <w:rPr>
-          <w:lang w:val="zh_TW" w:bidi="zh_TW"/>
-        </w:rPr>
-        <w:t>列出惱恨，以及苦毒、忿怒、惡毒（malice）和毀謗，這些都是基督徒必須徹底擺脫的態度。在保羅列出的教會主教或牧師的品格特質中，指出基督徒領袖不應該易於動怒或輕易被激怒（</w:t>
-      </w:r>
-      <w:hyperlink r:id="rId24">
-        <w:r>
-          <w:rPr>
-            <w:lang w:val="zh_TW" w:bidi="zh_TW"/>
-          </w:rPr>
-          <w:rPr>
-            <w:color w:val="0000EE"/>
-            <w:u w:val="single"/>
-          </w:rPr>
-          <w:t>多1:7</w:t>
-        </w:r>
-      </w:hyperlink>
-      <w:r>
-        <w:rPr>
-          <w:lang w:val="zh_TW" w:bidi="zh_TW"/>
-        </w:rPr>
-        <w:t>）。</w:t>
+        <w:t>• 寫作地點</w:t>
       </w:r>
     </w:p>
     <w:p>
@@ -557,43 +989,7 @@
         <w:rPr>
           <w:lang w:val="zh_TW" w:bidi="zh_TW"/>
         </w:rPr>
-        <w:t>聖經承認人會忿怒。聖經並沒有譴責忿怒這種情緒，而是譴責忿怒所導致的後果。人習慣於讓忿怒控制或影響他們的行為，導致他們犯罪。這就是為什麼使徒保羅說：「生氣卻不要犯罪」（</w:t>
-      </w:r>
-      <w:hyperlink r:id="rId25">
-        <w:r>
-          <w:rPr>
-            <w:lang w:val="zh_TW" w:bidi="zh_TW"/>
-          </w:rPr>
-          <w:rPr>
-            <w:color w:val="0000EE"/>
-            <w:u w:val="single"/>
-          </w:rPr>
-          <w:t>弗4:26</w:t>
-        </w:r>
-      </w:hyperlink>
-      <w:r>
-        <w:rPr>
-          <w:lang w:val="zh_TW" w:bidi="zh_TW"/>
-        </w:rPr>
-        <w:t>）。一個人讓忿怒情緒持續的時間越長，越有可能產生罪惡的行為，從而給撒但留地步（見</w:t>
-      </w:r>
-      <w:hyperlink r:id="rId26">
-        <w:r>
-          <w:rPr>
-            <w:lang w:val="zh_TW" w:bidi="zh_TW"/>
-          </w:rPr>
-          <w:rPr>
-            <w:color w:val="0000EE"/>
-            <w:u w:val="single"/>
-          </w:rPr>
-          <w:t>弗4:27</w:t>
-        </w:r>
-      </w:hyperlink>
-      <w:r>
-        <w:rPr>
-          <w:lang w:val="zh_TW" w:bidi="zh_TW"/>
-        </w:rPr>
-        <w:t>）。</w:t>
+        <w:t>• 收信人</w:t>
       </w:r>
     </w:p>
     <w:p>
@@ -607,43 +1003,7 @@
         <w:rPr>
           <w:lang w:val="zh_TW" w:bidi="zh_TW"/>
         </w:rPr>
-        <w:t>聖經中也提到了好的忿怒。「義怒」指的是聖潔的心極度不滿，無法容忍任何形式的罪。神的忿怒包含這一元素：人應該是良善的，然而他們卻犯罪——神發怒「因這地的人離棄了耶和華—他們列祖的神，領他們出埃及地的時候與他們所立的約，去事奉敬拜素不認識的別神，是耶和華所未曾給他們安排的」（</w:t>
-      </w:r>
-      <w:hyperlink r:id="rId27">
-        <w:r>
-          <w:rPr>
-            <w:lang w:val="zh_TW" w:bidi="zh_TW"/>
-          </w:rPr>
-          <w:rPr>
-            <w:color w:val="0000EE"/>
-            <w:u w:val="single"/>
-          </w:rPr>
-          <w:t>申29:25–26</w:t>
-        </w:r>
-      </w:hyperlink>
-      <w:r>
-        <w:rPr>
-          <w:lang w:val="zh_TW" w:bidi="zh_TW"/>
-        </w:rPr>
-        <w:t>）。也正是在這個意義上，摩西在西奈山上看到金牛犢和以色列人崇拜偶像時，怒火中燒，以至他把立約的石版摔碎在地上（</w:t>
-      </w:r>
-      <w:hyperlink r:id="rId28">
-        <w:r>
-          <w:rPr>
-            <w:lang w:val="zh_TW" w:bidi="zh_TW"/>
-          </w:rPr>
-          <w:rPr>
-            <w:color w:val="0000EE"/>
-            <w:u w:val="single"/>
-          </w:rPr>
-          <w:t>出32:19</w:t>
-        </w:r>
-      </w:hyperlink>
-      <w:r>
-        <w:rPr>
-          <w:lang w:val="zh_TW" w:bidi="zh_TW"/>
-        </w:rPr>
-        <w:t>）。</w:t>
+        <w:t>• 背景</w:t>
       </w:r>
     </w:p>
     <w:p>
@@ -657,71 +1017,7 @@
         <w:rPr>
           <w:lang w:val="zh_TW" w:bidi="zh_TW"/>
         </w:rPr>
-        <w:t>在新約聖經中，馬可福音記載耶穌忿怒地看著法利賽人，他們希望抓到耶穌違反他們律法的把柄（</w:t>
-      </w:r>
-      <w:hyperlink r:id="rId29">
-        <w:r>
-          <w:rPr>
-            <w:lang w:val="zh_TW" w:bidi="zh_TW"/>
-          </w:rPr>
-          <w:rPr>
-            <w:color w:val="0000EE"/>
-            <w:u w:val="single"/>
-          </w:rPr>
-          <w:t>可3:5</w:t>
-        </w:r>
-      </w:hyperlink>
-      <w:r>
-        <w:rPr>
-          <w:lang w:val="zh_TW" w:bidi="zh_TW"/>
-        </w:rPr>
-        <w:t>）。耶穌的忿怒也表現在祂潔淨聖殿（</w:t>
-      </w:r>
-      <w:hyperlink r:id="rId30">
-        <w:r>
-          <w:rPr>
-            <w:lang w:val="zh_TW" w:bidi="zh_TW"/>
-          </w:rPr>
-          <w:rPr>
-            <w:color w:val="0000EE"/>
-            <w:u w:val="single"/>
-          </w:rPr>
-          <w:t>約2:13–22</w:t>
-        </w:r>
-      </w:hyperlink>
-      <w:r>
-        <w:rPr>
-          <w:lang w:val="zh_TW" w:bidi="zh_TW"/>
-        </w:rPr>
-        <w:t>），聖殿應該是一個禱告的地方，但卻被用來做生意，所以耶穌「進了神的殿，趕出殿裡一切做買賣的人，推倒兌換銀錢之人的桌子，和賣鴿子之人的凳子」（</w:t>
-      </w:r>
-      <w:hyperlink r:id="rId31">
-        <w:r>
-          <w:rPr>
-            <w:lang w:val="zh_TW" w:bidi="zh_TW"/>
-          </w:rPr>
-          <w:rPr>
-            <w:color w:val="0000EE"/>
-            <w:u w:val="single"/>
-          </w:rPr>
-          <w:t>太21:12</w:t>
-        </w:r>
-      </w:hyperlink>
-      <w:r>
-        <w:rPr>
-          <w:lang w:val="zh_TW" w:bidi="zh_TW"/>
-        </w:rPr>
-        <w:t>）。祂的聖潔義怒既不是軟弱也不是罪惡。這樣的忿怒是對罪惡和不公義的適當回應，尤其是當罪惡和不公義顯然未受到懲罰時。</w:t>
-      </w:r>
-      <w:r>
-        <w:rPr>
-          <w:lang w:val="zh_TW" w:bidi="zh_TW"/>
-        </w:rPr>
-      </w:r>
-      <w:r>
-        <w:rPr>
-          <w:lang w:val="zh_TW" w:bidi="zh_TW"/>
-        </w:rPr>
+        <w:t>• 目的</w:t>
       </w:r>
     </w:p>
     <w:p>
@@ -731,21 +1027,22 @@
           <w:lang w:val="zh_TW" w:bidi="zh_TW"/>
         </w:rPr>
       </w:r>
+      <w:r>
+        <w:rPr>
+          <w:lang w:val="zh_TW" w:bidi="zh_TW"/>
+        </w:rPr>
+        <w:t>• 教導</w:t>
+      </w:r>
     </w:p>
     <w:p>
       <w:pPr>
-        <w:pStyle w:val="Heading2"/>
-      </w:pPr>
-      <w:r>
-        <w:rPr>
-          <w:lang w:val="zh_TW" w:bidi="zh_TW"/>
-        </w:rPr>
-        <w:t>奮銳黨</w:t>
-      </w:r>
-      <w:r>
-        <w:rPr>
-          <w:lang w:val="zh_TW" w:bidi="zh_TW"/>
-        </w:rPr>
+        <w:pStyle w:val="Heading3"/>
+      </w:pPr>
+      <w:r>
+        <w:rPr>
+          <w:lang w:val="zh_TW" w:bidi="zh_TW"/>
+        </w:rPr>
+        <w:t>作者</w:t>
       </w:r>
     </w:p>
     <w:p>
@@ -759,9 +1056,9 @@
         <w:rPr>
           <w:lang w:val="zh_TW" w:bidi="zh_TW"/>
         </w:rPr>
-        <w:t>奮銳黨（zealot）是指對某種事業或信仰非常熱衷的人。在聖經中，這個詞被用來描述西門，他是耶穌十二門徒之一（</w:t>
-      </w:r>
-      <w:hyperlink r:id="rId32">
+        <w:t>使徒保羅照著他的書寫習慣和當時書信的規範，表明自己是這封信的作者。他說他在寫信時，因著為耶穌基督作見證而被囚（</w:t>
+      </w:r>
+      <w:hyperlink r:id="rId34">
         <w:r>
           <w:rPr>
             <w:lang w:val="zh_TW" w:bidi="zh_TW"/>
@@ -770,32 +1067,25 @@
             <w:color w:val="0000EE"/>
             <w:u w:val="single"/>
           </w:rPr>
-          <w:t>路6:15</w:t>
+          <w:t>門1:9–10、13、23</w:t>
         </w:r>
       </w:hyperlink>
       <w:r>
         <w:rPr>
           <w:lang w:val="zh_TW" w:bidi="zh_TW"/>
         </w:rPr>
-        <w:t>；</w:t>
-      </w:r>
-      <w:hyperlink r:id="rId33">
-        <w:r>
-          <w:rPr>
-            <w:lang w:val="zh_TW" w:bidi="zh_TW"/>
-          </w:rPr>
-          <w:rPr>
-            <w:color w:val="0000EE"/>
-            <w:u w:val="single"/>
-          </w:rPr>
-          <w:t>徒1:13</w:t>
-        </w:r>
-      </w:hyperlink>
-      <w:r>
-        <w:rPr>
-          <w:lang w:val="zh_TW" w:bidi="zh_TW"/>
-        </w:rPr>
-        <w:t>）。這個西門不同於西門彼得，後者也是十二門徒之一。</w:t>
+        <w:t>）。</w:t>
+      </w:r>
+    </w:p>
+    <w:p>
+      <w:pPr>
+        <w:pStyle w:val="Heading3"/>
+      </w:pPr>
+      <w:r>
+        <w:rPr>
+          <w:lang w:val="zh_TW" w:bidi="zh_TW"/>
+        </w:rPr>
+        <w:t>寫作地點</w:t>
       </w:r>
     </w:p>
     <w:p>
@@ -809,9 +1099,9 @@
         <w:rPr>
           <w:lang w:val="zh_TW" w:bidi="zh_TW"/>
         </w:rPr>
-        <w:t>馬太和馬可用「迦南人(Cananaean」這個希臘文來代替奮銳黨（和合本聖經並沒有譯為迦南人，而是單單採用奮銳黨一詞，</w:t>
-      </w:r>
-      <w:hyperlink r:id="rId34">
+        <w:t>我們難以確定保羅寫信時的被囚地點。凱撒利亞、以弗所或羅馬這幾處地方之中，後兩者似乎都能對應這封書信，也符合歌羅西書提到的情形（歌羅西書與腓利門書密切相關，</w:t>
+      </w:r>
+      <w:hyperlink r:id="rId35">
         <w:r>
           <w:rPr>
             <w:lang w:val="zh_TW" w:bidi="zh_TW"/>
@@ -820,16 +1110,16 @@
             <w:color w:val="0000EE"/>
             <w:u w:val="single"/>
           </w:rPr>
-          <w:t>太10:4</w:t>
+          <w:t>西4:7–14</w:t>
         </w:r>
       </w:hyperlink>
       <w:r>
         <w:rPr>
           <w:lang w:val="zh_TW" w:bidi="zh_TW"/>
         </w:rPr>
-        <w:t>；</w:t>
-      </w:r>
-      <w:hyperlink r:id="rId35">
+        <w:t>；參</w:t>
+      </w:r>
+      <w:hyperlink r:id="rId36">
         <w:r>
           <w:rPr>
             <w:lang w:val="zh_TW" w:bidi="zh_TW"/>
@@ -838,16 +1128,16 @@
             <w:color w:val="0000EE"/>
             <w:u w:val="single"/>
           </w:rPr>
-          <w:t>可3:18</w:t>
+          <w:t>門1:23–24</w:t>
         </w:r>
       </w:hyperlink>
       <w:r>
         <w:rPr>
           <w:lang w:val="zh_TW" w:bidi="zh_TW"/>
         </w:rPr>
-        <w:t>）。這些詞在不同語言中意思相同，指的是一個非常熱衷於捍衛或支持某事的人。這個詞來自於「強烈的感情」或「非常渴望某事」的概念（</w:t>
-      </w:r>
-      <w:hyperlink r:id="rId36">
+        <w:t>）。腓利門書提到馬可和路加與保羅同行，傾向支持這封書信在羅馬寫成（</w:t>
+      </w:r>
+      <w:hyperlink r:id="rId37">
         <w:r>
           <w:rPr>
             <w:lang w:val="zh_TW" w:bidi="zh_TW"/>
@@ -856,16 +1146,16 @@
             <w:color w:val="0000EE"/>
             <w:u w:val="single"/>
           </w:rPr>
-          <w:t>出34:14</w:t>
+          <w:t>門1:24</w:t>
         </w:r>
       </w:hyperlink>
       <w:r>
         <w:rPr>
           <w:lang w:val="zh_TW" w:bidi="zh_TW"/>
         </w:rPr>
-        <w:t>；</w:t>
-      </w:r>
-      <w:hyperlink r:id="rId37">
+        <w:t>）。不過，相對而言，以弗所更靠近腓利門居住的地方歌羅西（約100英里，或160.9公里），以及保羅宣告會到歌羅西去（第</w:t>
+      </w:r>
+      <w:hyperlink r:id="rId38">
         <w:r>
           <w:rPr>
             <w:lang w:val="zh_TW" w:bidi="zh_TW"/>
@@ -874,14 +1164,79 @@
             <w:color w:val="0000EE"/>
             <w:u w:val="single"/>
           </w:rPr>
-          <w:t>馬加比二書4:2</w:t>
+          <w:t>22</w:t>
         </w:r>
       </w:hyperlink>
       <w:r>
         <w:rPr>
           <w:lang w:val="zh_TW" w:bidi="zh_TW"/>
         </w:rPr>
+        <w:t>節），暗示以弗所是他被囚的地方。雖然使徒行傳沒有明確提到他被囚於以弗所，但保羅在那裡宣教的記錄，表明他遇到了相當大的反對（</w:t>
+      </w:r>
+      <w:hyperlink r:id="rId39">
+        <w:r>
+          <w:rPr>
+            <w:lang w:val="zh_TW" w:bidi="zh_TW"/>
+          </w:rPr>
+          <w:rPr>
+            <w:color w:val="0000EE"/>
+            <w:u w:val="single"/>
+          </w:rPr>
+          <w:t>徒20:19</w:t>
+        </w:r>
+      </w:hyperlink>
+      <w:r>
+        <w:rPr>
+          <w:lang w:val="zh_TW" w:bidi="zh_TW"/>
+        </w:rPr>
+        <w:t>），保羅的表述可能暗示他曾身陷囹圄中（</w:t>
+      </w:r>
+      <w:hyperlink r:id="rId40">
+        <w:r>
+          <w:rPr>
+            <w:lang w:val="zh_TW" w:bidi="zh_TW"/>
+          </w:rPr>
+          <w:rPr>
+            <w:color w:val="0000EE"/>
+            <w:u w:val="single"/>
+          </w:rPr>
+          <w:t>林前15:32</w:t>
+        </w:r>
+      </w:hyperlink>
+      <w:r>
+        <w:rPr>
+          <w:lang w:val="zh_TW" w:bidi="zh_TW"/>
+        </w:rPr>
+        <w:t>；</w:t>
+      </w:r>
+      <w:hyperlink r:id="rId41">
+        <w:r>
+          <w:rPr>
+            <w:lang w:val="zh_TW" w:bidi="zh_TW"/>
+          </w:rPr>
+          <w:rPr>
+            <w:color w:val="0000EE"/>
+            <w:u w:val="single"/>
+          </w:rPr>
+          <w:t>林後1:8–10</w:t>
+        </w:r>
+      </w:hyperlink>
+      <w:r>
+        <w:rPr>
+          <w:lang w:val="zh_TW" w:bidi="zh_TW"/>
+        </w:rPr>
         <w:t>）。</w:t>
+      </w:r>
+    </w:p>
+    <w:p>
+      <w:pPr>
+        <w:pStyle w:val="Heading3"/>
+      </w:pPr>
+      <w:r>
+        <w:rPr>
+          <w:lang w:val="zh_TW" w:bidi="zh_TW"/>
+        </w:rPr>
+        <w:t>收信人</w:t>
       </w:r>
     </w:p>
     <w:p>
@@ -895,9 +1250,9 @@
         <w:rPr>
           <w:lang w:val="zh_TW" w:bidi="zh_TW"/>
         </w:rPr>
-        <w:t>當耶穌清理聖殿中濫用聖殿的人時，祂自己也表現出熱心（強烈的熱情），聖經說祂為「你的殿心裏焦急，如同火燒」（</w:t>
-      </w:r>
-      <w:hyperlink r:id="rId38">
+        <w:t>人們經常誤會這份文獻，是保羅寫給腓利門書的個人便條；腓利門由保羅帶領信主，是他的朋友，也是歌羅西的教會領袖及奴隸主人。事實上，這封書信是寫給腓利門、亞腓亞（可能是腓利門的妻子）、亞基布以及在腓利門家中聚會的信徒群體（</w:t>
+      </w:r>
+      <w:hyperlink r:id="rId42">
         <w:r>
           <w:rPr>
             <w:lang w:val="zh_TW" w:bidi="zh_TW"/>
@@ -906,7 +1261,43 @@
             <w:color w:val="0000EE"/>
             <w:u w:val="single"/>
           </w:rPr>
-          <w:t>約2:17</w:t>
+          <w:t>門1:1–2</w:t>
+        </w:r>
+      </w:hyperlink>
+      <w:r>
+        <w:rPr>
+          <w:lang w:val="zh_TW" w:bidi="zh_TW"/>
+        </w:rPr>
+        <w:t>）。書信的作者代表以巴弗、馬可、亞里達古、底馬和路加問安，他們共同代表一個令人印象深刻的教會領袖群體（第</w:t>
+      </w:r>
+      <w:hyperlink r:id="rId36">
+        <w:r>
+          <w:rPr>
+            <w:lang w:val="zh_TW" w:bidi="zh_TW"/>
+          </w:rPr>
+          <w:rPr>
+            <w:color w:val="0000EE"/>
+            <w:u w:val="single"/>
+          </w:rPr>
+          <w:t>23–24節</w:t>
+        </w:r>
+      </w:hyperlink>
+      <w:r>
+        <w:rPr>
+          <w:lang w:val="zh_TW" w:bidi="zh_TW"/>
+        </w:rPr>
+        <w:t>）。保羅提到他們的目的，是讓腓利門意識到，他對保羅請求的回應不會是一個私人決定，而要對他所屬的信徒群體負責。在基督的身體中，與信徒關係有關的事，是整個群體關心的問題。這些事不能視為私人問題，因為它們必然影響整體教會的福祉（</w:t>
+      </w:r>
+      <w:hyperlink r:id="rId43">
+        <w:r>
+          <w:rPr>
+            <w:lang w:val="zh_TW" w:bidi="zh_TW"/>
+          </w:rPr>
+          <w:rPr>
+            <w:color w:val="0000EE"/>
+            <w:u w:val="single"/>
+          </w:rPr>
+          <w:t>太18:15–20</w:t>
         </w:r>
       </w:hyperlink>
       <w:r>
@@ -927,9 +1318,9 @@
         <w:rPr>
           <w:lang w:val="zh_TW" w:bidi="zh_TW"/>
         </w:rPr>
-        <w:t>在早期基督教會中，一些信徒對屬靈的恩賜、善行和遵守神的律法充滿熱心（</w:t>
-      </w:r>
-      <w:hyperlink r:id="rId39">
+        <w:t>這封書信清楚表明，保羅與腓利門之間存在溫馨的手足之情。使徒稱腓利門為他「親愛的同工」（</w:t>
+      </w:r>
+      <w:hyperlink r:id="rId44">
         <w:r>
           <w:rPr>
             <w:lang w:val="zh_TW" w:bidi="zh_TW"/>
@@ -938,16 +1329,16 @@
             <w:color w:val="0000EE"/>
             <w:u w:val="single"/>
           </w:rPr>
-          <w:t>徒21:20</w:t>
+          <w:t>門1:1</w:t>
         </w:r>
       </w:hyperlink>
       <w:r>
         <w:rPr>
           <w:lang w:val="zh_TW" w:bidi="zh_TW"/>
         </w:rPr>
-        <w:t>；</w:t>
-      </w:r>
-      <w:hyperlink r:id="rId40">
+        <w:t>）；他用熱烈讚揚腓利門在宣教事奉中的參與（第</w:t>
+      </w:r>
+      <w:hyperlink r:id="rId45">
         <w:r>
           <w:rPr>
             <w:lang w:val="zh_TW" w:bidi="zh_TW"/>
@@ -956,16 +1347,16 @@
             <w:color w:val="0000EE"/>
             <w:u w:val="single"/>
           </w:rPr>
-          <w:t>林前14:12</w:t>
+          <w:t>5–7節</w:t>
         </w:r>
       </w:hyperlink>
       <w:r>
         <w:rPr>
           <w:lang w:val="zh_TW" w:bidi="zh_TW"/>
         </w:rPr>
-        <w:t>；</w:t>
-      </w:r>
-      <w:hyperlink r:id="rId41">
+        <w:t>）；他憑著愛心向他請求（第</w:t>
+      </w:r>
+      <w:hyperlink r:id="rId46">
         <w:r>
           <w:rPr>
             <w:lang w:val="zh_TW" w:bidi="zh_TW"/>
@@ -974,16 +1365,16 @@
             <w:color w:val="0000EE"/>
             <w:u w:val="single"/>
           </w:rPr>
-          <w:t>多2:14</w:t>
+          <w:t>9節</w:t>
         </w:r>
       </w:hyperlink>
       <w:r>
         <w:rPr>
           <w:lang w:val="zh_TW" w:bidi="zh_TW"/>
         </w:rPr>
-        <w:t>）。保羅在成為耶穌的跟隨者之前，對祖先的傳統和對神的熱心也非常狂熱（</w:t>
-      </w:r>
-      <w:hyperlink r:id="rId42">
+        <w:t>）；他喚起他們的同伴關係（第</w:t>
+      </w:r>
+      <w:hyperlink r:id="rId47">
         <w:r>
           <w:rPr>
             <w:lang w:val="zh_TW" w:bidi="zh_TW"/>
@@ -992,16 +1383,16 @@
             <w:color w:val="0000EE"/>
             <w:u w:val="single"/>
           </w:rPr>
-          <w:t>徒22:3</w:t>
+          <w:t>17節</w:t>
         </w:r>
       </w:hyperlink>
       <w:r>
         <w:rPr>
           <w:lang w:val="zh_TW" w:bidi="zh_TW"/>
         </w:rPr>
-        <w:t>；</w:t>
-      </w:r>
-      <w:hyperlink r:id="rId43">
+        <w:t>）；保羅溫和提醒腓利門，他的救恩是與保羅有關（第</w:t>
+      </w:r>
+      <w:hyperlink r:id="rId48">
         <w:r>
           <w:rPr>
             <w:lang w:val="zh_TW" w:bidi="zh_TW"/>
@@ -1010,14 +1401,43 @@
             <w:color w:val="0000EE"/>
             <w:u w:val="single"/>
           </w:rPr>
-          <w:t>加1:14</w:t>
+          <w:t>19節</w:t>
         </w:r>
       </w:hyperlink>
       <w:r>
         <w:rPr>
           <w:lang w:val="zh_TW" w:bidi="zh_TW"/>
         </w:rPr>
+        <w:t>），並且說他相信腓利門會照著他所求的而行，甚至過於所說的（第</w:t>
+      </w:r>
+      <w:hyperlink r:id="rId49">
+        <w:r>
+          <w:rPr>
+            <w:lang w:val="zh_TW" w:bidi="zh_TW"/>
+          </w:rPr>
+          <w:rPr>
+            <w:color w:val="0000EE"/>
+            <w:u w:val="single"/>
+          </w:rPr>
+          <w:t>21節</w:t>
+        </w:r>
+      </w:hyperlink>
+      <w:r>
+        <w:rPr>
+          <w:lang w:val="zh_TW" w:bidi="zh_TW"/>
+        </w:rPr>
         <w:t>）。</w:t>
+      </w:r>
+    </w:p>
+    <w:p>
+      <w:pPr>
+        <w:pStyle w:val="Heading3"/>
+      </w:pPr>
+      <w:r>
+        <w:rPr>
+          <w:lang w:val="zh_TW" w:bidi="zh_TW"/>
+        </w:rPr>
+        <w:t>背景</w:t>
       </w:r>
     </w:p>
     <w:p>
@@ -1031,7 +1451,97 @@
         <w:rPr>
           <w:lang w:val="zh_TW" w:bidi="zh_TW"/>
         </w:rPr>
-        <w:t>西門被稱為奮銳黨，是因為他對宗教的熱心，這也是人們區分他與西門彼得及其他門徒的方式。</w:t>
+        <w:t>保羅書信的對象涉及第三方——阿尼西謀，他是從腓利門手下逃跑的奴隸。這名奴隸做了信中未有提及的不當行為（第</w:t>
+      </w:r>
+      <w:hyperlink r:id="rId50">
+        <w:r>
+          <w:rPr>
+            <w:lang w:val="zh_TW" w:bidi="zh_TW"/>
+          </w:rPr>
+          <w:rPr>
+            <w:color w:val="0000EE"/>
+            <w:u w:val="single"/>
+          </w:rPr>
+          <w:t>18</w:t>
+        </w:r>
+      </w:hyperlink>
+      <w:r>
+        <w:rPr>
+          <w:lang w:val="zh_TW" w:bidi="zh_TW"/>
+        </w:rPr>
+        <w:t>節），之後逃跑到大城市，混跡於各種底層群體中，隱姓埋名。他因著神秘之中的境遇，受到保羅的影響，由保羅帶領信主（第</w:t>
+      </w:r>
+      <w:hyperlink r:id="rId51">
+        <w:r>
+          <w:rPr>
+            <w:lang w:val="zh_TW" w:bidi="zh_TW"/>
+          </w:rPr>
+          <w:rPr>
+            <w:color w:val="0000EE"/>
+            <w:u w:val="single"/>
+          </w:rPr>
+          <w:t>10</w:t>
+        </w:r>
+      </w:hyperlink>
+      <w:r>
+        <w:rPr>
+          <w:lang w:val="zh_TW" w:bidi="zh_TW"/>
+        </w:rPr>
+        <w:t>節），贏得保羅的心（第</w:t>
+      </w:r>
+      <w:hyperlink r:id="rId52">
+        <w:r>
+          <w:rPr>
+            <w:lang w:val="zh_TW" w:bidi="zh_TW"/>
+          </w:rPr>
+          <w:rPr>
+            <w:color w:val="0000EE"/>
+            <w:u w:val="single"/>
+          </w:rPr>
+          <w:t>12</w:t>
+        </w:r>
+      </w:hyperlink>
+      <w:r>
+        <w:rPr>
+          <w:lang w:val="zh_TW" w:bidi="zh_TW"/>
+        </w:rPr>
+        <w:t>節），並與保羅一起參與福音工作，以致保羅有意將這位忠心、親愛的弟兄（第</w:t>
+      </w:r>
+      <w:hyperlink r:id="rId53">
+        <w:r>
+          <w:rPr>
+            <w:lang w:val="zh_TW" w:bidi="zh_TW"/>
+          </w:rPr>
+          <w:rPr>
+            <w:color w:val="0000EE"/>
+            <w:u w:val="single"/>
+          </w:rPr>
+          <w:t>13</w:t>
+        </w:r>
+      </w:hyperlink>
+      <w:r>
+        <w:rPr>
+          <w:lang w:val="zh_TW" w:bidi="zh_TW"/>
+        </w:rPr>
+        <w:t>節；</w:t>
+      </w:r>
+      <w:hyperlink r:id="rId54">
+        <w:r>
+          <w:rPr>
+            <w:lang w:val="zh_TW" w:bidi="zh_TW"/>
+          </w:rPr>
+          <w:rPr>
+            <w:color w:val="0000EE"/>
+            <w:u w:val="single"/>
+          </w:rPr>
+          <w:t>西4:9</w:t>
+        </w:r>
+      </w:hyperlink>
+      <w:r>
+        <w:rPr>
+          <w:lang w:val="zh_TW" w:bidi="zh_TW"/>
+        </w:rPr>
+        <w:t>）留下伺候他。</w:t>
       </w:r>
     </w:p>
     <w:p>
@@ -1045,7 +1555,55 @@
         <w:rPr>
           <w:lang w:val="zh_TW" w:bidi="zh_TW"/>
         </w:rPr>
-        <w:t>到了路加撰寫福音書的時候，「奮銳黨」這個稱號有了更具體的意義。它指的是一群強烈反對羅馬統治的人，這個群體有宗教和政治的目標。</w:t>
+        <w:t>保羅知道，如果他讓阿尼西謀留在他身邊同工，腓利門會勉強同意他的決定（</w:t>
+      </w:r>
+      <w:hyperlink r:id="rId55">
+        <w:r>
+          <w:rPr>
+            <w:lang w:val="zh_TW" w:bidi="zh_TW"/>
+          </w:rPr>
+          <w:rPr>
+            <w:color w:val="0000EE"/>
+            <w:u w:val="single"/>
+          </w:rPr>
+          <w:t>門1:13–14</w:t>
+        </w:r>
+      </w:hyperlink>
+      <w:r>
+        <w:rPr>
+          <w:lang w:val="zh_TW" w:bidi="zh_TW"/>
+        </w:rPr>
+        <w:t>）。然而，保羅決定使用這個兩難的情況，讓腓利門思考他的信仰對奴隸制度的意義，並由此他釋放阿尼西謀；不僅在屬靈的意義上（「按主說」），也在他的社會身份上（「</w:t>
+      </w:r>
+      <w:r>
+        <w:rPr>
+          <w:lang w:val="zh_TW" w:bidi="zh_TW"/>
+        </w:rPr>
+        <w:t>按肉體說</w:t>
+      </w:r>
+      <w:r>
+        <w:rPr>
+          <w:lang w:val="zh_TW" w:bidi="zh_TW"/>
+        </w:rPr>
+        <w:t>」，第</w:t>
+      </w:r>
+      <w:hyperlink r:id="rId56">
+        <w:r>
+          <w:rPr>
+            <w:lang w:val="zh_TW" w:bidi="zh_TW"/>
+          </w:rPr>
+          <w:rPr>
+            <w:color w:val="0000EE"/>
+            <w:u w:val="single"/>
+          </w:rPr>
+          <w:t>16</w:t>
+        </w:r>
+      </w:hyperlink>
+      <w:r>
+        <w:rPr>
+          <w:lang w:val="zh_TW" w:bidi="zh_TW"/>
+        </w:rPr>
+        <w:t>節），使他有兄弟的地位。腓利門答應保羅的請求，並給阿尼西謀自由；這一點由這份文獻得以保存，便可以證實。假如腓利門拒絕保羅的請求，他很可能會銷毀這封書信，抹去他頑梗不化的罪證。</w:t>
       </w:r>
     </w:p>
     <w:p>
@@ -1059,9 +1617,9 @@
         <w:rPr>
           <w:lang w:val="zh_TW" w:bidi="zh_TW"/>
         </w:rPr>
-        <w:t>這個奮銳黨群體可能在公元6年左右，也就是希律大帝去世後開始形成，它可能是由加利利的猶大和法利賽人撒督創立的。奮銳黨受馬加比家族的激勵，馬加比在許多年前曾經反抗外族統治（</w:t>
-      </w:r>
-      <w:hyperlink r:id="rId44">
+        <w:t>這個故事另有一個有趣的後續，因為人們發現了一位名叫阿尼西謀的年長主教曾被多次提及。根據伊格那丟寫給以弗所的信，他在二世紀初期帶領以弗所教會。由於伊格那丟的信中，使用保羅在第</w:t>
+      </w:r>
+      <w:hyperlink r:id="rId57">
         <w:r>
           <w:rPr>
             <w:lang w:val="zh_TW" w:bidi="zh_TW"/>
@@ -1070,14 +1628,43 @@
             <w:color w:val="0000EE"/>
             <w:u w:val="single"/>
           </w:rPr>
-          <w:t>馬加比一書2:15–28</w:t>
+          <w:t>11</w:t>
         </w:r>
       </w:hyperlink>
       <w:r>
         <w:rPr>
           <w:lang w:val="zh_TW" w:bidi="zh_TW"/>
         </w:rPr>
-        <w:t>）。</w:t>
+        <w:t>和</w:t>
+      </w:r>
+      <w:hyperlink r:id="rId58">
+        <w:r>
+          <w:rPr>
+            <w:lang w:val="zh_TW" w:bidi="zh_TW"/>
+          </w:rPr>
+          <w:rPr>
+            <w:color w:val="0000EE"/>
+            <w:u w:val="single"/>
+          </w:rPr>
+          <w:t>20</w:t>
+        </w:r>
+      </w:hyperlink>
+      <w:r>
+        <w:rPr>
+          <w:lang w:val="zh_TW" w:bidi="zh_TW"/>
+        </w:rPr>
+        <w:t>節中（阿尼西謀意為「有用的」或「有益的」）與阿尼西謀這個名字的雙關語，因此人們認為這位主教就是腓利門的奴僕。假若如此，這位以前的奴隸有可能就是收集保羅書信的人，這些書信（包括腓利門書）最終被納入新約正典。</w:t>
+      </w:r>
+    </w:p>
+    <w:p>
+      <w:pPr>
+        <w:pStyle w:val="Heading3"/>
+      </w:pPr>
+      <w:r>
+        <w:rPr>
+          <w:lang w:val="zh_TW" w:bidi="zh_TW"/>
+        </w:rPr>
+        <w:t>目的</w:t>
       </w:r>
     </w:p>
     <w:p>
@@ -1091,7 +1678,36 @@
         <w:rPr>
           <w:lang w:val="zh_TW" w:bidi="zh_TW"/>
         </w:rPr>
-        <w:t>奮銳黨非常致力於遵守神的律法（稱為妥拉）。他們相信神是唯一的真王。他們認為自己是神審判和拯救的代理人。他們強烈反對任何他們認為違背神或與羅馬合作的行為。奮銳黨認為彌賽亞（神揀選的領袖）會成為他們的領袖。</w:t>
+        <w:t>保羅寫信給腓利門，目的是要具體說明奴隸制度與基督教不協調，從而使阿尼西謀得釋放。書信中沒有證據顯示，保羅擔心腓利門會對阿尼西謀施加羅馬法律對逃跑奴隸所規定的嚴厲懲罰。然而，保羅關心的是阿尼西謀不會再次成為奴隸，而是受接納為腓利門家中的正式成員，並且受到至少與保羅本人相同的尊重和尊嚴（第</w:t>
+      </w:r>
+      <w:hyperlink r:id="rId59">
+        <w:r>
+          <w:rPr>
+            <w:lang w:val="zh_TW" w:bidi="zh_TW"/>
+          </w:rPr>
+          <w:rPr>
+            <w:color w:val="0000EE"/>
+            <w:u w:val="single"/>
+          </w:rPr>
+          <w:t>17、21</w:t>
+        </w:r>
+      </w:hyperlink>
+      <w:r>
+        <w:rPr>
+          <w:lang w:val="zh_TW" w:bidi="zh_TW"/>
+        </w:rPr>
+        <w:t>節）。</w:t>
+      </w:r>
+    </w:p>
+    <w:p>
+      <w:pPr>
+        <w:pStyle w:val="Heading3"/>
+      </w:pPr>
+      <w:r>
+        <w:rPr>
+          <w:lang w:val="zh_TW" w:bidi="zh_TW"/>
+        </w:rPr>
+        <w:t>教導</w:t>
       </w:r>
     </w:p>
     <w:p>
@@ -1105,7 +1721,7 @@
         <w:rPr>
           <w:lang w:val="zh_TW" w:bidi="zh_TW"/>
         </w:rPr>
-        <w:t>隨著羅馬和猶太地（猶太人的家園）之間的緊張局勢加劇，奮銳黨變得更好戰。他們將自己的戰鬥視為「聖戰」。與馬加比家族為了自衛而戰不同，奮銳黨採取了更具攻擊性的態度。</w:t>
+        <w:t>這封短小書信包含許多教導，其中有三處特別值得提及。</w:t>
       </w:r>
     </w:p>
     <w:p>
@@ -1119,45 +1735,163 @@
         <w:rPr>
           <w:lang w:val="zh_TW" w:bidi="zh_TW"/>
         </w:rPr>
-        <w:t>猶太歷史學家約瑟夫稱他們為強盜和罪犯（猶太</w:t>
-      </w:r>
-      <w:r>
-        <w:rPr>
-          <w:i/>
-          <w:lang w:val="zh_TW" w:bidi="zh_TW"/>
-        </w:rPr>
-        <w:t>古史記</w:t>
-      </w:r>
-      <w:r>
-        <w:rPr>
-          <w:lang w:val="zh_TW" w:bidi="zh_TW"/>
-        </w:rPr>
-        <w:t xml:space="preserve"> 18.1.1–6；</w:t>
-      </w:r>
-      <w:r>
-        <w:rPr>
-          <w:i/>
-          <w:lang w:val="zh_TW" w:bidi="zh_TW"/>
-        </w:rPr>
-        <w:t>猶太戰史</w:t>
-      </w:r>
-      <w:r>
-        <w:rPr>
-          <w:lang w:val="zh_TW" w:bidi="zh_TW"/>
-        </w:rPr>
-        <w:t xml:space="preserve"> 4.3.9），雖然約瑟夫對他們有所偏見。羅馬人稱他們為「</w:t>
-      </w:r>
-      <w:r>
-        <w:rPr>
-          <w:lang w:val="zh_TW" w:bidi="zh_TW"/>
-        </w:rPr>
-        <w:t>匕首黨（</w:t>
-      </w:r>
-      <w:r>
-        <w:rPr>
-          <w:lang w:val="zh_TW" w:bidi="zh_TW"/>
-        </w:rPr>
-        <w:t>Sicarii）」，意思是「刺客」。但他們的支持者會稱他們為愛國戰士。</w:t>
+        <w:t>首先，這封書信見證福音徹底挑戰社會充滿罪惡的制度，譴責奴隸制的行為。耶穌否認祂的追隨者擁有或控制他人的權利；在基督徒群體中，主人或領袖的權柄應該從社會的最低層，以僕人的身份行使，而不是以權力的等級結構行使（</w:t>
+      </w:r>
+      <w:hyperlink r:id="rId60">
+        <w:r>
+          <w:rPr>
+            <w:lang w:val="zh_TW" w:bidi="zh_TW"/>
+          </w:rPr>
+          <w:rPr>
+            <w:color w:val="0000EE"/>
+            <w:u w:val="single"/>
+          </w:rPr>
+          <w:t>可10:42–45</w:t>
+        </w:r>
+      </w:hyperlink>
+      <w:r>
+        <w:rPr>
+          <w:lang w:val="zh_TW" w:bidi="zh_TW"/>
+        </w:rPr>
+        <w:t>）。因此，基督徒之間的階層差異已經變得無關緊要。在基督裡，既沒有奴隸也沒有自由人，因為所有人在祂裡面都是合一的（</w:t>
+      </w:r>
+      <w:hyperlink r:id="rId61">
+        <w:r>
+          <w:rPr>
+            <w:lang w:val="zh_TW" w:bidi="zh_TW"/>
+          </w:rPr>
+          <w:rPr>
+            <w:color w:val="0000EE"/>
+            <w:u w:val="single"/>
+          </w:rPr>
+          <w:t>加3:28</w:t>
+        </w:r>
+      </w:hyperlink>
+      <w:r>
+        <w:rPr>
+          <w:lang w:val="zh_TW" w:bidi="zh_TW"/>
+        </w:rPr>
+        <w:t>）。能夠獲得自由的基督徒奴僕應該抓住機會（</w:t>
+      </w:r>
+      <w:hyperlink r:id="rId62">
+        <w:r>
+          <w:rPr>
+            <w:lang w:val="zh_TW" w:bidi="zh_TW"/>
+          </w:rPr>
+          <w:rPr>
+            <w:color w:val="0000EE"/>
+            <w:u w:val="single"/>
+          </w:rPr>
+          <w:t>林前7:21</w:t>
+        </w:r>
+      </w:hyperlink>
+      <w:r>
+        <w:rPr>
+          <w:lang w:val="zh_TW" w:bidi="zh_TW"/>
+        </w:rPr>
+        <w:t>），而自由人亦應避免成為人的奴隸（</w:t>
+      </w:r>
+      <w:hyperlink r:id="rId63">
+        <w:r>
+          <w:rPr>
+            <w:lang w:val="zh_TW" w:bidi="zh_TW"/>
+          </w:rPr>
+          <w:rPr>
+            <w:color w:val="0000EE"/>
+            <w:u w:val="single"/>
+          </w:rPr>
+          <w:t>林前7:23</w:t>
+        </w:r>
+      </w:hyperlink>
+      <w:r>
+        <w:rPr>
+          <w:lang w:val="zh_TW" w:bidi="zh_TW"/>
+        </w:rPr>
+        <w:t>；</w:t>
+      </w:r>
+      <w:hyperlink r:id="rId64">
+        <w:r>
+          <w:rPr>
+            <w:lang w:val="zh_TW" w:bidi="zh_TW"/>
+          </w:rPr>
+          <w:rPr>
+            <w:color w:val="0000EE"/>
+            <w:u w:val="single"/>
+          </w:rPr>
+          <w:t>加5:1</w:t>
+        </w:r>
+      </w:hyperlink>
+      <w:r>
+        <w:rPr>
+          <w:lang w:val="zh_TW" w:bidi="zh_TW"/>
+        </w:rPr>
+        <w:t>）。相反，基督徒奴隸主應該像僕人一樣對待他們的奴隸（</w:t>
+      </w:r>
+      <w:hyperlink r:id="rId65">
+        <w:r>
+          <w:rPr>
+            <w:lang w:val="zh_TW" w:bidi="zh_TW"/>
+          </w:rPr>
+          <w:rPr>
+            <w:color w:val="0000EE"/>
+            <w:u w:val="single"/>
+          </w:rPr>
+          <w:t>弗6:9</w:t>
+        </w:r>
+      </w:hyperlink>
+      <w:r>
+        <w:rPr>
+          <w:lang w:val="zh_TW" w:bidi="zh_TW"/>
+        </w:rPr>
+        <w:t>），所有基督徒都應該</w:t>
+      </w:r>
+      <w:r>
+        <w:rPr>
+          <w:lang w:val="zh_TW" w:bidi="zh_TW"/>
+        </w:rPr>
+        <w:t>互相服事</w:t>
+      </w:r>
+      <w:r>
+        <w:rPr>
+          <w:lang w:val="zh_TW" w:bidi="zh_TW"/>
+        </w:rPr>
+        <w:t>（</w:t>
+      </w:r>
+      <w:hyperlink r:id="rId66">
+        <w:r>
+          <w:rPr>
+            <w:lang w:val="zh_TW" w:bidi="zh_TW"/>
+          </w:rPr>
+          <w:rPr>
+            <w:color w:val="0000EE"/>
+            <w:u w:val="single"/>
+          </w:rPr>
+          <w:t>加5:13</w:t>
+        </w:r>
+      </w:hyperlink>
+      <w:r>
+        <w:rPr>
+          <w:lang w:val="zh_TW" w:bidi="zh_TW"/>
+        </w:rPr>
+        <w:t>）。因此，腓利門應該接納阿尼西謀「不再是奴隸」（</w:t>
+      </w:r>
+      <w:hyperlink r:id="rId56">
+        <w:r>
+          <w:rPr>
+            <w:lang w:val="zh_TW" w:bidi="zh_TW"/>
+          </w:rPr>
+          <w:rPr>
+            <w:color w:val="0000EE"/>
+            <w:u w:val="single"/>
+          </w:rPr>
+          <w:t>門1:16</w:t>
+        </w:r>
+      </w:hyperlink>
+      <w:r>
+        <w:rPr>
+          <w:lang w:val="zh_TW" w:bidi="zh_TW"/>
+        </w:rPr>
+        <w:t>）。</w:t>
       </w:r>
     </w:p>
     <w:p>
@@ -1171,7 +1905,7 @@
         <w:rPr>
           <w:lang w:val="zh_TW" w:bidi="zh_TW"/>
         </w:rPr>
-        <w:t>奮銳黨在公元66年至70年的反抗羅馬的起義中扮演了重要角色。他們的最後一個據點是在一個叫馬薩達（Masada）的地方，該地在公元73年被羅馬人攻陷，960名奮銳黨人選擇自殺而不被俘擄。</w:t>
+        <w:t>其次，如果持守福音，禁止人們以保守態度維持現狀，那亦同時排除以暴力改變現狀。福音的革命特性表現在僕人的姿態上，而不是在軍事敵意上。保羅建議阿尼西謀以順服的態度回到腓利門那裡，以展示這種帶來解放的神學，讓聖靈為他們的關係帶來根本的變化。用撒但的方法達成國度的結果，會排除神的干預，導致壓迫的增加。</w:t>
       </w:r>
     </w:p>
     <w:p>
@@ -1185,9 +1919,9 @@
         <w:rPr>
           <w:lang w:val="zh_TW" w:bidi="zh_TW"/>
         </w:rPr>
-        <w:t>奮銳黨西門可能在公元30年左右是這個運動早期的一分子。其他門徒如加略人猶大或「雷子」不太可能是奮銳黨（</w:t>
-      </w:r>
-      <w:hyperlink r:id="rId45">
+        <w:t>最後，這封書信提供了一個卓越教會領袖的典範。腓利門和阿尼西謀之間的情況，需要一位能贏得前者尊重的中介來調停，方能成功為後者說話。為了說服腓利門，保羅運用讚美心理（第</w:t>
+      </w:r>
+      <w:hyperlink r:id="rId67">
         <w:r>
           <w:rPr>
             <w:lang w:val="zh_TW" w:bidi="zh_TW"/>
@@ -1196,14 +1930,14 @@
             <w:color w:val="0000EE"/>
             <w:u w:val="single"/>
           </w:rPr>
-          <w:t>可3:17</w:t>
+          <w:t>4–7</w:t>
         </w:r>
       </w:hyperlink>
       <w:r>
         <w:rPr>
           <w:lang w:val="zh_TW" w:bidi="zh_TW"/>
         </w:rPr>
-        <w:t>）。有人認為加利利人猶大甚至保羅，也與奮銳黨有關（</w:t>
+        <w:t>節）；他強調自己為了福音而犧牲自我的苦難（第</w:t>
       </w:r>
       <w:hyperlink r:id="rId46">
         <w:r>
@@ -1214,16 +1948,16 @@
             <w:color w:val="0000EE"/>
             <w:u w:val="single"/>
           </w:rPr>
-          <w:t>徒5:37–38</w:t>
+          <w:t>9</w:t>
         </w:r>
       </w:hyperlink>
       <w:r>
         <w:rPr>
           <w:lang w:val="zh_TW" w:bidi="zh_TW"/>
         </w:rPr>
-        <w:t>，</w:t>
-      </w:r>
-      <w:hyperlink r:id="rId47">
+        <w:t>節）；他訴諸腓利門的善意（第</w:t>
+      </w:r>
+      <w:hyperlink r:id="rId68">
         <w:r>
           <w:rPr>
             <w:lang w:val="zh_TW" w:bidi="zh_TW"/>
@@ -1232,14 +1966,86 @@
             <w:color w:val="0000EE"/>
             <w:u w:val="single"/>
           </w:rPr>
-          <w:t>21:38</w:t>
+          <w:t>14</w:t>
         </w:r>
       </w:hyperlink>
       <w:r>
         <w:rPr>
           <w:lang w:val="zh_TW" w:bidi="zh_TW"/>
         </w:rPr>
-        <w:t>）。</w:t>
+        <w:t>節）；他也訴諸個人友誼（第</w:t>
+      </w:r>
+      <w:hyperlink r:id="rId69">
+        <w:r>
+          <w:rPr>
+            <w:lang w:val="zh_TW" w:bidi="zh_TW"/>
+          </w:rPr>
+          <w:rPr>
+            <w:color w:val="0000EE"/>
+            <w:u w:val="single"/>
+          </w:rPr>
+          <w:t>17、20</w:t>
+        </w:r>
+      </w:hyperlink>
+      <w:r>
+        <w:rPr>
+          <w:lang w:val="zh_TW" w:bidi="zh_TW"/>
+        </w:rPr>
+        <w:t>節）；他提出承擔所產生損失的責任（第</w:t>
+      </w:r>
+      <w:hyperlink r:id="rId46">
+        <w:r>
+          <w:rPr>
+            <w:lang w:val="zh_TW" w:bidi="zh_TW"/>
+          </w:rPr>
+          <w:rPr>
+            <w:color w:val="0000EE"/>
+            <w:u w:val="single"/>
+          </w:rPr>
+          <w:t>18</w:t>
+        </w:r>
+      </w:hyperlink>
+      <w:r>
+        <w:rPr>
+          <w:lang w:val="zh_TW" w:bidi="zh_TW"/>
+        </w:rPr>
+        <w:t>節）；他提醒腓利門對保羅的虧欠（第</w:t>
+      </w:r>
+      <w:hyperlink r:id="rId48">
+        <w:r>
+          <w:rPr>
+            <w:lang w:val="zh_TW" w:bidi="zh_TW"/>
+          </w:rPr>
+          <w:rPr>
+            <w:color w:val="0000EE"/>
+            <w:u w:val="single"/>
+          </w:rPr>
+          <w:t>19</w:t>
+        </w:r>
+      </w:hyperlink>
+      <w:r>
+        <w:rPr>
+          <w:lang w:val="zh_TW" w:bidi="zh_TW"/>
+        </w:rPr>
+        <w:t>節）；並且他預告即將到來的會面，假如腓利門拒絕他的請求，就可能會帶來尷尬（第</w:t>
+      </w:r>
+      <w:hyperlink r:id="rId38">
+        <w:r>
+          <w:rPr>
+            <w:lang w:val="zh_TW" w:bidi="zh_TW"/>
+          </w:rPr>
+          <w:rPr>
+            <w:color w:val="0000EE"/>
+            <w:u w:val="single"/>
+          </w:rPr>
+          <w:t>22</w:t>
+        </w:r>
+      </w:hyperlink>
+      <w:r>
+        <w:rPr>
+          <w:lang w:val="zh_TW" w:bidi="zh_TW"/>
+        </w:rPr>
+        <w:t>節）。保羅個人和具牧養性質的方法，友好且充滿熱情，展現了堅定與靈巧之間完美的平衡，又展示了如何通過勸告和懇求，而不是通過強硬的權威壓制，行使真正的基督教領袖權柄。</w:t>
       </w:r>
     </w:p>
     <w:p>
@@ -1251,50 +2057,9 @@
       </w:r>
       <w:r>
         <w:rPr>
-          <w:i/>
-          <w:lang w:val="zh_TW" w:bidi="zh_TW"/>
-        </w:rPr>
-        <w:t>另見</w:t>
-      </w:r>
-      <w:r>
-        <w:rPr>
-          <w:lang w:val="zh_TW" w:bidi="zh_TW"/>
-        </w:rPr>
-        <w:t xml:space="preserve"> </w:t>
-      </w:r>
-      <w:r>
-        <w:rPr>
-          <w:lang w:val="zh_TW" w:bidi="zh_TW"/>
-        </w:rPr>
-        <w:t>第一次猶太起義</w:t>
-      </w:r>
-      <w:r>
-        <w:rPr>
-          <w:lang w:val="zh_TW" w:bidi="zh_TW"/>
-        </w:rPr>
-        <w:t>；</w:t>
-      </w:r>
-      <w:r>
-        <w:rPr>
-          <w:lang w:val="zh_TW" w:bidi="zh_TW"/>
-        </w:rPr>
-        <w:t>猶太教</w:t>
-      </w:r>
-      <w:r>
-        <w:rPr>
-          <w:lang w:val="zh_TW" w:bidi="zh_TW"/>
-        </w:rPr>
-        <w:t>。</w:t>
-      </w:r>
-      <w:r>
-        <w:rPr>
-          <w:lang w:val="zh_TW" w:bidi="zh_TW"/>
-        </w:rPr>
-      </w:r>
-      <w:r>
-        <w:rPr>
-          <w:lang w:val="zh_TW" w:bidi="zh_TW"/>
-        </w:rPr>
+          <w:lang w:val="zh_TW" w:bidi="zh_TW"/>
+        </w:rPr>
+        <w:t>雖然這封書信是聖經最短的書卷之一，但腓利門書是一座永恆的紀念碑，彰顯基督賦予所有人的尊嚴和平等，無論其地位、性別、階級或身份如何。此書卷也為基督徒提供了一個追求有效社會改革的使命和方法。</w:t>
       </w:r>
     </w:p>
     <w:p>
@@ -1304,229 +2069,36 @@
           <w:lang w:val="zh_TW" w:bidi="zh_TW"/>
         </w:rPr>
       </w:r>
-    </w:p>
-    <w:p>
-      <w:pPr>
-        <w:pStyle w:val="Heading2"/>
-      </w:pPr>
-      <w:r>
-        <w:rPr>
-          <w:lang w:val="zh_TW" w:bidi="zh_TW"/>
-        </w:rPr>
-        <w:t>奮銳黨的西門</w:t>
-      </w:r>
-      <w:r>
-        <w:rPr>
-          <w:lang w:val="zh_TW" w:bidi="zh_TW"/>
-        </w:rPr>
-      </w:r>
-    </w:p>
-    <w:p>
-      <w:pPr/>
-      <w:r>
-        <w:rPr>
-          <w:lang w:val="zh_TW" w:bidi="zh_TW"/>
-        </w:rPr>
-      </w:r>
-      <w:r>
-        <w:rPr>
-          <w:lang w:val="zh_TW" w:bidi="zh_TW"/>
-        </w:rPr>
-        <w:t>有英文譯本在</w:t>
-      </w:r>
-      <w:hyperlink r:id="rId34">
-        <w:r>
-          <w:rPr>
-            <w:lang w:val="zh_TW" w:bidi="zh_TW"/>
-          </w:rPr>
-          <w:rPr>
-            <w:color w:val="0000EE"/>
-            <w:u w:val="single"/>
-          </w:rPr>
-          <w:t>馬太福音十章4節</w:t>
-        </w:r>
-      </w:hyperlink>
-      <w:r>
-        <w:rPr>
-          <w:lang w:val="zh_TW" w:bidi="zh_TW"/>
-        </w:rPr>
-        <w:t>和</w:t>
-      </w:r>
-      <w:hyperlink r:id="rId35">
-        <w:r>
-          <w:rPr>
-            <w:lang w:val="zh_TW" w:bidi="zh_TW"/>
-          </w:rPr>
-          <w:rPr>
-            <w:color w:val="0000EE"/>
-            <w:u w:val="single"/>
-          </w:rPr>
-          <w:t>馬可福音三章18節</w:t>
-        </w:r>
-      </w:hyperlink>
-      <w:r>
-        <w:rPr>
-          <w:lang w:val="zh_TW" w:bidi="zh_TW"/>
-        </w:rPr>
-        <w:t>中，將奮銳黨西門的翻譯為Simon the Cananean，</w:t>
-      </w:r>
       <w:r>
         <w:rPr>
           <w:i/>
           <w:lang w:val="zh_TW" w:bidi="zh_TW"/>
         </w:rPr>
-        <w:t>見</w:t>
-      </w:r>
-      <w:r>
-        <w:rPr>
-          <w:lang w:val="zh_TW" w:bidi="zh_TW"/>
-        </w:rPr>
-        <w:t>西門#5</w:t>
-      </w:r>
-      <w:r>
-        <w:rPr>
-          <w:lang w:val="zh_TW" w:bidi="zh_TW"/>
-        </w:rPr>
-        <w:t>。</w:t>
-      </w:r>
-      <w:r>
-        <w:rPr>
-          <w:lang w:val="zh_TW" w:bidi="zh_TW"/>
-        </w:rPr>
-      </w:r>
-      <w:r>
-        <w:rPr>
-          <w:lang w:val="zh_TW" w:bidi="zh_TW"/>
-        </w:rPr>
-      </w:r>
-    </w:p>
-    <w:p>
-      <w:pPr/>
-      <w:r>
-        <w:rPr>
-          <w:lang w:val="zh_TW" w:bidi="zh_TW"/>
-        </w:rPr>
-      </w:r>
-    </w:p>
-    <w:p>
-      <w:pPr>
-        <w:pStyle w:val="Heading2"/>
-      </w:pPr>
-      <w:r>
-        <w:rPr>
-          <w:lang w:val="zh_TW" w:bidi="zh_TW"/>
-        </w:rPr>
-        <w:t>奮銳黨的西門</w:t>
-      </w:r>
-      <w:r>
-        <w:rPr>
-          <w:lang w:val="zh_TW" w:bidi="zh_TW"/>
-        </w:rPr>
-      </w:r>
-    </w:p>
-    <w:p>
-      <w:pPr/>
-      <w:r>
-        <w:rPr>
-          <w:lang w:val="zh_TW" w:bidi="zh_TW"/>
-        </w:rPr>
-      </w:r>
-      <w:r>
-        <w:rPr>
-          <w:lang w:val="zh_TW" w:bidi="zh_TW"/>
-        </w:rPr>
-        <w:t>耶穌的一位門徒（</w:t>
-      </w:r>
-      <w:hyperlink r:id="rId34">
-        <w:r>
-          <w:rPr>
-            <w:lang w:val="zh_TW" w:bidi="zh_TW"/>
-          </w:rPr>
-          <w:rPr>
-            <w:color w:val="0000EE"/>
-            <w:u w:val="single"/>
-          </w:rPr>
-          <w:t>太10:4</w:t>
-        </w:r>
-      </w:hyperlink>
+        <w:t>另見</w:t>
+      </w:r>
+      <w:r>
+        <w:rPr>
+          <w:lang w:val="zh_TW" w:bidi="zh_TW"/>
+        </w:rPr>
+        <w:t xml:space="preserve"> </w:t>
+      </w:r>
+      <w:r>
+        <w:rPr>
+          <w:lang w:val="zh_TW" w:bidi="zh_TW"/>
+        </w:rPr>
+        <w:t>使徒保羅</w:t>
+      </w:r>
       <w:r>
         <w:rPr>
           <w:lang w:val="zh_TW" w:bidi="zh_TW"/>
         </w:rPr>
         <w:t>；</w:t>
       </w:r>
-      <w:hyperlink r:id="rId35">
-        <w:r>
-          <w:rPr>
-            <w:lang w:val="zh_TW" w:bidi="zh_TW"/>
-          </w:rPr>
-          <w:rPr>
-            <w:color w:val="0000EE"/>
-            <w:u w:val="single"/>
-          </w:rPr>
-          <w:t>可3:18</w:t>
-        </w:r>
-      </w:hyperlink>
-      <w:r>
-        <w:rPr>
-          <w:lang w:val="zh_TW" w:bidi="zh_TW"/>
-        </w:rPr>
-        <w:t>；</w:t>
-      </w:r>
-      <w:hyperlink r:id="rId32">
-        <w:r>
-          <w:rPr>
-            <w:lang w:val="zh_TW" w:bidi="zh_TW"/>
-          </w:rPr>
-          <w:rPr>
-            <w:color w:val="0000EE"/>
-            <w:u w:val="single"/>
-          </w:rPr>
-          <w:t>路6:15</w:t>
-        </w:r>
-      </w:hyperlink>
-      <w:r>
-        <w:rPr>
-          <w:lang w:val="zh_TW" w:bidi="zh_TW"/>
-        </w:rPr>
-        <w:t>；</w:t>
-      </w:r>
-      <w:hyperlink r:id="rId33">
-        <w:r>
-          <w:rPr>
-            <w:lang w:val="zh_TW" w:bidi="zh_TW"/>
-          </w:rPr>
-          <w:rPr>
-            <w:color w:val="0000EE"/>
-            <w:u w:val="single"/>
-          </w:rPr>
-          <w:t>徒1:13</w:t>
-        </w:r>
-      </w:hyperlink>
-      <w:r>
-        <w:rPr>
-          <w:lang w:val="zh_TW" w:bidi="zh_TW"/>
-        </w:rPr>
-        <w:t>）。</w:t>
-      </w:r>
-      <w:r>
-        <w:rPr>
-          <w:i/>
-          <w:lang w:val="zh_TW" w:bidi="zh_TW"/>
-        </w:rPr>
-        <w:t>見</w:t>
-      </w:r>
-      <w:r>
-        <w:rPr>
-          <w:lang w:val="zh_TW" w:bidi="zh_TW"/>
-        </w:rPr>
-        <w:t xml:space="preserve"> </w:t>
-      </w:r>
-      <w:r>
-        <w:rPr>
-          <w:lang w:val="zh_TW" w:bidi="zh_TW"/>
-        </w:rPr>
-        <w:t>西門#5</w:t>
+      <w:r>
+        <w:rPr>
+          <w:lang w:val="zh_TW" w:bidi="zh_TW"/>
+        </w:rPr>
+        <w:t>腓利門（人）</w:t>
       </w:r>
       <w:r>
         <w:rPr>
@@ -3434,6 +4006,12 @@
   </w:num>
   <w:num w:numId="13" w16cid:durableId="592781308">
     <w:abstractNumId w:val="11"/>
+  </w:num>
+  <w:num w:numId="14">
+    <w:abstractNumId w:val="3"/>
+    <w:lvlOverride w:ilvl="0">
+      <w:startOverride w:val="1"/>
+    </w:lvlOverride>
   </w:num>
   <w:numIdMacAtCleanup w:val="10"/>
 </w:numbering>

--- a/zht/docx/034.content.docx
+++ b/zht/docx/034.content.docx
@@ -19,7 +19,7 @@
         <w:rPr>
           <w:lang w:val="zh_TW" w:bidi="zh_TW"/>
         </w:rPr>
-        <w:t>Resource: 聖經詞典 (Tyndale)</w:t>
+        <w:t>Resource: Tyndale Open Bible Dictionary</w:t>
       </w:r>
       <w:r>
         <w:rPr>
@@ -112,7 +112,7 @@
         <w:rPr>
           <w:lang w:val="zh_TW" w:bidi="zh_TW"/>
         </w:rPr>
-        <w:t>聖經詞典 (Tyndale)</w:t>
+        <w:t>Tyndale Open Bible Dictionary</w:t>
       </w:r>
     </w:p>
     <w:p>
@@ -149,7 +149,7 @@
         <w:rPr>
           <w:lang w:val="zh_TW" w:bidi="zh_TW"/>
         </w:rPr>
-        <w:t>fei</w:t>
+        <w:t>en</w:t>
       </w:r>
       <w:r>
         <w:rPr>
@@ -212,685 +212,7 @@
         <w:rPr>
           <w:lang w:val="zh_TW" w:bidi="zh_TW"/>
         </w:rPr>
-        <w:t>腓力</w:t>
-      </w:r>
-      <w:r>
-        <w:rPr>
-          <w:lang w:val="zh_TW" w:bidi="zh_TW"/>
-        </w:rPr>
-      </w:r>
-    </w:p>
-    <w:p>
-      <w:pPr>
-        <w:pStyle w:val="ListNumber"/>
-        <w:numPr>
-          <w:ilvl w:val="0"/>
-          <w:numId w:val="14"/>
-        </w:numPr>
-        <w:spacing w:line="240" w:lineRule="auto"/>
-        <w:ind w:left="720"/>
-      </w:pPr>
-      <w:r>
-        <w:rPr>
-          <w:lang w:val="zh_TW" w:bidi="zh_TW"/>
-        </w:rPr>
-      </w:r>
-      <w:r>
-        <w:rPr>
-          <w:lang w:val="zh_TW" w:bidi="zh_TW"/>
-        </w:rPr>
-        <w:t>耶穌的使徒。腓力的名字在十二使徒的名單中排在第五位，位於兩對兄弟西門彼得和安得烈、雅各和約翰之後（</w:t>
-      </w:r>
-      <w:hyperlink r:id="rId13">
-        <w:r>
-          <w:rPr>
-            <w:lang w:val="zh_TW" w:bidi="zh_TW"/>
-          </w:rPr>
-          <w:rPr>
-            <w:color w:val="0000EE"/>
-            <w:u w:val="single"/>
-          </w:rPr>
-          <w:t>太10:3</w:t>
-        </w:r>
-      </w:hyperlink>
-      <w:r>
-        <w:rPr>
-          <w:lang w:val="zh_TW" w:bidi="zh_TW"/>
-        </w:rPr>
-        <w:t>；</w:t>
-      </w:r>
-      <w:hyperlink r:id="rId14">
-        <w:r>
-          <w:rPr>
-            <w:lang w:val="zh_TW" w:bidi="zh_TW"/>
-          </w:rPr>
-          <w:rPr>
-            <w:color w:val="0000EE"/>
-            <w:u w:val="single"/>
-          </w:rPr>
-          <w:t>可3:18</w:t>
-        </w:r>
-      </w:hyperlink>
-      <w:r>
-        <w:rPr>
-          <w:lang w:val="zh_TW" w:bidi="zh_TW"/>
-        </w:rPr>
-        <w:t>；</w:t>
-      </w:r>
-      <w:hyperlink r:id="rId15">
-        <w:r>
-          <w:rPr>
-            <w:lang w:val="zh_TW" w:bidi="zh_TW"/>
-          </w:rPr>
-          <w:rPr>
-            <w:color w:val="0000EE"/>
-            <w:u w:val="single"/>
-          </w:rPr>
-          <w:t>路6:14</w:t>
-        </w:r>
-      </w:hyperlink>
-      <w:r>
-        <w:rPr>
-          <w:lang w:val="zh_TW" w:bidi="zh_TW"/>
-        </w:rPr>
-        <w:t>）。使徒約翰記載，當施洗約翰提到耶穌說「看哪，這是神的羔羊！」時，他的兩個門徒開始跟隨耶穌。其中一位是安得烈，他隨即對他哥哥西門彼得說：「我們遇見彌賽亞了」，並把他帶到耶穌面前。（另一位未提名的門徒很可能就是寫這段經文的約翰。）</w:t>
-        <w:br/>
-      </w:r>
-      <w:r>
-        <w:rPr>
-          <w:lang w:val="zh_TW" w:bidi="zh_TW"/>
-        </w:rPr>
-        <w:t>第二天，耶穌去了加利利，找到腓力並呼召他：「來跟從我吧。」約翰補充說腓力是伯賽大的人。腓力隨即找到拿但業並告訴他：「摩西在律法上所寫的和眾先知所記的那一位，我們遇見了」，並邀請拿但業前來親自看看（</w:t>
-      </w:r>
-      <w:hyperlink r:id="rId16">
-        <w:r>
-          <w:rPr>
-            <w:lang w:val="zh_TW" w:bidi="zh_TW"/>
-          </w:rPr>
-          <w:rPr>
-            <w:color w:val="0000EE"/>
-            <w:u w:val="single"/>
-          </w:rPr>
-          <w:t>約1:35–51</w:t>
-        </w:r>
-      </w:hyperlink>
-      <w:r>
-        <w:rPr>
-          <w:lang w:val="zh_TW" w:bidi="zh_TW"/>
-        </w:rPr>
-        <w:t>）。這段記載顯示腓力是最早跟隨耶穌的人之一，並迅速地邀請其他人也來跟從耶穌。</w:t>
-        <w:br/>
-      </w:r>
-      <w:r>
-        <w:rPr>
-          <w:lang w:val="zh_TW" w:bidi="zh_TW"/>
-        </w:rPr>
-        <w:t>腓力像其他使徒一樣，對基督的身分和大能仍有許多要學習的地方。在耶穌使五千人飽足的神蹟中，耶穌問腓力：「我們從哪裏買餅叫這些人吃呢？」腓力困惑地回答說，即使有二十兩銀子（相當於半年的工資）也買不到足夠的餅分給每個人（</w:t>
-      </w:r>
-      <w:hyperlink r:id="rId17">
-        <w:r>
-          <w:rPr>
-            <w:lang w:val="zh_TW" w:bidi="zh_TW"/>
-          </w:rPr>
-          <w:rPr>
-            <w:color w:val="0000EE"/>
-            <w:u w:val="single"/>
-          </w:rPr>
-          <w:t>約6:5–7</w:t>
-        </w:r>
-      </w:hyperlink>
-      <w:r>
-        <w:rPr>
-          <w:lang w:val="zh_TW" w:bidi="zh_TW"/>
-        </w:rPr>
-        <w:t>）。隨後的神蹟教導他，萬物的主能夠餵飽一大群人。</w:t>
-        <w:br/>
-      </w:r>
-      <w:r>
-        <w:rPr>
-          <w:lang w:val="zh_TW" w:bidi="zh_TW"/>
-        </w:rPr>
-        <w:t>腓力下一次出現是在耶路撒冷，在基督榮耀進城後。「有幾個希臘人」（說希臘話的非猶太人）來見腓力，請求「先生，我們願意見耶穌。」腓力告訴安得烈，兩人一同去帶他們去見耶穌（</w:t>
-      </w:r>
-      <w:hyperlink r:id="rId18">
-        <w:r>
-          <w:rPr>
-            <w:lang w:val="zh_TW" w:bidi="zh_TW"/>
-          </w:rPr>
-          <w:rPr>
-            <w:color w:val="0000EE"/>
-            <w:u w:val="single"/>
-          </w:rPr>
-          <w:t>12:20–22</w:t>
-        </w:r>
-      </w:hyperlink>
-      <w:r>
-        <w:rPr>
-          <w:lang w:val="zh_TW" w:bidi="zh_TW"/>
-        </w:rPr>
-        <w:t>）。這顯示腓力是一個容易接近的人，且懂得希臘文。</w:t>
-        <w:br/>
-      </w:r>
-      <w:r>
-        <w:rPr>
-          <w:lang w:val="zh_TW" w:bidi="zh_TW"/>
-        </w:rPr>
-        <w:t>在耶穌被捕的前一晚，耶穌與祂的跟隨者在樓房（即樓上的房間）裡會面。在這次會議中，腓力對耶穌說：「求主將父顯給我們看，我們就知足了。」耶穌利用這個時機教導腓力更多。腓力對神非常忠誠，或許他希望耶穌能顯示神的奇妙榮光，這類似於摩西在</w:t>
-      </w:r>
-      <w:hyperlink r:id="rId19">
-        <w:r>
-          <w:rPr>
-            <w:lang w:val="zh_TW" w:bidi="zh_TW"/>
-          </w:rPr>
-          <w:rPr>
-            <w:color w:val="0000EE"/>
-            <w:u w:val="single"/>
-          </w:rPr>
-          <w:t>出埃及記三十三章18節</w:t>
-        </w:r>
-      </w:hyperlink>
-      <w:r>
-        <w:rPr>
-          <w:lang w:val="zh_TW" w:bidi="zh_TW"/>
-        </w:rPr>
-        <w:t>中求見神的榮光。然而，耶穌教導他，祂自己就是父顯於人前的完全啟示（</w:t>
-      </w:r>
-      <w:hyperlink r:id="rId20">
-        <w:r>
-          <w:rPr>
-            <w:lang w:val="zh_TW" w:bidi="zh_TW"/>
-          </w:rPr>
-          <w:rPr>
-            <w:color w:val="0000EE"/>
-            <w:u w:val="single"/>
-          </w:rPr>
-          <w:t>約14:8–10</w:t>
-        </w:r>
-      </w:hyperlink>
-      <w:r>
-        <w:rPr>
-          <w:lang w:val="zh_TW" w:bidi="zh_TW"/>
-        </w:rPr>
-        <w:t>）。</w:t>
-        <w:br/>
-      </w:r>
-      <w:r>
-        <w:rPr>
-          <w:lang w:val="zh_TW" w:bidi="zh_TW"/>
-        </w:rPr>
-        <w:t>常有人會混淆使徒腓力和傳福音的腓力（下文#2所提到的那一位）。腓力可能在多處傳道，最後定居於羅馬亞細亞省的希拉坡里，直至去世。他是死於自然原因還是殉道（因信仰而被殺）則無法確定。</w:t>
-        <w:br/>
-      </w:r>
-      <w:r>
-        <w:rPr>
-          <w:i/>
-          <w:lang w:val="zh_TW" w:bidi="zh_TW"/>
-        </w:rPr>
-        <w:t>另見</w:t>
-      </w:r>
-      <w:r>
-        <w:rPr>
-          <w:lang w:val="zh_TW" w:bidi="zh_TW"/>
-        </w:rPr>
-        <w:t xml:space="preserve"> </w:t>
-      </w:r>
-      <w:r>
-        <w:rPr>
-          <w:lang w:val="zh_TW" w:bidi="zh_TW"/>
-        </w:rPr>
-        <w:t>使徒、使徒職分</w:t>
-      </w:r>
-      <w:r>
-        <w:rPr>
-          <w:lang w:val="zh_TW" w:bidi="zh_TW"/>
-        </w:rPr>
-        <w:t>。</w:t>
-      </w:r>
-    </w:p>
-    <w:p>
-      <w:pPr>
-        <w:pStyle w:val="ListNumber"/>
-        <w:spacing w:line="240" w:lineRule="auto"/>
-        <w:ind w:left="720"/>
-      </w:pPr>
-      <w:r>
-        <w:rPr>
-          <w:lang w:val="zh_TW" w:bidi="zh_TW"/>
-        </w:rPr>
-      </w:r>
-      <w:r>
-        <w:rPr>
-          <w:lang w:val="zh_TW" w:bidi="zh_TW"/>
-        </w:rPr>
-        <w:t>一位希臘化的猶太人（說希臘話並遵循希臘習俗的人），他成為基督的跟隨者。腓利是七位被選派負責管理耶路撒冷基督徒群體中貧困寡婦事工的人之一。</w:t>
-        <w:br/>
-      </w:r>
-      <w:r>
-        <w:rPr>
-          <w:lang w:val="zh_TW" w:bidi="zh_TW"/>
-        </w:rPr>
-        <w:t>包括腓利在內，這些人全都有希臘名字。其中一人叫尼哥拉，他是歸信猶太教的外邦人。儘管從記載中並不完全確定他們是否被視為正式的執事，但這事件通常被認為是教會中設立一特殊幫助群體的開始，這群體稱為執事（</w:t>
-      </w:r>
-      <w:hyperlink r:id="rId21">
-        <w:r>
-          <w:rPr>
-            <w:lang w:val="zh_TW" w:bidi="zh_TW"/>
-          </w:rPr>
-          <w:rPr>
-            <w:color w:val="0000EE"/>
-            <w:u w:val="single"/>
-          </w:rPr>
-          <w:t>徒6:1–7</w:t>
-        </w:r>
-      </w:hyperlink>
-      <w:r>
-        <w:rPr>
-          <w:lang w:val="zh_TW" w:bidi="zh_TW"/>
-        </w:rPr>
-        <w:t>）。在這七人中，新約中只記載了司提反和腓利更多的事蹟。他們被描述為有好名聲，滿有聖靈和智慧的人（</w:t>
-      </w:r>
-      <w:hyperlink r:id="rId22">
-        <w:r>
-          <w:rPr>
-            <w:lang w:val="zh_TW" w:bidi="zh_TW"/>
-          </w:rPr>
-          <w:rPr>
-            <w:color w:val="0000EE"/>
-            <w:u w:val="single"/>
-          </w:rPr>
-          <w:t>3</w:t>
-        </w:r>
-      </w:hyperlink>
-      <w:r>
-        <w:rPr>
-          <w:lang w:val="zh_TW" w:bidi="zh_TW"/>
-        </w:rPr>
-        <w:t>節）。</w:t>
-        <w:br/>
-      </w:r>
-      <w:r>
-        <w:rPr>
-          <w:lang w:val="zh_TW" w:bidi="zh_TW"/>
-        </w:rPr>
-        <w:t>腓利被稱為「傳福音的腓利」，這是從</w:t>
-      </w:r>
-      <w:hyperlink r:id="rId23">
-        <w:r>
-          <w:rPr>
-            <w:lang w:val="zh_TW" w:bidi="zh_TW"/>
-          </w:rPr>
-          <w:rPr>
-            <w:color w:val="0000EE"/>
-            <w:u w:val="single"/>
-          </w:rPr>
-          <w:t>使徒行傳二十一章8節</w:t>
-        </w:r>
-      </w:hyperlink>
-      <w:r>
-        <w:rPr>
-          <w:lang w:val="zh_TW" w:bidi="zh_TW"/>
-        </w:rPr>
-        <w:t>中明確得知的。這個名號實至名歸，當掃羅逼迫耶路撒冷的基督徒時，腓利去了撒馬利亞並大有能力地宣講福音，結果許多人滿心歡喜地歸信基督（</w:t>
-      </w:r>
-      <w:hyperlink r:id="rId24">
-        <w:r>
-          <w:rPr>
-            <w:lang w:val="zh_TW" w:bidi="zh_TW"/>
-          </w:rPr>
-          <w:rPr>
-            <w:color w:val="0000EE"/>
-            <w:u w:val="single"/>
-          </w:rPr>
-          <w:t>徒8:1–8</w:t>
-        </w:r>
-      </w:hyperlink>
-      <w:r>
-        <w:rPr>
-          <w:lang w:val="zh_TW" w:bidi="zh_TW"/>
-        </w:rPr>
-        <w:t>）。</w:t>
-        <w:br/>
-      </w:r>
-      <w:r>
-        <w:rPr>
-          <w:lang w:val="zh_TW" w:bidi="zh_TW"/>
-        </w:rPr>
-        <w:t>神呼召腓利離開撒馬利亞，前往南地的曠野。腓利的事工充滿能力且成功，因此，離開並前往其它地方似乎很奇怪且愚蠢。但腓利聽從並順服神。</w:t>
-        <w:br/>
-      </w:r>
-      <w:r>
-        <w:rPr>
-          <w:lang w:val="zh_TW" w:bidi="zh_TW"/>
-        </w:rPr>
-        <w:t>在曠野中，雖然沒有群眾，卻遇見了一位重要的衣索匹亞的官員。這人剛從耶路撒冷拜訪完畢，正返回非洲。腓利意識到神有充分的理由派他到那裡。這位衣索匹亞人正在閱讀</w:t>
-      </w:r>
-      <w:hyperlink r:id="rId25">
-        <w:r>
-          <w:rPr>
-            <w:lang w:val="zh_TW" w:bidi="zh_TW"/>
-          </w:rPr>
-          <w:rPr>
-            <w:color w:val="0000EE"/>
-            <w:u w:val="single"/>
-          </w:rPr>
-          <w:t>以賽亞書五十三章</w:t>
-        </w:r>
-      </w:hyperlink>
-      <w:r>
-        <w:rPr>
-          <w:lang w:val="zh_TW" w:bidi="zh_TW"/>
-        </w:rPr>
-        <w:t>，這是舊約中重要的福音章節。</w:t>
-        <w:br/>
-      </w:r>
-      <w:r>
-        <w:rPr>
-          <w:lang w:val="zh_TW" w:bidi="zh_TW"/>
-        </w:rPr>
-        <w:t>腓利告訴他這預言是關於耶穌基督的。這衣索匹亞人信了並受洗，滿心歡喜地繼續前行（</w:t>
-      </w:r>
-      <w:hyperlink r:id="rId26">
-        <w:r>
-          <w:rPr>
-            <w:lang w:val="zh_TW" w:bidi="zh_TW"/>
-          </w:rPr>
-          <w:rPr>
-            <w:color w:val="0000EE"/>
-            <w:u w:val="single"/>
-          </w:rPr>
-          <w:t>25–40</w:t>
-        </w:r>
-      </w:hyperlink>
-      <w:r>
-        <w:rPr>
-          <w:lang w:val="zh_TW" w:bidi="zh_TW"/>
-        </w:rPr>
-        <w:t>節）。這個人的歸信意味著腓利成為第一位向外邦人傳福音的人，且福音藉由這位衣索匹亞人傳到非洲大陸。</w:t>
-        <w:br/>
-      </w:r>
-      <w:r>
-        <w:rPr>
-          <w:lang w:val="zh_TW" w:bidi="zh_TW"/>
-        </w:rPr>
-        <w:t>當時的猶太人為自己的民族感到驕傲，且視撒馬利亞人為不潔。撒馬利亞人是猶太人與非猶太人的混血族群。猶太人也認為非猶太人（稱為外邦人）不潔。然而腓利不同，他樂於向撒馬利亞人和這位衣索匹亞人傳講耶穌的事。腓利的行動顯示了耶穌的福音是為所有人預備的，無論他們的來歷或所屬的群體。腓利的工作證明了神的愛藉著耶穌白白賜給所有人。</w:t>
-        <w:br/>
-      </w:r>
-      <w:r>
-        <w:rPr>
-          <w:lang w:val="zh_TW" w:bidi="zh_TW"/>
-        </w:rPr>
-        <w:t>腓利後來住在海岸邊的凱撒利亞，並在使徒保羅第三次宣教之旅結束時，接待了保羅和路加。路加記載腓力有四個未婚的女兒，她們都是女先知（</w:t>
-      </w:r>
-      <w:hyperlink r:id="rId27">
-        <w:r>
-          <w:rPr>
-            <w:lang w:val="zh_TW" w:bidi="zh_TW"/>
-          </w:rPr>
-          <w:rPr>
-            <w:color w:val="0000EE"/>
-            <w:u w:val="single"/>
-          </w:rPr>
-          <w:t>徒21:8–9</w:t>
-        </w:r>
-      </w:hyperlink>
-      <w:r>
-        <w:rPr>
-          <w:lang w:val="zh_TW" w:bidi="zh_TW"/>
-        </w:rPr>
-        <w:t>）。不久之後，保羅在凱撒利亞被拘留兩年，腓力的善意和友誼，對保羅應是莫大的安慰（</w:t>
-      </w:r>
-      <w:hyperlink r:id="rId28">
-        <w:r>
-          <w:rPr>
-            <w:lang w:val="zh_TW" w:bidi="zh_TW"/>
-          </w:rPr>
-          <w:rPr>
-            <w:color w:val="0000EE"/>
-            <w:u w:val="single"/>
-          </w:rPr>
-          <w:t>23:31–35，</w:t>
-        </w:r>
-      </w:hyperlink>
-      <w:hyperlink r:id="rId29">
-        <w:r>
-          <w:rPr>
-            <w:lang w:val="zh_TW" w:bidi="zh_TW"/>
-          </w:rPr>
-          <w:rPr>
-            <w:color w:val="0000EE"/>
-            <w:u w:val="single"/>
-          </w:rPr>
-          <w:t>24:23、27</w:t>
-        </w:r>
-      </w:hyperlink>
-      <w:r>
-        <w:rPr>
-          <w:lang w:val="zh_TW" w:bidi="zh_TW"/>
-        </w:rPr>
-        <w:t>）。</w:t>
-      </w:r>
-    </w:p>
-    <w:p>
-      <w:pPr>
-        <w:pStyle w:val="ListNumber"/>
-        <w:spacing w:line="240" w:lineRule="auto"/>
-        <w:ind w:left="720"/>
-      </w:pPr>
-      <w:r>
-        <w:rPr>
-          <w:lang w:val="zh_TW" w:bidi="zh_TW"/>
-        </w:rPr>
-      </w:r>
-      <w:r>
-        <w:rPr>
-          <w:lang w:val="zh_TW" w:bidi="zh_TW"/>
-        </w:rPr>
-        <w:t>另一位腓力是大希律與</w:t>
-      </w:r>
-      <w:r>
-        <w:rPr>
-          <w:lang w:val="zh_TW" w:bidi="zh_TW"/>
-        </w:rPr>
-        <w:t>克麗奧佩特拉（</w:t>
-      </w:r>
-      <w:r>
-        <w:rPr>
-          <w:lang w:val="zh_TW" w:bidi="zh_TW"/>
-        </w:rPr>
-        <w:t>Cleopatra</w:t>
-      </w:r>
-      <w:r>
-        <w:rPr>
-          <w:lang w:val="zh_TW" w:bidi="zh_TW"/>
-        </w:rPr>
-        <w:t>）</w:t>
-      </w:r>
-      <w:r>
-        <w:rPr>
-          <w:lang w:val="zh_TW" w:bidi="zh_TW"/>
-        </w:rPr>
-        <w:t>之子，安提帕的同父異母兄弟，安提帕的母親是馬爾他斯（Malthace）。他在</w:t>
-      </w:r>
-      <w:hyperlink r:id="rId30">
-        <w:r>
-          <w:rPr>
-            <w:lang w:val="zh_TW" w:bidi="zh_TW"/>
-          </w:rPr>
-          <w:rPr>
-            <w:color w:val="0000EE"/>
-            <w:u w:val="single"/>
-          </w:rPr>
-          <w:t>路加福音三章1節</w:t>
-        </w:r>
-      </w:hyperlink>
-      <w:r>
-        <w:rPr>
-          <w:lang w:val="zh_TW" w:bidi="zh_TW"/>
-        </w:rPr>
-        <w:t>中被稱為希律。安提帕在公元前4年到公元39年間擔任比利亞和加利利的分封王（巡撫），而腓力則在加利利東北部的以土利亞和特拉可尼地方及某些其它領地任分封王37年（從公元前4年到公元33年）。他的妻子是他的姪女撒羅米（Salome），她曾為希律跳舞，並要求得到施洗約翰的首級作為報酬（</w:t>
-      </w:r>
-      <w:hyperlink r:id="rId31">
-        <w:r>
-          <w:rPr>
-            <w:lang w:val="zh_TW" w:bidi="zh_TW"/>
-          </w:rPr>
-          <w:rPr>
-            <w:color w:val="0000EE"/>
-            <w:u w:val="single"/>
-          </w:rPr>
-          <w:t>太14:3–12</w:t>
-        </w:r>
-      </w:hyperlink>
-      <w:r>
-        <w:rPr>
-          <w:lang w:val="zh_TW" w:bidi="zh_TW"/>
-        </w:rPr>
-        <w:t>；</w:t>
-      </w:r>
-      <w:hyperlink r:id="rId32">
-        <w:r>
-          <w:rPr>
-            <w:lang w:val="zh_TW" w:bidi="zh_TW"/>
-          </w:rPr>
-          <w:rPr>
-            <w:color w:val="0000EE"/>
-            <w:u w:val="single"/>
-          </w:rPr>
-          <w:t>可6:17–29</w:t>
-        </w:r>
-      </w:hyperlink>
-      <w:r>
-        <w:rPr>
-          <w:lang w:val="zh_TW" w:bidi="zh_TW"/>
-        </w:rPr>
-        <w:t>）。</w:t>
-        <w:br/>
-      </w:r>
-      <w:r>
-        <w:rPr>
-          <w:i/>
-          <w:lang w:val="zh_TW" w:bidi="zh_TW"/>
-        </w:rPr>
-        <w:t>另見</w:t>
-      </w:r>
-      <w:r>
-        <w:rPr>
-          <w:lang w:val="zh_TW" w:bidi="zh_TW"/>
-        </w:rPr>
-        <w:t xml:space="preserve"> </w:t>
-      </w:r>
-      <w:r>
-        <w:rPr>
-          <w:lang w:val="zh_TW" w:bidi="zh_TW"/>
-        </w:rPr>
-        <w:t>希律、希律家族</w:t>
-      </w:r>
-      <w:r>
-        <w:rPr>
-          <w:lang w:val="zh_TW" w:bidi="zh_TW"/>
-        </w:rPr>
-        <w:t>。</w:t>
-      </w:r>
-    </w:p>
-    <w:p>
-      <w:pPr>
-        <w:pStyle w:val="ListNumber"/>
-        <w:spacing w:line="240" w:lineRule="auto"/>
-        <w:ind w:left="720"/>
-      </w:pPr>
-      <w:r>
-        <w:rPr>
-          <w:lang w:val="zh_TW" w:bidi="zh_TW"/>
-        </w:rPr>
-      </w:r>
-      <w:r>
-        <w:rPr>
-          <w:lang w:val="zh_TW" w:bidi="zh_TW"/>
-        </w:rPr>
-        <w:t>最後一位腓力是大希律和</w:t>
-      </w:r>
-      <w:r>
-        <w:rPr>
-          <w:lang w:val="zh_TW" w:bidi="zh_TW"/>
-        </w:rPr>
-        <w:t>瑪利暗（</w:t>
-      </w:r>
-      <w:r>
-        <w:rPr>
-          <w:lang w:val="zh_TW" w:bidi="zh_TW"/>
-        </w:rPr>
-        <w:t>Mariamne</w:t>
-      </w:r>
-      <w:r>
-        <w:rPr>
-          <w:lang w:val="zh_TW" w:bidi="zh_TW"/>
-        </w:rPr>
-        <w:t>）</w:t>
-      </w:r>
-      <w:r>
-        <w:rPr>
-          <w:lang w:val="zh_TW" w:bidi="zh_TW"/>
-        </w:rPr>
-        <w:t>的兒子，也是撒羅米的母親希羅底的丈夫。希羅底拋棄他，轉而成為他的同父異母兄弟希律安提帕的情婦。因這不道德的關係，施洗約翰責備希律，而施洗約翰後來也因此被囚，最後被斬首（</w:t>
-      </w:r>
-      <w:hyperlink r:id="rId31">
-        <w:r>
-          <w:rPr>
-            <w:lang w:val="zh_TW" w:bidi="zh_TW"/>
-          </w:rPr>
-          <w:rPr>
-            <w:color w:val="0000EE"/>
-            <w:u w:val="single"/>
-          </w:rPr>
-          <w:t>太14:3–12</w:t>
-        </w:r>
-      </w:hyperlink>
-      <w:r>
-        <w:rPr>
-          <w:lang w:val="zh_TW" w:bidi="zh_TW"/>
-        </w:rPr>
-        <w:t>；</w:t>
-      </w:r>
-      <w:hyperlink r:id="rId32">
-        <w:r>
-          <w:rPr>
-            <w:lang w:val="zh_TW" w:bidi="zh_TW"/>
-          </w:rPr>
-          <w:rPr>
-            <w:color w:val="0000EE"/>
-            <w:u w:val="single"/>
-          </w:rPr>
-          <w:t>可6:17–29</w:t>
-        </w:r>
-      </w:hyperlink>
-      <w:r>
-        <w:rPr>
-          <w:lang w:val="zh_TW" w:bidi="zh_TW"/>
-        </w:rPr>
-        <w:t>；</w:t>
-      </w:r>
-      <w:hyperlink r:id="rId33">
-        <w:r>
-          <w:rPr>
-            <w:lang w:val="zh_TW" w:bidi="zh_TW"/>
-          </w:rPr>
-          <w:rPr>
-            <w:color w:val="0000EE"/>
-            <w:u w:val="single"/>
-          </w:rPr>
-          <w:t>路3:19–20</w:t>
-        </w:r>
-      </w:hyperlink>
-      <w:r>
-        <w:rPr>
-          <w:lang w:val="zh_TW" w:bidi="zh_TW"/>
-        </w:rPr>
-        <w:t>）。</w:t>
-      </w:r>
-      <w:r>
-        <w:rPr>
-          <w:lang w:val="zh_TW" w:bidi="zh_TW"/>
-        </w:rPr>
+        <w:t>恩慈</w:t>
       </w:r>
       <w:r>
         <w:rPr>
@@ -905,21 +227,11 @@
           <w:lang w:val="zh_TW" w:bidi="zh_TW"/>
         </w:rPr>
       </w:r>
-    </w:p>
-    <w:p>
-      <w:pPr>
-        <w:pStyle w:val="Heading2"/>
-      </w:pPr>
-      <w:r>
-        <w:rPr>
-          <w:lang w:val="zh_TW" w:bidi="zh_TW"/>
-        </w:rPr>
-        <w:t>腓利門書</w:t>
-      </w:r>
-      <w:r>
-        <w:rPr>
-          <w:lang w:val="zh_TW" w:bidi="zh_TW"/>
-        </w:rPr>
+      <w:r>
+        <w:rPr>
+          <w:lang w:val="zh_TW" w:bidi="zh_TW"/>
+        </w:rPr>
+        <w:t>恩慈（kindess）是一種生活方式，包含愛的關懷、理解、友善、耐心、溫柔和良善。它不僅體現在言語和行為上，更在於選擇以某種方式行事，而非僅僅受情感的驅使。</w:t>
       </w:r>
     </w:p>
     <w:p>
@@ -933,7 +245,223 @@
         <w:rPr>
           <w:lang w:val="zh_TW" w:bidi="zh_TW"/>
         </w:rPr>
-        <w:t>保羅最短的監獄書信。</w:t>
+        <w:t>聖經中有許多關於恩慈的故事：</w:t>
+      </w:r>
+    </w:p>
+    <w:p>
+      <w:pPr>
+        <w:pStyle w:val="ListBullet"/>
+        <w:spacing w:line="240" w:lineRule="auto"/>
+        <w:ind w:left="720"/>
+      </w:pPr>
+      <w:r>
+        <w:rPr>
+          <w:lang w:val="zh_TW" w:bidi="zh_TW"/>
+        </w:rPr>
+      </w:r>
+      <w:r>
+        <w:rPr>
+          <w:lang w:val="zh_TW" w:bidi="zh_TW"/>
+        </w:rPr>
+        <w:t>約瑟請求法老的僕人恩慈地向法老提起他（</w:t>
+      </w:r>
+      <w:hyperlink r:id="rId13">
+        <w:r>
+          <w:rPr>
+            <w:lang w:val="zh_TW" w:bidi="zh_TW"/>
+          </w:rPr>
+          <w:rPr>
+            <w:color w:val="0000EE"/>
+            <w:u w:val="single"/>
+          </w:rPr>
+          <w:t>創40:14</w:t>
+        </w:r>
+      </w:hyperlink>
+      <w:r>
+        <w:rPr>
+          <w:lang w:val="zh_TW" w:bidi="zh_TW"/>
+        </w:rPr>
+        <w:t>）。</w:t>
+      </w:r>
+    </w:p>
+    <w:p>
+      <w:pPr>
+        <w:pStyle w:val="ListBullet"/>
+        <w:spacing w:line="240" w:lineRule="auto"/>
+        <w:ind w:left="720"/>
+      </w:pPr>
+      <w:r>
+        <w:rPr>
+          <w:lang w:val="zh_TW" w:bidi="zh_TW"/>
+        </w:rPr>
+      </w:r>
+      <w:r>
+        <w:rPr>
+          <w:lang w:val="zh_TW" w:bidi="zh_TW"/>
+        </w:rPr>
+        <w:t>喇合因為在家中保護了兩個以色列的探子，請求以色列人以恩慈對待她（</w:t>
+      </w:r>
+      <w:hyperlink r:id="rId14">
+        <w:r>
+          <w:rPr>
+            <w:lang w:val="zh_TW" w:bidi="zh_TW"/>
+          </w:rPr>
+          <w:rPr>
+            <w:color w:val="0000EE"/>
+            <w:u w:val="single"/>
+          </w:rPr>
+          <w:t>書2:12</w:t>
+        </w:r>
+      </w:hyperlink>
+      <w:r>
+        <w:rPr>
+          <w:lang w:val="zh_TW" w:bidi="zh_TW"/>
+        </w:rPr>
+        <w:t>）。</w:t>
+      </w:r>
+    </w:p>
+    <w:p>
+      <w:pPr>
+        <w:pStyle w:val="ListBullet"/>
+        <w:spacing w:line="240" w:lineRule="auto"/>
+        <w:ind w:left="720"/>
+      </w:pPr>
+      <w:r>
+        <w:rPr>
+          <w:lang w:val="zh_TW" w:bidi="zh_TW"/>
+        </w:rPr>
+      </w:r>
+      <w:r>
+        <w:rPr>
+          <w:lang w:val="zh_TW" w:bidi="zh_TW"/>
+        </w:rPr>
+        <w:t>掃羅在攻擊亞瑪力人之前，請基尼人離開亞瑪力人的領土。因為他不願意與亞瑪力人一起殺害基尼人，他們曾在以色列出埃及時對他們表現出恩慈（</w:t>
+      </w:r>
+      <w:hyperlink r:id="rId15">
+        <w:r>
+          <w:rPr>
+            <w:lang w:val="zh_TW" w:bidi="zh_TW"/>
+          </w:rPr>
+          <w:rPr>
+            <w:color w:val="0000EE"/>
+            <w:u w:val="single"/>
+          </w:rPr>
+          <w:t>撒上15:6</w:t>
+        </w:r>
+      </w:hyperlink>
+      <w:r>
+        <w:rPr>
+          <w:lang w:val="zh_TW" w:bidi="zh_TW"/>
+        </w:rPr>
+        <w:t>）。</w:t>
+      </w:r>
+    </w:p>
+    <w:p>
+      <w:pPr>
+        <w:pStyle w:val="ListBullet"/>
+        <w:spacing w:line="240" w:lineRule="auto"/>
+        <w:ind w:left="720"/>
+      </w:pPr>
+      <w:r>
+        <w:rPr>
+          <w:lang w:val="zh_TW" w:bidi="zh_TW"/>
+        </w:rPr>
+      </w:r>
+      <w:r>
+        <w:rPr>
+          <w:lang w:val="zh_TW" w:bidi="zh_TW"/>
+        </w:rPr>
+        <w:t>大衛讚揚基列‧雅比人埋葬掃羅的遺體（</w:t>
+      </w:r>
+      <w:hyperlink r:id="rId16">
+        <w:r>
+          <w:rPr>
+            <w:lang w:val="zh_TW" w:bidi="zh_TW"/>
+          </w:rPr>
+          <w:rPr>
+            <w:color w:val="0000EE"/>
+            <w:u w:val="single"/>
+          </w:rPr>
+          <w:t>撒下2:5</w:t>
+        </w:r>
+      </w:hyperlink>
+      <w:r>
+        <w:rPr>
+          <w:lang w:val="zh_TW" w:bidi="zh_TW"/>
+        </w:rPr>
+        <w:t>）。</w:t>
+      </w:r>
+    </w:p>
+    <w:p>
+      <w:pPr>
+        <w:pStyle w:val="ListBullet"/>
+        <w:spacing w:line="240" w:lineRule="auto"/>
+        <w:ind w:left="720"/>
+      </w:pPr>
+      <w:r>
+        <w:rPr>
+          <w:lang w:val="zh_TW" w:bidi="zh_TW"/>
+        </w:rPr>
+      </w:r>
+      <w:r>
+        <w:rPr>
+          <w:lang w:val="zh_TW" w:bidi="zh_TW"/>
+        </w:rPr>
+        <w:t>約拿單請求大衛施以「恩待」，以免被殺（</w:t>
+      </w:r>
+      <w:hyperlink r:id="rId17">
+        <w:r>
+          <w:rPr>
+            <w:lang w:val="zh_TW" w:bidi="zh_TW"/>
+          </w:rPr>
+          <w:rPr>
+            <w:color w:val="0000EE"/>
+            <w:u w:val="single"/>
+          </w:rPr>
+          <w:t>撒上20:14–15</w:t>
+        </w:r>
+      </w:hyperlink>
+      <w:r>
+        <w:rPr>
+          <w:lang w:val="zh_TW" w:bidi="zh_TW"/>
+        </w:rPr>
+        <w:t>）。</w:t>
+      </w:r>
+    </w:p>
+    <w:p>
+      <w:pPr>
+        <w:pStyle w:val="ListBullet"/>
+        <w:spacing w:line="240" w:lineRule="auto"/>
+        <w:ind w:left="720"/>
+      </w:pPr>
+      <w:r>
+        <w:rPr>
+          <w:lang w:val="zh_TW" w:bidi="zh_TW"/>
+        </w:rPr>
+      </w:r>
+      <w:r>
+        <w:rPr>
+          <w:lang w:val="zh_TW" w:bidi="zh_TW"/>
+        </w:rPr>
+        <w:t>大衛對約拿單的兒子仁慈，讓他與王同席吃飯（</w:t>
+      </w:r>
+      <w:hyperlink r:id="rId18">
+        <w:r>
+          <w:rPr>
+            <w:lang w:val="zh_TW" w:bidi="zh_TW"/>
+          </w:rPr>
+          <w:rPr>
+            <w:color w:val="0000EE"/>
+            <w:u w:val="single"/>
+          </w:rPr>
+          <w:t>撒下9:1–7</w:t>
+        </w:r>
+      </w:hyperlink>
+      <w:r>
+        <w:rPr>
+          <w:lang w:val="zh_TW" w:bidi="zh_TW"/>
+        </w:rPr>
+        <w:t>）。</w:t>
       </w:r>
     </w:p>
     <w:p>
@@ -947,7 +475,169 @@
         <w:rPr>
           <w:lang w:val="zh_TW" w:bidi="zh_TW"/>
         </w:rPr>
-        <w:t>概覽</w:t>
+        <w:t>以惡報善是非常錯誤的：</w:t>
+      </w:r>
+    </w:p>
+    <w:p>
+      <w:pPr>
+        <w:pStyle w:val="ListBullet"/>
+        <w:spacing w:line="240" w:lineRule="auto"/>
+        <w:ind w:left="720"/>
+      </w:pPr>
+      <w:r>
+        <w:rPr>
+          <w:lang w:val="zh_TW" w:bidi="zh_TW"/>
+        </w:rPr>
+      </w:r>
+      <w:r>
+        <w:rPr>
+          <w:lang w:val="zh_TW" w:bidi="zh_TW"/>
+        </w:rPr>
+        <w:t>亞比米勒希望亞伯拉罕起誓會對他的後代以恩慈回報恩慈（</w:t>
+      </w:r>
+      <w:hyperlink r:id="rId19">
+        <w:r>
+          <w:rPr>
+            <w:lang w:val="zh_TW" w:bidi="zh_TW"/>
+          </w:rPr>
+          <w:rPr>
+            <w:color w:val="0000EE"/>
+            <w:u w:val="single"/>
+          </w:rPr>
+          <w:t>創21:23</w:t>
+        </w:r>
+      </w:hyperlink>
+      <w:r>
+        <w:rPr>
+          <w:lang w:val="zh_TW" w:bidi="zh_TW"/>
+        </w:rPr>
+        <w:t>）。</w:t>
+      </w:r>
+    </w:p>
+    <w:p>
+      <w:pPr>
+        <w:pStyle w:val="ListBullet"/>
+        <w:spacing w:line="240" w:lineRule="auto"/>
+        <w:ind w:left="720"/>
+      </w:pPr>
+      <w:r>
+        <w:rPr>
+          <w:lang w:val="zh_TW" w:bidi="zh_TW"/>
+        </w:rPr>
+      </w:r>
+      <w:r>
+        <w:rPr>
+          <w:lang w:val="zh_TW" w:bidi="zh_TW"/>
+        </w:rPr>
+        <w:t>押尼珥對伊施波設恩慈，沒有將他交給大衛，但伊施波設指責押尼珥與掃羅的妾利斯巴有不當行為（</w:t>
+      </w:r>
+      <w:hyperlink r:id="rId20">
+        <w:r>
+          <w:rPr>
+            <w:lang w:val="zh_TW" w:bidi="zh_TW"/>
+          </w:rPr>
+          <w:rPr>
+            <w:color w:val="0000EE"/>
+            <w:u w:val="single"/>
+          </w:rPr>
+          <w:t>撒下3:8</w:t>
+        </w:r>
+      </w:hyperlink>
+      <w:r>
+        <w:rPr>
+          <w:lang w:val="zh_TW" w:bidi="zh_TW"/>
+        </w:rPr>
+        <w:t>）。</w:t>
+      </w:r>
+    </w:p>
+    <w:p>
+      <w:pPr>
+        <w:pStyle w:val="ListBullet"/>
+        <w:spacing w:line="240" w:lineRule="auto"/>
+        <w:ind w:left="720"/>
+      </w:pPr>
+      <w:r>
+        <w:rPr>
+          <w:lang w:val="zh_TW" w:bidi="zh_TW"/>
+        </w:rPr>
+      </w:r>
+      <w:r>
+        <w:rPr>
+          <w:lang w:val="zh_TW" w:bidi="zh_TW"/>
+        </w:rPr>
+        <w:t>大衛在他父親去世時送上慰問的話語，但哈嫩羞辱了大衛的使者，導致兩國之間的戰爭（</w:t>
+      </w:r>
+      <w:hyperlink r:id="rId21">
+        <w:r>
+          <w:rPr>
+            <w:lang w:val="zh_TW" w:bidi="zh_TW"/>
+          </w:rPr>
+          <w:rPr>
+            <w:color w:val="0000EE"/>
+            <w:u w:val="single"/>
+          </w:rPr>
+          <w:t>撒下10:2–19</w:t>
+        </w:r>
+      </w:hyperlink>
+      <w:r>
+        <w:rPr>
+          <w:lang w:val="zh_TW" w:bidi="zh_TW"/>
+        </w:rPr>
+        <w:t>）。</w:t>
+      </w:r>
+    </w:p>
+    <w:p>
+      <w:pPr>
+        <w:pStyle w:val="ListBullet"/>
+        <w:spacing w:line="240" w:lineRule="auto"/>
+        <w:ind w:left="720"/>
+      </w:pPr>
+      <w:r>
+        <w:rPr>
+          <w:lang w:val="zh_TW" w:bidi="zh_TW"/>
+        </w:rPr>
+      </w:r>
+      <w:r>
+        <w:rPr>
+          <w:lang w:val="zh_TW" w:bidi="zh_TW"/>
+        </w:rPr>
+        <w:t>押沙龍責備大衛的朋友戶篩，指責他在大衛需要他時離開大衛，並質問戶篩這是否是他回報大衛友誼的方式（</w:t>
+      </w:r>
+      <w:hyperlink r:id="rId22">
+        <w:r>
+          <w:rPr>
+            <w:lang w:val="zh_TW" w:bidi="zh_TW"/>
+          </w:rPr>
+          <w:rPr>
+            <w:color w:val="0000EE"/>
+            <w:u w:val="single"/>
+          </w:rPr>
+          <w:t>撒下16:17</w:t>
+        </w:r>
+      </w:hyperlink>
+      <w:r>
+        <w:rPr>
+          <w:lang w:val="zh_TW" w:bidi="zh_TW"/>
+        </w:rPr>
+        <w:t>；另見</w:t>
+      </w:r>
+      <w:hyperlink r:id="rId23">
+        <w:r>
+          <w:rPr>
+            <w:lang w:val="zh_TW" w:bidi="zh_TW"/>
+          </w:rPr>
+          <w:rPr>
+            <w:color w:val="0000EE"/>
+            <w:u w:val="single"/>
+          </w:rPr>
+          <w:t>代下24:22</w:t>
+        </w:r>
+      </w:hyperlink>
+      <w:r>
+        <w:rPr>
+          <w:lang w:val="zh_TW" w:bidi="zh_TW"/>
+        </w:rPr>
+        <w:t>）。</w:t>
       </w:r>
     </w:p>
     <w:p>
@@ -961,7 +651,97 @@
         <w:rPr>
           <w:lang w:val="zh_TW" w:bidi="zh_TW"/>
         </w:rPr>
-        <w:t>• 作者</w:t>
+        <w:t>神的作為是聖經中恩慈的最佳例子。利未人讚美神的寬恕、恩典、憐憫和極大的恩慈（</w:t>
+      </w:r>
+      <w:hyperlink r:id="rId24">
+        <w:r>
+          <w:rPr>
+            <w:lang w:val="zh_TW" w:bidi="zh_TW"/>
+          </w:rPr>
+          <w:rPr>
+            <w:color w:val="0000EE"/>
+            <w:u w:val="single"/>
+          </w:rPr>
+          <w:t>尼9:17–31</w:t>
+        </w:r>
+      </w:hyperlink>
+      <w:r>
+        <w:rPr>
+          <w:lang w:val="zh_TW" w:bidi="zh_TW"/>
+        </w:rPr>
+        <w:t>）。他們說即使以色列對神不忠，神仍然對他們恩慈。</w:t>
+      </w:r>
+    </w:p>
+    <w:p>
+      <w:pPr>
+        <w:pStyle w:val="ListBullet"/>
+        <w:spacing w:line="240" w:lineRule="auto"/>
+        <w:ind w:left="720"/>
+      </w:pPr>
+      <w:r>
+        <w:rPr>
+          <w:lang w:val="zh_TW" w:bidi="zh_TW"/>
+        </w:rPr>
+      </w:r>
+      <w:r>
+        <w:rPr>
+          <w:lang w:val="zh_TW" w:bidi="zh_TW"/>
+        </w:rPr>
+        <w:t>即使以色列人拜金牛犢，神也沒有離棄他們。</w:t>
+      </w:r>
+    </w:p>
+    <w:p>
+      <w:pPr>
+        <w:pStyle w:val="ListBullet"/>
+        <w:spacing w:line="240" w:lineRule="auto"/>
+        <w:ind w:left="720"/>
+      </w:pPr>
+      <w:r>
+        <w:rPr>
+          <w:lang w:val="zh_TW" w:bidi="zh_TW"/>
+        </w:rPr>
+      </w:r>
+      <w:r>
+        <w:rPr>
+          <w:lang w:val="zh_TW" w:bidi="zh_TW"/>
+        </w:rPr>
+        <w:t>神賜下祂的靈來教導他們。</w:t>
+      </w:r>
+    </w:p>
+    <w:p>
+      <w:pPr>
+        <w:pStyle w:val="ListBullet"/>
+        <w:spacing w:line="240" w:lineRule="auto"/>
+        <w:ind w:left="720"/>
+      </w:pPr>
+      <w:r>
+        <w:rPr>
+          <w:lang w:val="zh_TW" w:bidi="zh_TW"/>
+        </w:rPr>
+      </w:r>
+      <w:r>
+        <w:rPr>
+          <w:lang w:val="zh_TW" w:bidi="zh_TW"/>
+        </w:rPr>
+        <w:t>神在他們寄居曠野的40年間，給他們賜下嗎哪，給他們水喝。</w:t>
+      </w:r>
+    </w:p>
+    <w:p>
+      <w:pPr>
+        <w:pStyle w:val="ListBullet"/>
+        <w:spacing w:line="240" w:lineRule="auto"/>
+        <w:ind w:left="720"/>
+      </w:pPr>
+      <w:r>
+        <w:rPr>
+          <w:lang w:val="zh_TW" w:bidi="zh_TW"/>
+        </w:rPr>
+      </w:r>
+      <w:r>
+        <w:rPr>
+          <w:lang w:val="zh_TW" w:bidi="zh_TW"/>
+        </w:rPr>
+        <w:t>神賜給他們迦南地居住。</w:t>
       </w:r>
     </w:p>
     <w:p>
@@ -975,7 +755,43 @@
         <w:rPr>
           <w:lang w:val="zh_TW" w:bidi="zh_TW"/>
         </w:rPr>
-        <w:t>• 寫作地點</w:t>
+        <w:t>神恩慈的最大例子是賜下救恩給罪人，這不是因為他們的善行，而是因為祂的憐憫（</w:t>
+      </w:r>
+      <w:hyperlink r:id="rId25">
+        <w:r>
+          <w:rPr>
+            <w:lang w:val="zh_TW" w:bidi="zh_TW"/>
+          </w:rPr>
+          <w:rPr>
+            <w:color w:val="0000EE"/>
+            <w:u w:val="single"/>
+          </w:rPr>
+          <w:t>多3:4</w:t>
+        </w:r>
+      </w:hyperlink>
+      <w:r>
+        <w:rPr>
+          <w:lang w:val="zh_TW" w:bidi="zh_TW"/>
+        </w:rPr>
+        <w:t>；另見</w:t>
+      </w:r>
+      <w:hyperlink r:id="rId26">
+        <w:r>
+          <w:rPr>
+            <w:lang w:val="zh_TW" w:bidi="zh_TW"/>
+          </w:rPr>
+          <w:rPr>
+            <w:color w:val="0000EE"/>
+            <w:u w:val="single"/>
+          </w:rPr>
+          <w:t>弗2:7</w:t>
+        </w:r>
+      </w:hyperlink>
+      <w:r>
+        <w:rPr>
+          <w:lang w:val="zh_TW" w:bidi="zh_TW"/>
+        </w:rPr>
+        <w:t>）。</w:t>
       </w:r>
     </w:p>
     <w:p>
@@ -989,7 +805,53 @@
         <w:rPr>
           <w:lang w:val="zh_TW" w:bidi="zh_TW"/>
         </w:rPr>
-        <w:t>• 收信人</w:t>
+        <w:t>因為神對他們如此恩慈，所以基督徒（作為神的選民）被告知要有憐憫、恩慈、謙虛、溫柔、忍耐的心（</w:t>
+      </w:r>
+      <w:hyperlink r:id="rId27">
+        <w:r>
+          <w:rPr>
+            <w:lang w:val="zh_TW" w:bidi="zh_TW"/>
+          </w:rPr>
+          <w:rPr>
+            <w:color w:val="0000EE"/>
+            <w:u w:val="single"/>
+          </w:rPr>
+          <w:t>西3:12</w:t>
+        </w:r>
+      </w:hyperlink>
+      <w:r>
+        <w:rPr>
+          <w:lang w:val="zh_TW" w:bidi="zh_TW"/>
+        </w:rPr>
+        <w:t>）。使徒彼得告訴基督徒要在他們的信心上加上「愛弟兄的心」，以及其它美好的品德（</w:t>
+      </w:r>
+      <w:hyperlink r:id="rId28">
+        <w:r>
+          <w:rPr>
+            <w:lang w:val="zh_TW" w:bidi="zh_TW"/>
+          </w:rPr>
+          <w:rPr>
+            <w:color w:val="0000EE"/>
+            <w:u w:val="single"/>
+          </w:rPr>
+          <w:t>彼後1:7</w:t>
+        </w:r>
+      </w:hyperlink>
+      <w:r>
+        <w:rPr>
+          <w:lang w:val="zh_TW" w:bidi="zh_TW"/>
+        </w:rPr>
+        <w:t>）。</w:t>
+      </w:r>
+      <w:r>
+        <w:rPr>
+          <w:lang w:val="zh_TW" w:bidi="zh_TW"/>
+        </w:rPr>
+      </w:r>
+      <w:r>
+        <w:rPr>
+          <w:lang w:val="zh_TW" w:bidi="zh_TW"/>
+        </w:rPr>
       </w:r>
     </w:p>
     <w:p>
@@ -999,11 +861,21 @@
           <w:lang w:val="zh_TW" w:bidi="zh_TW"/>
         </w:rPr>
       </w:r>
-      <w:r>
-        <w:rPr>
-          <w:lang w:val="zh_TW" w:bidi="zh_TW"/>
-        </w:rPr>
-        <w:t>• 背景</w:t>
+    </w:p>
+    <w:p>
+      <w:pPr>
+        <w:pStyle w:val="Heading2"/>
+      </w:pPr>
+      <w:r>
+        <w:rPr>
+          <w:lang w:val="zh_TW" w:bidi="zh_TW"/>
+        </w:rPr>
+        <w:t>恩典</w:t>
+      </w:r>
+      <w:r>
+        <w:rPr>
+          <w:lang w:val="zh_TW" w:bidi="zh_TW"/>
+        </w:rPr>
       </w:r>
     </w:p>
     <w:p>
@@ -1017,7 +889,7 @@
         <w:rPr>
           <w:lang w:val="zh_TW" w:bidi="zh_TW"/>
         </w:rPr>
-        <w:t>• 目的</w:t>
+        <w:t>神所賜的禮物，透過祂的行動表達出來，包括祂向人施予的憐憫、慈愛和救恩。</w:t>
       </w:r>
     </w:p>
     <w:p>
@@ -1031,7 +903,7 @@
         <w:rPr>
           <w:lang w:val="zh_TW" w:bidi="zh_TW"/>
         </w:rPr>
-        <w:t>• 教導</w:t>
+        <w:t>恩典是神的行動，使祂能夠以無盡的寬恕和祝福來面對人的冷漠和叛逆。神在行動中顯示出祂的恩典。神恩典的教義貫穿整個舊約和新約的思想。然而，舊約只是預示並為在新約中完全展現的恩典做準備。</w:t>
       </w:r>
     </w:p>
     <w:p>
@@ -1042,7 +914,7 @@
         <w:rPr>
           <w:lang w:val="zh_TW" w:bidi="zh_TW"/>
         </w:rPr>
-        <w:t>作者</w:t>
+        <w:t>舊約中的恩典</w:t>
       </w:r>
     </w:p>
     <w:p>
@@ -1056,9 +928,9 @@
         <w:rPr>
           <w:lang w:val="zh_TW" w:bidi="zh_TW"/>
         </w:rPr>
-        <w:t>使徒保羅照著他的書寫習慣和當時書信的規範，表明自己是這封信的作者。他說他在寫信時，因著為耶穌基督作見證而被囚（</w:t>
-      </w:r>
-      <w:hyperlink r:id="rId34">
+        <w:t>在舊約的早期敘述中，神自我揭示為自己是一位「有憐憫有恩典的神，不輕易發怒，並有豐盛的慈愛和誠實」（</w:t>
+      </w:r>
+      <w:hyperlink r:id="rId29">
         <w:r>
           <w:rPr>
             <w:lang w:val="zh_TW" w:bidi="zh_TW"/>
@@ -1067,25 +939,32 @@
             <w:color w:val="0000EE"/>
             <w:u w:val="single"/>
           </w:rPr>
-          <w:t>門1:9–10、13、23</w:t>
+          <w:t>出34:6</w:t>
         </w:r>
       </w:hyperlink>
       <w:r>
         <w:rPr>
           <w:lang w:val="zh_TW" w:bidi="zh_TW"/>
         </w:rPr>
-        <w:t>）。</w:t>
-      </w:r>
-    </w:p>
-    <w:p>
-      <w:pPr>
-        <w:pStyle w:val="Heading3"/>
-      </w:pPr>
-      <w:r>
-        <w:rPr>
-          <w:lang w:val="zh_TW" w:bidi="zh_TW"/>
-        </w:rPr>
-        <w:t>寫作地點</w:t>
+        <w:t>）。 因此，不配的人類可以用「主啊，我若在你眼前蒙恩，……」這樣的禱告去接近祂（</w:t>
+      </w:r>
+      <w:hyperlink r:id="rId30">
+        <w:r>
+          <w:rPr>
+            <w:lang w:val="zh_TW" w:bidi="zh_TW"/>
+          </w:rPr>
+          <w:rPr>
+            <w:color w:val="0000EE"/>
+            <w:u w:val="single"/>
+          </w:rPr>
+          <w:t>出34:9</w:t>
+        </w:r>
+      </w:hyperlink>
+      <w:r>
+        <w:rPr>
+          <w:lang w:val="zh_TW" w:bidi="zh_TW"/>
+        </w:rPr>
+        <w:t>）。透過神的主動，人與神的疏離被轉變為一種不配得的接納，這開啟了和好和救贖的可能。</w:t>
       </w:r>
     </w:p>
     <w:p>
@@ -1099,9 +978,9 @@
         <w:rPr>
           <w:lang w:val="zh_TW" w:bidi="zh_TW"/>
         </w:rPr>
-        <w:t>我們難以確定保羅寫信時的被囚地點。凱撒利亞、以弗所或羅馬這幾處地方之中，後兩者似乎都能對應這封書信，也符合歌羅西書提到的情形（歌羅西書與腓利門書密切相關，</w:t>
-      </w:r>
-      <w:hyperlink r:id="rId35">
+        <w:t>在伊甸園中，恩典已經開始發揮作用，當神以救贖的應許（</w:t>
+      </w:r>
+      <w:hyperlink r:id="rId31">
         <w:r>
           <w:rPr>
             <w:lang w:val="zh_TW" w:bidi="zh_TW"/>
@@ -1110,16 +989,16 @@
             <w:color w:val="0000EE"/>
             <w:u w:val="single"/>
           </w:rPr>
-          <w:t>西4:7–14</w:t>
+          <w:t>創3:15</w:t>
         </w:r>
       </w:hyperlink>
       <w:r>
         <w:rPr>
           <w:lang w:val="zh_TW" w:bidi="zh_TW"/>
         </w:rPr>
-        <w:t>；參</w:t>
-      </w:r>
-      <w:hyperlink r:id="rId36">
+        <w:t>）和關切的照顧來回應墮落，而不是以放棄或報復性的毀滅。神對亞伯拉罕的呼召是恩典的延伸，不僅對他個人如此，也通過他作為普世的媒介。作為對亞伯拉罕個人祝福和對他後裔的國的祝福的不可分割的一部分，神的應許中指出，個人和國的祝福將成為實現「地上的萬族都要因你得福」的工具（</w:t>
+      </w:r>
+      <w:hyperlink r:id="rId32">
         <w:r>
           <w:rPr>
             <w:lang w:val="zh_TW" w:bidi="zh_TW"/>
@@ -1128,16 +1007,16 @@
             <w:color w:val="0000EE"/>
             <w:u w:val="single"/>
           </w:rPr>
-          <w:t>門1:23–24</w:t>
+          <w:t>創12:2–3</w:t>
         </w:r>
       </w:hyperlink>
       <w:r>
         <w:rPr>
           <w:lang w:val="zh_TW" w:bidi="zh_TW"/>
         </w:rPr>
-        <w:t>）。腓利門書提到馬可和路加與保羅同行，傾向支持這封書信在羅馬寫成（</w:t>
-      </w:r>
-      <w:hyperlink r:id="rId37">
+        <w:t>）。因此，亞伯拉罕的選擇和普世祝福的應許都在神所賜的約中表達出來，其目的是將神的恩典延伸到全人類。神在對亞伯拉罕的應許中莊嚴地確認道：「我與你立約：你要作多國的父……我要與你並你世世代代的後裔堅立我的約，作永遠的約」（</w:t>
+      </w:r>
+      <w:hyperlink r:id="rId33">
         <w:r>
           <w:rPr>
             <w:lang w:val="zh_TW" w:bidi="zh_TW"/>
@@ -1146,16 +1025,16 @@
             <w:color w:val="0000EE"/>
             <w:u w:val="single"/>
           </w:rPr>
-          <w:t>門1:24</w:t>
+          <w:t>創17:4、7</w:t>
         </w:r>
       </w:hyperlink>
       <w:r>
         <w:rPr>
           <w:lang w:val="zh_TW" w:bidi="zh_TW"/>
         </w:rPr>
-        <w:t>）。不過，相對而言，以弗所更靠近腓利門居住的地方歌羅西（約100英里，或160.9公里），以及保羅宣告會到歌羅西去（第</w:t>
-      </w:r>
-      <w:hyperlink r:id="rId38">
+        <w:t>）。這個應許應該被理解為在恩典的基礎上實現，而不是在種族的基礎上，這樣它就適用於所有亞伯拉罕的後裔——不僅是猶太信徒，即他的種族後裔，還有他的屬靈後裔，來自列國的信徒，他們擁有像亞伯拉罕一樣的信仰（</w:t>
+      </w:r>
+      <w:hyperlink r:id="rId34">
         <w:r>
           <w:rPr>
             <w:lang w:val="zh_TW" w:bidi="zh_TW"/>
@@ -1164,79 +1043,14 @@
             <w:color w:val="0000EE"/>
             <w:u w:val="single"/>
           </w:rPr>
-          <w:t>22</w:t>
+          <w:t>羅4:16</w:t>
         </w:r>
       </w:hyperlink>
       <w:r>
         <w:rPr>
           <w:lang w:val="zh_TW" w:bidi="zh_TW"/>
         </w:rPr>
-        <w:t>節），暗示以弗所是他被囚的地方。雖然使徒行傳沒有明確提到他被囚於以弗所，但保羅在那裡宣教的記錄，表明他遇到了相當大的反對（</w:t>
-      </w:r>
-      <w:hyperlink r:id="rId39">
-        <w:r>
-          <w:rPr>
-            <w:lang w:val="zh_TW" w:bidi="zh_TW"/>
-          </w:rPr>
-          <w:rPr>
-            <w:color w:val="0000EE"/>
-            <w:u w:val="single"/>
-          </w:rPr>
-          <w:t>徒20:19</w:t>
-        </w:r>
-      </w:hyperlink>
-      <w:r>
-        <w:rPr>
-          <w:lang w:val="zh_TW" w:bidi="zh_TW"/>
-        </w:rPr>
-        <w:t>），保羅的表述可能暗示他曾身陷囹圄中（</w:t>
-      </w:r>
-      <w:hyperlink r:id="rId40">
-        <w:r>
-          <w:rPr>
-            <w:lang w:val="zh_TW" w:bidi="zh_TW"/>
-          </w:rPr>
-          <w:rPr>
-            <w:color w:val="0000EE"/>
-            <w:u w:val="single"/>
-          </w:rPr>
-          <w:t>林前15:32</w:t>
-        </w:r>
-      </w:hyperlink>
-      <w:r>
-        <w:rPr>
-          <w:lang w:val="zh_TW" w:bidi="zh_TW"/>
-        </w:rPr>
-        <w:t>；</w:t>
-      </w:r>
-      <w:hyperlink r:id="rId41">
-        <w:r>
-          <w:rPr>
-            <w:lang w:val="zh_TW" w:bidi="zh_TW"/>
-          </w:rPr>
-          <w:rPr>
-            <w:color w:val="0000EE"/>
-            <w:u w:val="single"/>
-          </w:rPr>
-          <w:t>林後1:8–10</w:t>
-        </w:r>
-      </w:hyperlink>
-      <w:r>
-        <w:rPr>
-          <w:lang w:val="zh_TW" w:bidi="zh_TW"/>
-        </w:rPr>
-        <w:t>）。</w:t>
-      </w:r>
-    </w:p>
-    <w:p>
-      <w:pPr>
-        <w:pStyle w:val="Heading3"/>
-      </w:pPr>
-      <w:r>
-        <w:rPr>
-          <w:lang w:val="zh_TW" w:bidi="zh_TW"/>
-        </w:rPr>
-        <w:t>收信人</w:t>
+        <w:t>）。 因此，從神恩典的角度來看，揀選亞伯拉罕和以色列民族並不是目的本身。這是神的計劃，將祂的救贖設計延伸到列國的所有信徒。在向亞伯拉罕施恩時，神正在建立教會的開端，即恩典的群體。</w:t>
       </w:r>
     </w:p>
     <w:p>
@@ -1250,9 +1064,9 @@
         <w:rPr>
           <w:lang w:val="zh_TW" w:bidi="zh_TW"/>
         </w:rPr>
-        <w:t>人們經常誤會這份文獻，是保羅寫給腓利門書的個人便條；腓利門由保羅帶領信主，是他的朋友，也是歌羅西的教會領袖及奴隸主人。事實上，這封書信是寫給腓利門、亞腓亞（可能是腓利門的妻子）、亞基布以及在腓利門家中聚會的信徒群體（</w:t>
-      </w:r>
-      <w:hyperlink r:id="rId42">
+        <w:t>神在揀選亞伯拉罕並使他成為神恩典的接受者中所表現出神的惟獨主義（particularism），且提供了一個範例，適用於所有在救贖歷史中被神使用的人。超越了賦予像亞伯拉罕、大衛、先知以及後來使徒們等個人的恩典，這些人因他們的呼召而具有了為所有分享亞伯拉罕信仰的群體——教會——履行神的約的貢獻潛力。在神對以色列、其族長及其領袖的恩慈作為中，神為祂向普世教會擴展恩典奠定了基礎。神在舊約中的恩慈介入，旨在顯明教會在祂救贖目的中的終極地位。舊約的先知在履行他們的職責時，知道他們所服事的並不是自己，而是教會（</w:t>
+      </w:r>
+      <w:hyperlink r:id="rId35">
         <w:r>
           <w:rPr>
             <w:lang w:val="zh_TW" w:bidi="zh_TW"/>
@@ -1261,43 +1075,7 @@
             <w:color w:val="0000EE"/>
             <w:u w:val="single"/>
           </w:rPr>
-          <w:t>門1:1–2</w:t>
-        </w:r>
-      </w:hyperlink>
-      <w:r>
-        <w:rPr>
-          <w:lang w:val="zh_TW" w:bidi="zh_TW"/>
-        </w:rPr>
-        <w:t>）。書信的作者代表以巴弗、馬可、亞里達古、底馬和路加問安，他們共同代表一個令人印象深刻的教會領袖群體（第</w:t>
-      </w:r>
-      <w:hyperlink r:id="rId36">
-        <w:r>
-          <w:rPr>
-            <w:lang w:val="zh_TW" w:bidi="zh_TW"/>
-          </w:rPr>
-          <w:rPr>
-            <w:color w:val="0000EE"/>
-            <w:u w:val="single"/>
-          </w:rPr>
-          <w:t>23–24節</w:t>
-        </w:r>
-      </w:hyperlink>
-      <w:r>
-        <w:rPr>
-          <w:lang w:val="zh_TW" w:bidi="zh_TW"/>
-        </w:rPr>
-        <w:t>）。保羅提到他們的目的，是讓腓利門意識到，他對保羅請求的回應不會是一個私人決定，而要對他所屬的信徒群體負責。在基督的身體中，與信徒關係有關的事，是整個群體關心的問題。這些事不能視為私人問題，因為它們必然影響整體教會的福祉（</w:t>
-      </w:r>
-      <w:hyperlink r:id="rId43">
-        <w:r>
-          <w:rPr>
-            <w:lang w:val="zh_TW" w:bidi="zh_TW"/>
-          </w:rPr>
-          <w:rPr>
-            <w:color w:val="0000EE"/>
-            <w:u w:val="single"/>
-          </w:rPr>
-          <w:t>太18:15–20</w:t>
+          <w:t>彼前1:10–12</w:t>
         </w:r>
       </w:hyperlink>
       <w:r>
@@ -1318,9 +1096,9 @@
         <w:rPr>
           <w:lang w:val="zh_TW" w:bidi="zh_TW"/>
         </w:rPr>
-        <w:t>這封書信清楚表明，保羅與腓利門之間存在溫馨的手足之情。使徒稱腓利門為他「親愛的同工」（</w:t>
-      </w:r>
-      <w:hyperlink r:id="rId44">
+        <w:t>作為神恩典過渡性和中介性的表達，舊約的制度僅具有暫時的效力，已被神在新約中恩典的終極顯現所取代（</w:t>
+      </w:r>
+      <w:hyperlink r:id="rId36">
         <w:r>
           <w:rPr>
             <w:lang w:val="zh_TW" w:bidi="zh_TW"/>
@@ -1329,16 +1107,16 @@
             <w:color w:val="0000EE"/>
             <w:u w:val="single"/>
           </w:rPr>
-          <w:t>門1:1</w:t>
+          <w:t>來8:6–7</w:t>
         </w:r>
       </w:hyperlink>
       <w:r>
         <w:rPr>
           <w:lang w:val="zh_TW" w:bidi="zh_TW"/>
         </w:rPr>
-        <w:t>）；他用熱烈讚揚腓利門在宣教事奉中的參與（第</w:t>
-      </w:r>
-      <w:hyperlink r:id="rId45">
+        <w:t>）。因此，舊約將會過去，並被一個新的約所取代，這將展示神恩典的完全顯現。從這個角度來看，律法與恩典之間的張力變得清晰。像以色列的選召一樣，律法（作為舊約中最顯著的制度之一）是一項暫時性的神恩典措施，用以預示和預備通過信靠耶穌基督的恩典而得稱義的約（</w:t>
+      </w:r>
+      <w:hyperlink r:id="rId37">
         <w:r>
           <w:rPr>
             <w:lang w:val="zh_TW" w:bidi="zh_TW"/>
@@ -1347,16 +1125,16 @@
             <w:color w:val="0000EE"/>
             <w:u w:val="single"/>
           </w:rPr>
-          <w:t>5–7節</w:t>
+          <w:t>加3:23–29</w:t>
         </w:r>
       </w:hyperlink>
       <w:r>
         <w:rPr>
           <w:lang w:val="zh_TW" w:bidi="zh_TW"/>
         </w:rPr>
-        <w:t>）；他憑著愛心向他請求（第</w:t>
-      </w:r>
-      <w:hyperlink r:id="rId46">
+        <w:t>；</w:t>
+      </w:r>
+      <w:hyperlink r:id="rId38">
         <w:r>
           <w:rPr>
             <w:lang w:val="zh_TW" w:bidi="zh_TW"/>
@@ -1365,67 +1143,13 @@
             <w:color w:val="0000EE"/>
             <w:u w:val="single"/>
           </w:rPr>
-          <w:t>9節</w:t>
+          <w:t>來10:1</w:t>
         </w:r>
       </w:hyperlink>
       <w:r>
         <w:rPr>
           <w:lang w:val="zh_TW" w:bidi="zh_TW"/>
         </w:rPr>
-        <w:t>）；他喚起他們的同伴關係（第</w:t>
-      </w:r>
-      <w:hyperlink r:id="rId47">
-        <w:r>
-          <w:rPr>
-            <w:lang w:val="zh_TW" w:bidi="zh_TW"/>
-          </w:rPr>
-          <w:rPr>
-            <w:color w:val="0000EE"/>
-            <w:u w:val="single"/>
-          </w:rPr>
-          <w:t>17節</w:t>
-        </w:r>
-      </w:hyperlink>
-      <w:r>
-        <w:rPr>
-          <w:lang w:val="zh_TW" w:bidi="zh_TW"/>
-        </w:rPr>
-        <w:t>）；保羅溫和提醒腓利門，他的救恩是與保羅有關（第</w:t>
-      </w:r>
-      <w:hyperlink r:id="rId48">
-        <w:r>
-          <w:rPr>
-            <w:lang w:val="zh_TW" w:bidi="zh_TW"/>
-          </w:rPr>
-          <w:rPr>
-            <w:color w:val="0000EE"/>
-            <w:u w:val="single"/>
-          </w:rPr>
-          <w:t>19節</w:t>
-        </w:r>
-      </w:hyperlink>
-      <w:r>
-        <w:rPr>
-          <w:lang w:val="zh_TW" w:bidi="zh_TW"/>
-        </w:rPr>
-        <w:t>），並且說他相信腓利門會照著他所求的而行，甚至過於所說的（第</w:t>
-      </w:r>
-      <w:hyperlink r:id="rId49">
-        <w:r>
-          <w:rPr>
-            <w:lang w:val="zh_TW" w:bidi="zh_TW"/>
-          </w:rPr>
-          <w:rPr>
-            <w:color w:val="0000EE"/>
-            <w:u w:val="single"/>
-          </w:rPr>
-          <w:t>21節</w:t>
-        </w:r>
-      </w:hyperlink>
-      <w:r>
-        <w:rPr>
-          <w:lang w:val="zh_TW" w:bidi="zh_TW"/>
-        </w:rPr>
         <w:t>）。</w:t>
       </w:r>
     </w:p>
@@ -1437,7 +1161,7 @@
         <w:rPr>
           <w:lang w:val="zh_TW" w:bidi="zh_TW"/>
         </w:rPr>
-        <w:t>背景</w:t>
+        <w:t>新約中的恩典</w:t>
       </w:r>
     </w:p>
     <w:p>
@@ -1451,9 +1175,9 @@
         <w:rPr>
           <w:lang w:val="zh_TW" w:bidi="zh_TW"/>
         </w:rPr>
-        <w:t>保羅書信的對象涉及第三方——阿尼西謀，他是從腓利門手下逃跑的奴隸。這名奴隸做了信中未有提及的不當行為（第</w:t>
-      </w:r>
-      <w:hyperlink r:id="rId50">
+        <w:t>恩典作為神對祂子民積極行動的參與，這一概念在新約中更加鮮明。神的恩典在耶穌基督的身上具體體現出來，祂以可見的方式展示了神恩典的動態本質，並在祂的救贖事工中實現了舊約中有關神恩待人的應許（</w:t>
+      </w:r>
+      <w:hyperlink r:id="rId39">
         <w:r>
           <w:rPr>
             <w:lang w:val="zh_TW" w:bidi="zh_TW"/>
@@ -1462,86 +1186,14 @@
             <w:color w:val="0000EE"/>
             <w:u w:val="single"/>
           </w:rPr>
-          <w:t>18</w:t>
+          <w:t>約1:14、17</w:t>
         </w:r>
       </w:hyperlink>
       <w:r>
         <w:rPr>
           <w:lang w:val="zh_TW" w:bidi="zh_TW"/>
         </w:rPr>
-        <w:t>節），之後逃跑到大城市，混跡於各種底層群體中，隱姓埋名。他因著神秘之中的境遇，受到保羅的影響，由保羅帶領信主（第</w:t>
-      </w:r>
-      <w:hyperlink r:id="rId51">
-        <w:r>
-          <w:rPr>
-            <w:lang w:val="zh_TW" w:bidi="zh_TW"/>
-          </w:rPr>
-          <w:rPr>
-            <w:color w:val="0000EE"/>
-            <w:u w:val="single"/>
-          </w:rPr>
-          <w:t>10</w:t>
-        </w:r>
-      </w:hyperlink>
-      <w:r>
-        <w:rPr>
-          <w:lang w:val="zh_TW" w:bidi="zh_TW"/>
-        </w:rPr>
-        <w:t>節），贏得保羅的心（第</w:t>
-      </w:r>
-      <w:hyperlink r:id="rId52">
-        <w:r>
-          <w:rPr>
-            <w:lang w:val="zh_TW" w:bidi="zh_TW"/>
-          </w:rPr>
-          <w:rPr>
-            <w:color w:val="0000EE"/>
-            <w:u w:val="single"/>
-          </w:rPr>
-          <w:t>12</w:t>
-        </w:r>
-      </w:hyperlink>
-      <w:r>
-        <w:rPr>
-          <w:lang w:val="zh_TW" w:bidi="zh_TW"/>
-        </w:rPr>
-        <w:t>節），並與保羅一起參與福音工作，以致保羅有意將這位忠心、親愛的弟兄（第</w:t>
-      </w:r>
-      <w:hyperlink r:id="rId53">
-        <w:r>
-          <w:rPr>
-            <w:lang w:val="zh_TW" w:bidi="zh_TW"/>
-          </w:rPr>
-          <w:rPr>
-            <w:color w:val="0000EE"/>
-            <w:u w:val="single"/>
-          </w:rPr>
-          <w:t>13</w:t>
-        </w:r>
-      </w:hyperlink>
-      <w:r>
-        <w:rPr>
-          <w:lang w:val="zh_TW" w:bidi="zh_TW"/>
-        </w:rPr>
-        <w:t>節；</w:t>
-      </w:r>
-      <w:hyperlink r:id="rId54">
-        <w:r>
-          <w:rPr>
-            <w:lang w:val="zh_TW" w:bidi="zh_TW"/>
-          </w:rPr>
-          <w:rPr>
-            <w:color w:val="0000EE"/>
-            <w:u w:val="single"/>
-          </w:rPr>
-          <w:t>西4:9</w:t>
-        </w:r>
-      </w:hyperlink>
-      <w:r>
-        <w:rPr>
-          <w:lang w:val="zh_TW" w:bidi="zh_TW"/>
-        </w:rPr>
-        <w:t>）留下伺候他。</w:t>
+        <w:t>）。</w:t>
       </w:r>
     </w:p>
     <w:p>
@@ -1555,9 +1207,9 @@
         <w:rPr>
           <w:lang w:val="zh_TW" w:bidi="zh_TW"/>
         </w:rPr>
-        <w:t>保羅知道，如果他讓阿尼西謀留在他身邊同工，腓利門會勉強同意他的決定（</w:t>
-      </w:r>
-      <w:hyperlink r:id="rId55">
+        <w:t>神在耶穌基督中顯現的恩典使神能夠赦免罪人，並將他們聚集在教會這個新約群體中。耶穌在施行事工期間，曾多次對許多罪人宣告赦罪，並向各種絕望的人提供神的仁愛幫助。透過像父親寬恕浪子和尋找失羊的教導，耶穌明確表示祂來是為了尋找和拯救那些失喪的人。然而，祂最終在十字架上完成的救贖之死，為悔改的罪人敞開了通往神赦免和恢復性恩典的大門。這個簡單的真理在因信稱義的教義中被闡明（</w:t>
+      </w:r>
+      <w:hyperlink r:id="rId40">
         <w:r>
           <w:rPr>
             <w:lang w:val="zh_TW" w:bidi="zh_TW"/>
@@ -1566,28 +1218,16 @@
             <w:color w:val="0000EE"/>
             <w:u w:val="single"/>
           </w:rPr>
-          <w:t>門1:13–14</w:t>
+          <w:t>羅3:23</w:t>
         </w:r>
       </w:hyperlink>
       <w:r>
         <w:rPr>
           <w:lang w:val="zh_TW" w:bidi="zh_TW"/>
         </w:rPr>
-        <w:t>）。然而，保羅決定使用這個兩難的情況，讓腓利門思考他的信仰對奴隸制度的意義，並由此他釋放阿尼西謀；不僅在屬靈的意義上（「按主說」），也在他的社會身份上（「</w:t>
-      </w:r>
-      <w:r>
-        <w:rPr>
-          <w:lang w:val="zh_TW" w:bidi="zh_TW"/>
-        </w:rPr>
-        <w:t>按肉體說</w:t>
-      </w:r>
-      <w:r>
-        <w:rPr>
-          <w:lang w:val="zh_TW" w:bidi="zh_TW"/>
-        </w:rPr>
-        <w:t>」，第</w:t>
-      </w:r>
-      <w:hyperlink r:id="rId56">
+        <w:t>；</w:t>
+      </w:r>
+      <w:hyperlink r:id="rId41">
         <w:r>
           <w:rPr>
             <w:lang w:val="zh_TW" w:bidi="zh_TW"/>
@@ -1596,14 +1236,14 @@
             <w:color w:val="0000EE"/>
             <w:u w:val="single"/>
           </w:rPr>
-          <w:t>16</w:t>
+          <w:t>多3:7</w:t>
         </w:r>
       </w:hyperlink>
       <w:r>
         <w:rPr>
           <w:lang w:val="zh_TW" w:bidi="zh_TW"/>
         </w:rPr>
-        <w:t>節），使他有兄弟的地位。腓利門答應保羅的請求，並給阿尼西謀自由；這一點由這份文獻得以保存，便可以證實。假如腓利門拒絕保羅的請求，他很可能會銷毀這封書信，抹去他頑梗不化的罪證。</w:t>
+        <w:t>）。根據這個教導，神藉著基督代贖的死而提供恩典，使祂能夠對悔改的罪人宣告「義」或「無罪」的判決，並將他們納入祂的永恆旨意中。因此，他們進入了神恩典的領域，這恩典使他們能夠與聖靈同工，進行個人成聖的過程。</w:t>
       </w:r>
     </w:p>
     <w:p>
@@ -1617,9 +1257,9 @@
         <w:rPr>
           <w:lang w:val="zh_TW" w:bidi="zh_TW"/>
         </w:rPr>
-        <w:t>這個故事另有一個有趣的後續，因為人們發現了一位名叫阿尼西謀的年長主教曾被多次提及。根據伊格那丟寫給以弗所的信，他在二世紀初期帶領以弗所教會。由於伊格那丟的信中，使用保羅在第</w:t>
-      </w:r>
-      <w:hyperlink r:id="rId57">
+        <w:t>神在耶穌基督身上顯現的恩典，也使神能夠賜予信徒不配得的恩惠，這些恩惠豐富了他們的生活，並將他們聯合在一起成為基督的身體——教會。他們因恩典而被接納，並因此獲得新的身份，即成為神的兒女，成為神家中的成員，使他們如同對待天父一樣與祂相處（</w:t>
+      </w:r>
+      <w:hyperlink r:id="rId42">
         <w:r>
           <w:rPr>
             <w:lang w:val="zh_TW" w:bidi="zh_TW"/>
@@ -1628,16 +1268,16 @@
             <w:color w:val="0000EE"/>
             <w:u w:val="single"/>
           </w:rPr>
-          <w:t>11</w:t>
+          <w:t>加4:4–6</w:t>
         </w:r>
       </w:hyperlink>
       <w:r>
         <w:rPr>
           <w:lang w:val="zh_TW" w:bidi="zh_TW"/>
         </w:rPr>
-        <w:t>和</w:t>
-      </w:r>
-      <w:hyperlink r:id="rId58">
+        <w:t>）。他們成為一個群體的成員，在這個群體中，種族、階級和性別的區別變得無關緊要，因為他們都成為了神對亞伯拉罕普世祝福之應許的平等繼承人（</w:t>
+      </w:r>
+      <w:hyperlink r:id="rId43">
         <w:r>
           <w:rPr>
             <w:lang w:val="zh_TW" w:bidi="zh_TW"/>
@@ -1646,25 +1286,122 @@
             <w:color w:val="0000EE"/>
             <w:u w:val="single"/>
           </w:rPr>
-          <w:t>20</w:t>
+          <w:t>3:28–29</w:t>
         </w:r>
       </w:hyperlink>
       <w:r>
         <w:rPr>
           <w:lang w:val="zh_TW" w:bidi="zh_TW"/>
         </w:rPr>
-        <w:t>節中（阿尼西謀意為「有用的」或「有益的」）與阿尼西謀這個名字的雙關語，因此人們認為這位主教就是腓利門的奴僕。假若如此，這位以前的奴隸有可能就是收集保羅書信的人，這些書信（包括腓利門書）最終被納入新約正典。</w:t>
-      </w:r>
-    </w:p>
-    <w:p>
-      <w:pPr>
-        <w:pStyle w:val="Heading3"/>
-      </w:pPr>
-      <w:r>
-        <w:rPr>
-          <w:lang w:val="zh_TW" w:bidi="zh_TW"/>
-        </w:rPr>
-        <w:t>目的</w:t>
+        <w:t>）。為了豐富他們的個人生活，並確保他們在新群體生活中的參與是有益的，聖靈恩慈地賜給信徒各種恩賜，使他們能夠進行旨在造福教會的各種事工（</w:t>
+      </w:r>
+      <w:hyperlink r:id="rId44">
+        <w:r>
+          <w:rPr>
+            <w:lang w:val="zh_TW" w:bidi="zh_TW"/>
+          </w:rPr>
+          <w:rPr>
+            <w:color w:val="0000EE"/>
+            <w:u w:val="single"/>
+          </w:rPr>
+          <w:t>羅12:6–8</w:t>
+        </w:r>
+      </w:hyperlink>
+      <w:r>
+        <w:rPr>
+          <w:lang w:val="zh_TW" w:bidi="zh_TW"/>
+        </w:rPr>
+        <w:t>）。在這些事工中，首要的是使徒的職分，這一職分與神的恩典密切相關（</w:t>
+      </w:r>
+      <w:hyperlink r:id="rId45">
+        <w:r>
+          <w:rPr>
+            <w:lang w:val="zh_TW" w:bidi="zh_TW"/>
+          </w:rPr>
+          <w:rPr>
+            <w:color w:val="0000EE"/>
+            <w:u w:val="single"/>
+          </w:rPr>
+          <w:t>1:5</w:t>
+        </w:r>
+      </w:hyperlink>
+      <w:r>
+        <w:rPr>
+          <w:lang w:val="zh_TW" w:bidi="zh_TW"/>
+        </w:rPr>
+        <w:t>，</w:t>
+      </w:r>
+      <w:hyperlink r:id="rId46">
+        <w:r>
+          <w:rPr>
+            <w:lang w:val="zh_TW" w:bidi="zh_TW"/>
+          </w:rPr>
+          <w:rPr>
+            <w:color w:val="0000EE"/>
+            <w:u w:val="single"/>
+          </w:rPr>
+          <w:t>15:15–16</w:t>
+        </w:r>
+      </w:hyperlink>
+      <w:r>
+        <w:rPr>
+          <w:lang w:val="zh_TW" w:bidi="zh_TW"/>
+        </w:rPr>
+        <w:t>），因為它與舊約的先知事工結合在一起，為教會提供了基礎結構（</w:t>
+      </w:r>
+      <w:hyperlink r:id="rId47">
+        <w:r>
+          <w:rPr>
+            <w:lang w:val="zh_TW" w:bidi="zh_TW"/>
+          </w:rPr>
+          <w:rPr>
+            <w:color w:val="0000EE"/>
+            <w:u w:val="single"/>
+          </w:rPr>
+          <w:t>弗2:20</w:t>
+        </w:r>
+      </w:hyperlink>
+      <w:r>
+        <w:rPr>
+          <w:lang w:val="zh_TW" w:bidi="zh_TW"/>
+        </w:rPr>
+        <w:t>）。由於神的恩典豐富地傾注在信徒的群體生活中（</w:t>
+      </w:r>
+      <w:hyperlink r:id="rId48">
+        <w:r>
+          <w:rPr>
+            <w:lang w:val="zh_TW" w:bidi="zh_TW"/>
+          </w:rPr>
+          <w:rPr>
+            <w:color w:val="0000EE"/>
+            <w:u w:val="single"/>
+          </w:rPr>
+          <w:t>1:7–8</w:t>
+        </w:r>
+      </w:hyperlink>
+      <w:r>
+        <w:rPr>
+          <w:lang w:val="zh_TW" w:bidi="zh_TW"/>
+        </w:rPr>
+        <w:t>），教會進入永恆後，將通過其存在本身，展示出神在耶穌基督裡無限豐富的恩典（</w:t>
+      </w:r>
+      <w:hyperlink r:id="rId49">
+        <w:r>
+          <w:rPr>
+            <w:lang w:val="zh_TW" w:bidi="zh_TW"/>
+          </w:rPr>
+          <w:rPr>
+            <w:color w:val="0000EE"/>
+            <w:u w:val="single"/>
+          </w:rPr>
+          <w:t>2:6</w:t>
+        </w:r>
+      </w:hyperlink>
+      <w:r>
+        <w:rPr>
+          <w:lang w:val="zh_TW" w:bidi="zh_TW"/>
+        </w:rPr>
+        <w:t>）。</w:t>
       </w:r>
     </w:p>
     <w:p>
@@ -1678,9 +1415,9 @@
         <w:rPr>
           <w:lang w:val="zh_TW" w:bidi="zh_TW"/>
         </w:rPr>
-        <w:t>保羅寫信給腓利門，目的是要具體說明奴隸制度與基督教不協調，從而使阿尼西謀得釋放。書信中沒有證據顯示，保羅擔心腓利門會對阿尼西謀施加羅馬法律對逃跑奴隸所規定的嚴厲懲罰。然而，保羅關心的是阿尼西謀不會再次成為奴隸，而是受接納為腓利門家中的正式成員，並且受到至少與保羅本人相同的尊重和尊嚴（第</w:t>
-      </w:r>
-      <w:hyperlink r:id="rId59">
+        <w:t>最後，神在耶穌基督裡顯現的恩典，讓神能夠使信徒在品格和關係中反映祂的恩典。接受神恩典的不可或缺的條件是謙卑（</w:t>
+      </w:r>
+      <w:hyperlink r:id="rId50">
         <w:r>
           <w:rPr>
             <w:lang w:val="zh_TW" w:bidi="zh_TW"/>
@@ -1689,25 +1426,140 @@
             <w:color w:val="0000EE"/>
             <w:u w:val="single"/>
           </w:rPr>
-          <w:t>17、21</w:t>
+          <w:t>雅4:6</w:t>
         </w:r>
       </w:hyperlink>
       <w:r>
         <w:rPr>
           <w:lang w:val="zh_TW" w:bidi="zh_TW"/>
         </w:rPr>
-        <w:t>節）。</w:t>
-      </w:r>
-    </w:p>
-    <w:p>
-      <w:pPr>
-        <w:pStyle w:val="Heading3"/>
-      </w:pPr>
-      <w:r>
-        <w:rPr>
-          <w:lang w:val="zh_TW" w:bidi="zh_TW"/>
-        </w:rPr>
-        <w:t>教導</w:t>
+        <w:t>；</w:t>
+      </w:r>
+      <w:hyperlink r:id="rId51">
+        <w:r>
+          <w:rPr>
+            <w:lang w:val="zh_TW" w:bidi="zh_TW"/>
+          </w:rPr>
+          <w:rPr>
+            <w:color w:val="0000EE"/>
+            <w:u w:val="single"/>
+          </w:rPr>
+          <w:t>彼前5:5</w:t>
+        </w:r>
+      </w:hyperlink>
+      <w:r>
+        <w:rPr>
+          <w:lang w:val="zh_TW" w:bidi="zh_TW"/>
+        </w:rPr>
+        <w:t>）。這樣對神的謙卑使信徒能夠對待他人時也謙卑行事。從恩典的立場出發，他們可以放下自私和自負，以謙恭的態度對待他人（</w:t>
+      </w:r>
+      <w:hyperlink r:id="rId52">
+        <w:r>
+          <w:rPr>
+            <w:lang w:val="zh_TW" w:bidi="zh_TW"/>
+          </w:rPr>
+          <w:rPr>
+            <w:color w:val="0000EE"/>
+            <w:u w:val="single"/>
+          </w:rPr>
+          <w:t>腓2:3–4</w:t>
+        </w:r>
+      </w:hyperlink>
+      <w:r>
+        <w:rPr>
+          <w:lang w:val="zh_TW" w:bidi="zh_TW"/>
+        </w:rPr>
+        <w:t>），以互相服侍的態度（</w:t>
+      </w:r>
+      <w:hyperlink r:id="rId53">
+        <w:r>
+          <w:rPr>
+            <w:lang w:val="zh_TW" w:bidi="zh_TW"/>
+          </w:rPr>
+          <w:rPr>
+            <w:color w:val="0000EE"/>
+            <w:u w:val="single"/>
+          </w:rPr>
+          <w:t>弗5:21</w:t>
+        </w:r>
+      </w:hyperlink>
+      <w:r>
+        <w:rPr>
+          <w:lang w:val="zh_TW" w:bidi="zh_TW"/>
+        </w:rPr>
+        <w:t>），並以互相寬恕的心靈（</w:t>
+      </w:r>
+      <w:hyperlink r:id="rId54">
+        <w:r>
+          <w:rPr>
+            <w:lang w:val="zh_TW" w:bidi="zh_TW"/>
+          </w:rPr>
+          <w:rPr>
+            <w:color w:val="0000EE"/>
+            <w:u w:val="single"/>
+          </w:rPr>
+          <w:t>太18:23–35</w:t>
+        </w:r>
+      </w:hyperlink>
+      <w:r>
+        <w:rPr>
+          <w:lang w:val="zh_TW" w:bidi="zh_TW"/>
+        </w:rPr>
+        <w:t>），使他們的交流也能展現出神的恩典（</w:t>
+      </w:r>
+      <w:hyperlink r:id="rId55">
+        <w:r>
+          <w:rPr>
+            <w:lang w:val="zh_TW" w:bidi="zh_TW"/>
+          </w:rPr>
+          <w:rPr>
+            <w:color w:val="0000EE"/>
+            <w:u w:val="single"/>
+          </w:rPr>
+          <w:t>西4:6</w:t>
+        </w:r>
+      </w:hyperlink>
+      <w:r>
+        <w:rPr>
+          <w:lang w:val="zh_TW" w:bidi="zh_TW"/>
+        </w:rPr>
+        <w:t>）。由於耶穌基督的恩典構成了信徒生命和人際關係的實存背景，他們被勸勉不要將神的恩典變為不敬虔的行為（</w:t>
+      </w:r>
+      <w:hyperlink r:id="rId56">
+        <w:r>
+          <w:rPr>
+            <w:lang w:val="zh_TW" w:bidi="zh_TW"/>
+          </w:rPr>
+          <w:rPr>
+            <w:color w:val="0000EE"/>
+            <w:u w:val="single"/>
+          </w:rPr>
+          <w:t>猶1:4</w:t>
+        </w:r>
+      </w:hyperlink>
+      <w:r>
+        <w:rPr>
+          <w:lang w:val="zh_TW" w:bidi="zh_TW"/>
+        </w:rPr>
+        <w:t>），而是要在主的恩典中成長（</w:t>
+      </w:r>
+      <w:hyperlink r:id="rId57">
+        <w:r>
+          <w:rPr>
+            <w:lang w:val="zh_TW" w:bidi="zh_TW"/>
+          </w:rPr>
+          <w:rPr>
+            <w:color w:val="0000EE"/>
+            <w:u w:val="single"/>
+          </w:rPr>
+          <w:t>彼後3:18</w:t>
+        </w:r>
+      </w:hyperlink>
+      <w:r>
+        <w:rPr>
+          <w:lang w:val="zh_TW" w:bidi="zh_TW"/>
+        </w:rPr>
+        <w:t>）。</w:t>
       </w:r>
     </w:p>
     <w:p>
@@ -1721,7 +1573,61 @@
         <w:rPr>
           <w:lang w:val="zh_TW" w:bidi="zh_TW"/>
         </w:rPr>
-        <w:t>這封短小書信包含許多教導，其中有三處特別值得提及。</w:t>
+        <w:t>聖經中恩典的基本意義是指神對祂的受造物施行善意的態度。這種神的恩惠在耶穌基督裡得到了最高的表達。按其定義，這恩典對所有人完全開放，唯一的先決條件是悔改並渴望接受它（</w:t>
+      </w:r>
+      <w:hyperlink r:id="rId58">
+        <w:r>
+          <w:rPr>
+            <w:lang w:val="zh_TW" w:bidi="zh_TW"/>
+          </w:rPr>
+          <w:rPr>
+            <w:color w:val="0000EE"/>
+            <w:u w:val="single"/>
+          </w:rPr>
+          <w:t>多2:11–12</w:t>
+        </w:r>
+      </w:hyperlink>
+      <w:r>
+        <w:rPr>
+          <w:lang w:val="zh_TW" w:bidi="zh_TW"/>
+        </w:rPr>
+        <w:t>）。因此，與神和祂旨意隔絕的人類狀態被替換為與神那本來不可接近的威嚴接觸的途徑，這威嚴以寶座的形式呈現，使祂的恩典可以滿足人的需求（</w:t>
+      </w:r>
+      <w:hyperlink r:id="rId59">
+        <w:r>
+          <w:rPr>
+            <w:lang w:val="zh_TW" w:bidi="zh_TW"/>
+          </w:rPr>
+          <w:rPr>
+            <w:color w:val="0000EE"/>
+            <w:u w:val="single"/>
+          </w:rPr>
+          <w:t>來4:16</w:t>
+        </w:r>
+      </w:hyperlink>
+      <w:r>
+        <w:rPr>
+          <w:lang w:val="zh_TW" w:bidi="zh_TW"/>
+        </w:rPr>
+        <w:t>）。接受神恩典以外的另一個悲慘的選擇，是繼續處於無盼望的疏離狀態，或是通過注定徒勞的人類努力來追求神的恩惠（</w:t>
+      </w:r>
+      <w:hyperlink r:id="rId60">
+        <w:r>
+          <w:rPr>
+            <w:lang w:val="zh_TW" w:bidi="zh_TW"/>
+          </w:rPr>
+          <w:rPr>
+            <w:color w:val="0000EE"/>
+            <w:u w:val="single"/>
+          </w:rPr>
+          <w:t>羅1:21</w:t>
+        </w:r>
+      </w:hyperlink>
+      <w:r>
+        <w:rPr>
+          <w:lang w:val="zh_TW" w:bidi="zh_TW"/>
+        </w:rPr>
+        <w:t>）。神對罪人的無條件接納，唯一的條件可能就是他們拒絕接受祂的接納。</w:t>
       </w:r>
     </w:p>
     <w:p>
@@ -1735,9 +1641,9 @@
         <w:rPr>
           <w:lang w:val="zh_TW" w:bidi="zh_TW"/>
         </w:rPr>
-        <w:t>首先，這封書信見證福音徹底挑戰社會充滿罪惡的制度，譴責奴隸制的行為。耶穌否認祂的追隨者擁有或控制他人的權利；在基督徒群體中，主人或領袖的權柄應該從社會的最低層，以僕人的身份行使，而不是以權力的等級結構行使（</w:t>
-      </w:r>
-      <w:hyperlink r:id="rId60">
+        <w:t>因為基督代表神恩典的實現、體現和分配者，早期基督徒白白地稱神的恩典為「我們主耶穌基督的恩典」。這恩典被認為是如此根本且遍及他們的個人生活和信仰團體的存在，以至於他們自然地將傳統的「平安」（Shalom）問候與耶穌基督的恩典相結合。這就是為什麼幾乎在新約聖經的每卷書中都能看到「願我們主耶穌基督的恩常與你們眾人同在」這一問候形式的變體普遍重複出現（</w:t>
+      </w:r>
+      <w:hyperlink r:id="rId61">
         <w:r>
           <w:rPr>
             <w:lang w:val="zh_TW" w:bidi="zh_TW"/>
@@ -1746,145 +1652,7 @@
             <w:color w:val="0000EE"/>
             <w:u w:val="single"/>
           </w:rPr>
-          <w:t>可10:42–45</w:t>
-        </w:r>
-      </w:hyperlink>
-      <w:r>
-        <w:rPr>
-          <w:lang w:val="zh_TW" w:bidi="zh_TW"/>
-        </w:rPr>
-        <w:t>）。因此，基督徒之間的階層差異已經變得無關緊要。在基督裡，既沒有奴隸也沒有自由人，因為所有人在祂裡面都是合一的（</w:t>
-      </w:r>
-      <w:hyperlink r:id="rId61">
-        <w:r>
-          <w:rPr>
-            <w:lang w:val="zh_TW" w:bidi="zh_TW"/>
-          </w:rPr>
-          <w:rPr>
-            <w:color w:val="0000EE"/>
-            <w:u w:val="single"/>
-          </w:rPr>
-          <w:t>加3:28</w:t>
-        </w:r>
-      </w:hyperlink>
-      <w:r>
-        <w:rPr>
-          <w:lang w:val="zh_TW" w:bidi="zh_TW"/>
-        </w:rPr>
-        <w:t>）。能夠獲得自由的基督徒奴僕應該抓住機會（</w:t>
-      </w:r>
-      <w:hyperlink r:id="rId62">
-        <w:r>
-          <w:rPr>
-            <w:lang w:val="zh_TW" w:bidi="zh_TW"/>
-          </w:rPr>
-          <w:rPr>
-            <w:color w:val="0000EE"/>
-            <w:u w:val="single"/>
-          </w:rPr>
-          <w:t>林前7:21</w:t>
-        </w:r>
-      </w:hyperlink>
-      <w:r>
-        <w:rPr>
-          <w:lang w:val="zh_TW" w:bidi="zh_TW"/>
-        </w:rPr>
-        <w:t>），而自由人亦應避免成為人的奴隸（</w:t>
-      </w:r>
-      <w:hyperlink r:id="rId63">
-        <w:r>
-          <w:rPr>
-            <w:lang w:val="zh_TW" w:bidi="zh_TW"/>
-          </w:rPr>
-          <w:rPr>
-            <w:color w:val="0000EE"/>
-            <w:u w:val="single"/>
-          </w:rPr>
-          <w:t>林前7:23</w:t>
-        </w:r>
-      </w:hyperlink>
-      <w:r>
-        <w:rPr>
-          <w:lang w:val="zh_TW" w:bidi="zh_TW"/>
-        </w:rPr>
-        <w:t>；</w:t>
-      </w:r>
-      <w:hyperlink r:id="rId64">
-        <w:r>
-          <w:rPr>
-            <w:lang w:val="zh_TW" w:bidi="zh_TW"/>
-          </w:rPr>
-          <w:rPr>
-            <w:color w:val="0000EE"/>
-            <w:u w:val="single"/>
-          </w:rPr>
-          <w:t>加5:1</w:t>
-        </w:r>
-      </w:hyperlink>
-      <w:r>
-        <w:rPr>
-          <w:lang w:val="zh_TW" w:bidi="zh_TW"/>
-        </w:rPr>
-        <w:t>）。相反，基督徒奴隸主應該像僕人一樣對待他們的奴隸（</w:t>
-      </w:r>
-      <w:hyperlink r:id="rId65">
-        <w:r>
-          <w:rPr>
-            <w:lang w:val="zh_TW" w:bidi="zh_TW"/>
-          </w:rPr>
-          <w:rPr>
-            <w:color w:val="0000EE"/>
-            <w:u w:val="single"/>
-          </w:rPr>
-          <w:t>弗6:9</w:t>
-        </w:r>
-      </w:hyperlink>
-      <w:r>
-        <w:rPr>
-          <w:lang w:val="zh_TW" w:bidi="zh_TW"/>
-        </w:rPr>
-        <w:t>），所有基督徒都應該</w:t>
-      </w:r>
-      <w:r>
-        <w:rPr>
-          <w:lang w:val="zh_TW" w:bidi="zh_TW"/>
-        </w:rPr>
-        <w:t>互相服事</w:t>
-      </w:r>
-      <w:r>
-        <w:rPr>
-          <w:lang w:val="zh_TW" w:bidi="zh_TW"/>
-        </w:rPr>
-        <w:t>（</w:t>
-      </w:r>
-      <w:hyperlink r:id="rId66">
-        <w:r>
-          <w:rPr>
-            <w:lang w:val="zh_TW" w:bidi="zh_TW"/>
-          </w:rPr>
-          <w:rPr>
-            <w:color w:val="0000EE"/>
-            <w:u w:val="single"/>
-          </w:rPr>
-          <w:t>加5:13</w:t>
-        </w:r>
-      </w:hyperlink>
-      <w:r>
-        <w:rPr>
-          <w:lang w:val="zh_TW" w:bidi="zh_TW"/>
-        </w:rPr>
-        <w:t>）。因此，腓利門應該接納阿尼西謀「不再是奴隸」（</w:t>
-      </w:r>
-      <w:hyperlink r:id="rId56">
-        <w:r>
-          <w:rPr>
-            <w:lang w:val="zh_TW" w:bidi="zh_TW"/>
-          </w:rPr>
-          <w:rPr>
-            <w:color w:val="0000EE"/>
-            <w:u w:val="single"/>
-          </w:rPr>
-          <w:t>門1:16</w:t>
+          <w:t>帖後3:18</w:t>
         </w:r>
       </w:hyperlink>
       <w:r>
@@ -1903,174 +1671,6 @@
       </w:r>
       <w:r>
         <w:rPr>
-          <w:lang w:val="zh_TW" w:bidi="zh_TW"/>
-        </w:rPr>
-        <w:t>其次，如果持守福音，禁止人們以保守態度維持現狀，那亦同時排除以暴力改變現狀。福音的革命特性表現在僕人的姿態上，而不是在軍事敵意上。保羅建議阿尼西謀以順服的態度回到腓利門那裡，以展示這種帶來解放的神學，讓聖靈為他們的關係帶來根本的變化。用撒但的方法達成國度的結果，會排除神的干預，導致壓迫的增加。</w:t>
-      </w:r>
-    </w:p>
-    <w:p>
-      <w:pPr/>
-      <w:r>
-        <w:rPr>
-          <w:lang w:val="zh_TW" w:bidi="zh_TW"/>
-        </w:rPr>
-      </w:r>
-      <w:r>
-        <w:rPr>
-          <w:lang w:val="zh_TW" w:bidi="zh_TW"/>
-        </w:rPr>
-        <w:t>最後，這封書信提供了一個卓越教會領袖的典範。腓利門和阿尼西謀之間的情況，需要一位能贏得前者尊重的中介來調停，方能成功為後者說話。為了說服腓利門，保羅運用讚美心理（第</w:t>
-      </w:r>
-      <w:hyperlink r:id="rId67">
-        <w:r>
-          <w:rPr>
-            <w:lang w:val="zh_TW" w:bidi="zh_TW"/>
-          </w:rPr>
-          <w:rPr>
-            <w:color w:val="0000EE"/>
-            <w:u w:val="single"/>
-          </w:rPr>
-          <w:t>4–7</w:t>
-        </w:r>
-      </w:hyperlink>
-      <w:r>
-        <w:rPr>
-          <w:lang w:val="zh_TW" w:bidi="zh_TW"/>
-        </w:rPr>
-        <w:t>節）；他強調自己為了福音而犧牲自我的苦難（第</w:t>
-      </w:r>
-      <w:hyperlink r:id="rId46">
-        <w:r>
-          <w:rPr>
-            <w:lang w:val="zh_TW" w:bidi="zh_TW"/>
-          </w:rPr>
-          <w:rPr>
-            <w:color w:val="0000EE"/>
-            <w:u w:val="single"/>
-          </w:rPr>
-          <w:t>9</w:t>
-        </w:r>
-      </w:hyperlink>
-      <w:r>
-        <w:rPr>
-          <w:lang w:val="zh_TW" w:bidi="zh_TW"/>
-        </w:rPr>
-        <w:t>節）；他訴諸腓利門的善意（第</w:t>
-      </w:r>
-      <w:hyperlink r:id="rId68">
-        <w:r>
-          <w:rPr>
-            <w:lang w:val="zh_TW" w:bidi="zh_TW"/>
-          </w:rPr>
-          <w:rPr>
-            <w:color w:val="0000EE"/>
-            <w:u w:val="single"/>
-          </w:rPr>
-          <w:t>14</w:t>
-        </w:r>
-      </w:hyperlink>
-      <w:r>
-        <w:rPr>
-          <w:lang w:val="zh_TW" w:bidi="zh_TW"/>
-        </w:rPr>
-        <w:t>節）；他也訴諸個人友誼（第</w:t>
-      </w:r>
-      <w:hyperlink r:id="rId69">
-        <w:r>
-          <w:rPr>
-            <w:lang w:val="zh_TW" w:bidi="zh_TW"/>
-          </w:rPr>
-          <w:rPr>
-            <w:color w:val="0000EE"/>
-            <w:u w:val="single"/>
-          </w:rPr>
-          <w:t>17、20</w:t>
-        </w:r>
-      </w:hyperlink>
-      <w:r>
-        <w:rPr>
-          <w:lang w:val="zh_TW" w:bidi="zh_TW"/>
-        </w:rPr>
-        <w:t>節）；他提出承擔所產生損失的責任（第</w:t>
-      </w:r>
-      <w:hyperlink r:id="rId46">
-        <w:r>
-          <w:rPr>
-            <w:lang w:val="zh_TW" w:bidi="zh_TW"/>
-          </w:rPr>
-          <w:rPr>
-            <w:color w:val="0000EE"/>
-            <w:u w:val="single"/>
-          </w:rPr>
-          <w:t>18</w:t>
-        </w:r>
-      </w:hyperlink>
-      <w:r>
-        <w:rPr>
-          <w:lang w:val="zh_TW" w:bidi="zh_TW"/>
-        </w:rPr>
-        <w:t>節）；他提醒腓利門對保羅的虧欠（第</w:t>
-      </w:r>
-      <w:hyperlink r:id="rId48">
-        <w:r>
-          <w:rPr>
-            <w:lang w:val="zh_TW" w:bidi="zh_TW"/>
-          </w:rPr>
-          <w:rPr>
-            <w:color w:val="0000EE"/>
-            <w:u w:val="single"/>
-          </w:rPr>
-          <w:t>19</w:t>
-        </w:r>
-      </w:hyperlink>
-      <w:r>
-        <w:rPr>
-          <w:lang w:val="zh_TW" w:bidi="zh_TW"/>
-        </w:rPr>
-        <w:t>節）；並且他預告即將到來的會面，假如腓利門拒絕他的請求，就可能會帶來尷尬（第</w:t>
-      </w:r>
-      <w:hyperlink r:id="rId38">
-        <w:r>
-          <w:rPr>
-            <w:lang w:val="zh_TW" w:bidi="zh_TW"/>
-          </w:rPr>
-          <w:rPr>
-            <w:color w:val="0000EE"/>
-            <w:u w:val="single"/>
-          </w:rPr>
-          <w:t>22</w:t>
-        </w:r>
-      </w:hyperlink>
-      <w:r>
-        <w:rPr>
-          <w:lang w:val="zh_TW" w:bidi="zh_TW"/>
-        </w:rPr>
-        <w:t>節）。保羅個人和具牧養性質的方法，友好且充滿熱情，展現了堅定與靈巧之間完美的平衡，又展示了如何通過勸告和懇求，而不是通過強硬的權威壓制，行使真正的基督教領袖權柄。</w:t>
-      </w:r>
-    </w:p>
-    <w:p>
-      <w:pPr/>
-      <w:r>
-        <w:rPr>
-          <w:lang w:val="zh_TW" w:bidi="zh_TW"/>
-        </w:rPr>
-      </w:r>
-      <w:r>
-        <w:rPr>
-          <w:lang w:val="zh_TW" w:bidi="zh_TW"/>
-        </w:rPr>
-        <w:t>雖然這封書信是聖經最短的書卷之一，但腓利門書是一座永恆的紀念碑，彰顯基督賦予所有人的尊嚴和平等，無論其地位、性別、階級或身份如何。此書卷也為基督徒提供了一個追求有效社會改革的使命和方法。</w:t>
-      </w:r>
-    </w:p>
-    <w:p>
-      <w:pPr/>
-      <w:r>
-        <w:rPr>
-          <w:lang w:val="zh_TW" w:bidi="zh_TW"/>
-        </w:rPr>
-      </w:r>
-      <w:r>
-        <w:rPr>
           <w:i/>
           <w:lang w:val="zh_TW" w:bidi="zh_TW"/>
         </w:rPr>
@@ -2086,7 +1686,7 @@
         <w:rPr>
           <w:lang w:val="zh_TW" w:bidi="zh_TW"/>
         </w:rPr>
-        <w:t>使徒保羅</w:t>
+        <w:t>神的存在與屬性</w:t>
       </w:r>
       <w:r>
         <w:rPr>
@@ -2098,7 +1698,19 @@
         <w:rPr>
           <w:lang w:val="zh_TW" w:bidi="zh_TW"/>
         </w:rPr>
-        <w:t>腓利門（人）</w:t>
+        <w:t>愛</w:t>
+      </w:r>
+      <w:r>
+        <w:rPr>
+          <w:lang w:val="zh_TW" w:bidi="zh_TW"/>
+        </w:rPr>
+        <w:t>；</w:t>
+      </w:r>
+      <w:r>
+        <w:rPr>
+          <w:lang w:val="zh_TW" w:bidi="zh_TW"/>
+        </w:rPr>
+        <w:t>憐憫</w:t>
       </w:r>
       <w:r>
         <w:rPr>
@@ -4006,12 +3618,6 @@
   </w:num>
   <w:num w:numId="13" w16cid:durableId="592781308">
     <w:abstractNumId w:val="11"/>
-  </w:num>
-  <w:num w:numId="14">
-    <w:abstractNumId w:val="3"/>
-    <w:lvlOverride w:ilvl="0">
-      <w:startOverride w:val="1"/>
-    </w:lvlOverride>
   </w:num>
   <w:numIdMacAtCleanup w:val="10"/>
 </w:numbering>

--- a/zht/docx/034.content.docx
+++ b/zht/docx/034.content.docx
@@ -149,7 +149,7 @@
         <w:rPr>
           <w:lang w:val="zh_TW" w:bidi="zh_TW"/>
         </w:rPr>
-        <w:t>en</w:t>
+        <w:t>E</w:t>
       </w:r>
       <w:r>
         <w:rPr>
@@ -212,7 +212,7 @@
         <w:rPr>
           <w:lang w:val="zh_TW" w:bidi="zh_TW"/>
         </w:rPr>
-        <w:t>恩慈</w:t>
+        <w:t>蛾摩拉</w:t>
       </w:r>
       <w:r>
         <w:rPr>
@@ -231,39 +231,7 @@
         <w:rPr>
           <w:lang w:val="zh_TW" w:bidi="zh_TW"/>
         </w:rPr>
-        <w:t>恩慈（kindess）是一種生活方式，包含愛的關懷、理解、友善、耐心、溫柔和良善。它不僅體現在言語和行為上，更在於選擇以某種方式行事，而非僅僅受情感的驅使。</w:t>
-      </w:r>
-    </w:p>
-    <w:p>
-      <w:pPr/>
-      <w:r>
-        <w:rPr>
-          <w:lang w:val="zh_TW" w:bidi="zh_TW"/>
-        </w:rPr>
-      </w:r>
-      <w:r>
-        <w:rPr>
-          <w:lang w:val="zh_TW" w:bidi="zh_TW"/>
-        </w:rPr>
-        <w:t>聖經中有許多關於恩慈的故事：</w:t>
-      </w:r>
-    </w:p>
-    <w:p>
-      <w:pPr>
-        <w:pStyle w:val="ListBullet"/>
-        <w:spacing w:line="240" w:lineRule="auto"/>
-        <w:ind w:left="720"/>
-      </w:pPr>
-      <w:r>
-        <w:rPr>
-          <w:lang w:val="zh_TW" w:bidi="zh_TW"/>
-        </w:rPr>
-      </w:r>
-      <w:r>
-        <w:rPr>
-          <w:lang w:val="zh_TW" w:bidi="zh_TW"/>
-        </w:rPr>
-        <w:t>約瑟請求法老的僕人恩慈地向法老提起他（</w:t>
+        <w:t>蛾摩拉是「平原上的城」之一（</w:t>
       </w:r>
       <w:hyperlink r:id="rId13">
         <w:r>
@@ -274,1392 +242,14 @@
             <w:color w:val="0000EE"/>
             <w:u w:val="single"/>
           </w:rPr>
-          <w:t>創40:14</w:t>
+          <w:t>創19章</w:t>
         </w:r>
       </w:hyperlink>
       <w:r>
         <w:rPr>
           <w:lang w:val="zh_TW" w:bidi="zh_TW"/>
         </w:rPr>
-        <w:t>）。</w:t>
-      </w:r>
-    </w:p>
-    <w:p>
-      <w:pPr>
-        <w:pStyle w:val="ListBullet"/>
-        <w:spacing w:line="240" w:lineRule="auto"/>
-        <w:ind w:left="720"/>
-      </w:pPr>
-      <w:r>
-        <w:rPr>
-          <w:lang w:val="zh_TW" w:bidi="zh_TW"/>
-        </w:rPr>
-      </w:r>
-      <w:r>
-        <w:rPr>
-          <w:lang w:val="zh_TW" w:bidi="zh_TW"/>
-        </w:rPr>
-        <w:t>喇合因為在家中保護了兩個以色列的探子，請求以色列人以恩慈對待她（</w:t>
-      </w:r>
-      <w:hyperlink r:id="rId14">
-        <w:r>
-          <w:rPr>
-            <w:lang w:val="zh_TW" w:bidi="zh_TW"/>
-          </w:rPr>
-          <w:rPr>
-            <w:color w:val="0000EE"/>
-            <w:u w:val="single"/>
-          </w:rPr>
-          <w:t>書2:12</w:t>
-        </w:r>
-      </w:hyperlink>
-      <w:r>
-        <w:rPr>
-          <w:lang w:val="zh_TW" w:bidi="zh_TW"/>
-        </w:rPr>
-        <w:t>）。</w:t>
-      </w:r>
-    </w:p>
-    <w:p>
-      <w:pPr>
-        <w:pStyle w:val="ListBullet"/>
-        <w:spacing w:line="240" w:lineRule="auto"/>
-        <w:ind w:left="720"/>
-      </w:pPr>
-      <w:r>
-        <w:rPr>
-          <w:lang w:val="zh_TW" w:bidi="zh_TW"/>
-        </w:rPr>
-      </w:r>
-      <w:r>
-        <w:rPr>
-          <w:lang w:val="zh_TW" w:bidi="zh_TW"/>
-        </w:rPr>
-        <w:t>掃羅在攻擊亞瑪力人之前，請基尼人離開亞瑪力人的領土。因為他不願意與亞瑪力人一起殺害基尼人，他們曾在以色列出埃及時對他們表現出恩慈（</w:t>
-      </w:r>
-      <w:hyperlink r:id="rId15">
-        <w:r>
-          <w:rPr>
-            <w:lang w:val="zh_TW" w:bidi="zh_TW"/>
-          </w:rPr>
-          <w:rPr>
-            <w:color w:val="0000EE"/>
-            <w:u w:val="single"/>
-          </w:rPr>
-          <w:t>撒上15:6</w:t>
-        </w:r>
-      </w:hyperlink>
-      <w:r>
-        <w:rPr>
-          <w:lang w:val="zh_TW" w:bidi="zh_TW"/>
-        </w:rPr>
-        <w:t>）。</w:t>
-      </w:r>
-    </w:p>
-    <w:p>
-      <w:pPr>
-        <w:pStyle w:val="ListBullet"/>
-        <w:spacing w:line="240" w:lineRule="auto"/>
-        <w:ind w:left="720"/>
-      </w:pPr>
-      <w:r>
-        <w:rPr>
-          <w:lang w:val="zh_TW" w:bidi="zh_TW"/>
-        </w:rPr>
-      </w:r>
-      <w:r>
-        <w:rPr>
-          <w:lang w:val="zh_TW" w:bidi="zh_TW"/>
-        </w:rPr>
-        <w:t>大衛讚揚基列‧雅比人埋葬掃羅的遺體（</w:t>
-      </w:r>
-      <w:hyperlink r:id="rId16">
-        <w:r>
-          <w:rPr>
-            <w:lang w:val="zh_TW" w:bidi="zh_TW"/>
-          </w:rPr>
-          <w:rPr>
-            <w:color w:val="0000EE"/>
-            <w:u w:val="single"/>
-          </w:rPr>
-          <w:t>撒下2:5</w:t>
-        </w:r>
-      </w:hyperlink>
-      <w:r>
-        <w:rPr>
-          <w:lang w:val="zh_TW" w:bidi="zh_TW"/>
-        </w:rPr>
-        <w:t>）。</w:t>
-      </w:r>
-    </w:p>
-    <w:p>
-      <w:pPr>
-        <w:pStyle w:val="ListBullet"/>
-        <w:spacing w:line="240" w:lineRule="auto"/>
-        <w:ind w:left="720"/>
-      </w:pPr>
-      <w:r>
-        <w:rPr>
-          <w:lang w:val="zh_TW" w:bidi="zh_TW"/>
-        </w:rPr>
-      </w:r>
-      <w:r>
-        <w:rPr>
-          <w:lang w:val="zh_TW" w:bidi="zh_TW"/>
-        </w:rPr>
-        <w:t>約拿單請求大衛施以「恩待」，以免被殺（</w:t>
-      </w:r>
-      <w:hyperlink r:id="rId17">
-        <w:r>
-          <w:rPr>
-            <w:lang w:val="zh_TW" w:bidi="zh_TW"/>
-          </w:rPr>
-          <w:rPr>
-            <w:color w:val="0000EE"/>
-            <w:u w:val="single"/>
-          </w:rPr>
-          <w:t>撒上20:14–15</w:t>
-        </w:r>
-      </w:hyperlink>
-      <w:r>
-        <w:rPr>
-          <w:lang w:val="zh_TW" w:bidi="zh_TW"/>
-        </w:rPr>
-        <w:t>）。</w:t>
-      </w:r>
-    </w:p>
-    <w:p>
-      <w:pPr>
-        <w:pStyle w:val="ListBullet"/>
-        <w:spacing w:line="240" w:lineRule="auto"/>
-        <w:ind w:left="720"/>
-      </w:pPr>
-      <w:r>
-        <w:rPr>
-          <w:lang w:val="zh_TW" w:bidi="zh_TW"/>
-        </w:rPr>
-      </w:r>
-      <w:r>
-        <w:rPr>
-          <w:lang w:val="zh_TW" w:bidi="zh_TW"/>
-        </w:rPr>
-        <w:t>大衛對約拿單的兒子仁慈，讓他與王同席吃飯（</w:t>
-      </w:r>
-      <w:hyperlink r:id="rId18">
-        <w:r>
-          <w:rPr>
-            <w:lang w:val="zh_TW" w:bidi="zh_TW"/>
-          </w:rPr>
-          <w:rPr>
-            <w:color w:val="0000EE"/>
-            <w:u w:val="single"/>
-          </w:rPr>
-          <w:t>撒下9:1–7</w:t>
-        </w:r>
-      </w:hyperlink>
-      <w:r>
-        <w:rPr>
-          <w:lang w:val="zh_TW" w:bidi="zh_TW"/>
-        </w:rPr>
-        <w:t>）。</w:t>
-      </w:r>
-    </w:p>
-    <w:p>
-      <w:pPr/>
-      <w:r>
-        <w:rPr>
-          <w:lang w:val="zh_TW" w:bidi="zh_TW"/>
-        </w:rPr>
-      </w:r>
-      <w:r>
-        <w:rPr>
-          <w:lang w:val="zh_TW" w:bidi="zh_TW"/>
-        </w:rPr>
-        <w:t>以惡報善是非常錯誤的：</w:t>
-      </w:r>
-    </w:p>
-    <w:p>
-      <w:pPr>
-        <w:pStyle w:val="ListBullet"/>
-        <w:spacing w:line="240" w:lineRule="auto"/>
-        <w:ind w:left="720"/>
-      </w:pPr>
-      <w:r>
-        <w:rPr>
-          <w:lang w:val="zh_TW" w:bidi="zh_TW"/>
-        </w:rPr>
-      </w:r>
-      <w:r>
-        <w:rPr>
-          <w:lang w:val="zh_TW" w:bidi="zh_TW"/>
-        </w:rPr>
-        <w:t>亞比米勒希望亞伯拉罕起誓會對他的後代以恩慈回報恩慈（</w:t>
-      </w:r>
-      <w:hyperlink r:id="rId19">
-        <w:r>
-          <w:rPr>
-            <w:lang w:val="zh_TW" w:bidi="zh_TW"/>
-          </w:rPr>
-          <w:rPr>
-            <w:color w:val="0000EE"/>
-            <w:u w:val="single"/>
-          </w:rPr>
-          <w:t>創21:23</w:t>
-        </w:r>
-      </w:hyperlink>
-      <w:r>
-        <w:rPr>
-          <w:lang w:val="zh_TW" w:bidi="zh_TW"/>
-        </w:rPr>
-        <w:t>）。</w:t>
-      </w:r>
-    </w:p>
-    <w:p>
-      <w:pPr>
-        <w:pStyle w:val="ListBullet"/>
-        <w:spacing w:line="240" w:lineRule="auto"/>
-        <w:ind w:left="720"/>
-      </w:pPr>
-      <w:r>
-        <w:rPr>
-          <w:lang w:val="zh_TW" w:bidi="zh_TW"/>
-        </w:rPr>
-      </w:r>
-      <w:r>
-        <w:rPr>
-          <w:lang w:val="zh_TW" w:bidi="zh_TW"/>
-        </w:rPr>
-        <w:t>押尼珥對伊施波設恩慈，沒有將他交給大衛，但伊施波設指責押尼珥與掃羅的妾利斯巴有不當行為（</w:t>
-      </w:r>
-      <w:hyperlink r:id="rId20">
-        <w:r>
-          <w:rPr>
-            <w:lang w:val="zh_TW" w:bidi="zh_TW"/>
-          </w:rPr>
-          <w:rPr>
-            <w:color w:val="0000EE"/>
-            <w:u w:val="single"/>
-          </w:rPr>
-          <w:t>撒下3:8</w:t>
-        </w:r>
-      </w:hyperlink>
-      <w:r>
-        <w:rPr>
-          <w:lang w:val="zh_TW" w:bidi="zh_TW"/>
-        </w:rPr>
-        <w:t>）。</w:t>
-      </w:r>
-    </w:p>
-    <w:p>
-      <w:pPr>
-        <w:pStyle w:val="ListBullet"/>
-        <w:spacing w:line="240" w:lineRule="auto"/>
-        <w:ind w:left="720"/>
-      </w:pPr>
-      <w:r>
-        <w:rPr>
-          <w:lang w:val="zh_TW" w:bidi="zh_TW"/>
-        </w:rPr>
-      </w:r>
-      <w:r>
-        <w:rPr>
-          <w:lang w:val="zh_TW" w:bidi="zh_TW"/>
-        </w:rPr>
-        <w:t>大衛在他父親去世時送上慰問的話語，但哈嫩羞辱了大衛的使者，導致兩國之間的戰爭（</w:t>
-      </w:r>
-      <w:hyperlink r:id="rId21">
-        <w:r>
-          <w:rPr>
-            <w:lang w:val="zh_TW" w:bidi="zh_TW"/>
-          </w:rPr>
-          <w:rPr>
-            <w:color w:val="0000EE"/>
-            <w:u w:val="single"/>
-          </w:rPr>
-          <w:t>撒下10:2–19</w:t>
-        </w:r>
-      </w:hyperlink>
-      <w:r>
-        <w:rPr>
-          <w:lang w:val="zh_TW" w:bidi="zh_TW"/>
-        </w:rPr>
-        <w:t>）。</w:t>
-      </w:r>
-    </w:p>
-    <w:p>
-      <w:pPr>
-        <w:pStyle w:val="ListBullet"/>
-        <w:spacing w:line="240" w:lineRule="auto"/>
-        <w:ind w:left="720"/>
-      </w:pPr>
-      <w:r>
-        <w:rPr>
-          <w:lang w:val="zh_TW" w:bidi="zh_TW"/>
-        </w:rPr>
-      </w:r>
-      <w:r>
-        <w:rPr>
-          <w:lang w:val="zh_TW" w:bidi="zh_TW"/>
-        </w:rPr>
-        <w:t>押沙龍責備大衛的朋友戶篩，指責他在大衛需要他時離開大衛，並質問戶篩這是否是他回報大衛友誼的方式（</w:t>
-      </w:r>
-      <w:hyperlink r:id="rId22">
-        <w:r>
-          <w:rPr>
-            <w:lang w:val="zh_TW" w:bidi="zh_TW"/>
-          </w:rPr>
-          <w:rPr>
-            <w:color w:val="0000EE"/>
-            <w:u w:val="single"/>
-          </w:rPr>
-          <w:t>撒下16:17</w:t>
-        </w:r>
-      </w:hyperlink>
-      <w:r>
-        <w:rPr>
-          <w:lang w:val="zh_TW" w:bidi="zh_TW"/>
-        </w:rPr>
-        <w:t>；另見</w:t>
-      </w:r>
-      <w:hyperlink r:id="rId23">
-        <w:r>
-          <w:rPr>
-            <w:lang w:val="zh_TW" w:bidi="zh_TW"/>
-          </w:rPr>
-          <w:rPr>
-            <w:color w:val="0000EE"/>
-            <w:u w:val="single"/>
-          </w:rPr>
-          <w:t>代下24:22</w:t>
-        </w:r>
-      </w:hyperlink>
-      <w:r>
-        <w:rPr>
-          <w:lang w:val="zh_TW" w:bidi="zh_TW"/>
-        </w:rPr>
-        <w:t>）。</w:t>
-      </w:r>
-    </w:p>
-    <w:p>
-      <w:pPr/>
-      <w:r>
-        <w:rPr>
-          <w:lang w:val="zh_TW" w:bidi="zh_TW"/>
-        </w:rPr>
-      </w:r>
-      <w:r>
-        <w:rPr>
-          <w:lang w:val="zh_TW" w:bidi="zh_TW"/>
-        </w:rPr>
-        <w:t>神的作為是聖經中恩慈的最佳例子。利未人讚美神的寬恕、恩典、憐憫和極大的恩慈（</w:t>
-      </w:r>
-      <w:hyperlink r:id="rId24">
-        <w:r>
-          <w:rPr>
-            <w:lang w:val="zh_TW" w:bidi="zh_TW"/>
-          </w:rPr>
-          <w:rPr>
-            <w:color w:val="0000EE"/>
-            <w:u w:val="single"/>
-          </w:rPr>
-          <w:t>尼9:17–31</w:t>
-        </w:r>
-      </w:hyperlink>
-      <w:r>
-        <w:rPr>
-          <w:lang w:val="zh_TW" w:bidi="zh_TW"/>
-        </w:rPr>
-        <w:t>）。他們說即使以色列對神不忠，神仍然對他們恩慈。</w:t>
-      </w:r>
-    </w:p>
-    <w:p>
-      <w:pPr>
-        <w:pStyle w:val="ListBullet"/>
-        <w:spacing w:line="240" w:lineRule="auto"/>
-        <w:ind w:left="720"/>
-      </w:pPr>
-      <w:r>
-        <w:rPr>
-          <w:lang w:val="zh_TW" w:bidi="zh_TW"/>
-        </w:rPr>
-      </w:r>
-      <w:r>
-        <w:rPr>
-          <w:lang w:val="zh_TW" w:bidi="zh_TW"/>
-        </w:rPr>
-        <w:t>即使以色列人拜金牛犢，神也沒有離棄他們。</w:t>
-      </w:r>
-    </w:p>
-    <w:p>
-      <w:pPr>
-        <w:pStyle w:val="ListBullet"/>
-        <w:spacing w:line="240" w:lineRule="auto"/>
-        <w:ind w:left="720"/>
-      </w:pPr>
-      <w:r>
-        <w:rPr>
-          <w:lang w:val="zh_TW" w:bidi="zh_TW"/>
-        </w:rPr>
-      </w:r>
-      <w:r>
-        <w:rPr>
-          <w:lang w:val="zh_TW" w:bidi="zh_TW"/>
-        </w:rPr>
-        <w:t>神賜下祂的靈來教導他們。</w:t>
-      </w:r>
-    </w:p>
-    <w:p>
-      <w:pPr>
-        <w:pStyle w:val="ListBullet"/>
-        <w:spacing w:line="240" w:lineRule="auto"/>
-        <w:ind w:left="720"/>
-      </w:pPr>
-      <w:r>
-        <w:rPr>
-          <w:lang w:val="zh_TW" w:bidi="zh_TW"/>
-        </w:rPr>
-      </w:r>
-      <w:r>
-        <w:rPr>
-          <w:lang w:val="zh_TW" w:bidi="zh_TW"/>
-        </w:rPr>
-        <w:t>神在他們寄居曠野的40年間，給他們賜下嗎哪，給他們水喝。</w:t>
-      </w:r>
-    </w:p>
-    <w:p>
-      <w:pPr>
-        <w:pStyle w:val="ListBullet"/>
-        <w:spacing w:line="240" w:lineRule="auto"/>
-        <w:ind w:left="720"/>
-      </w:pPr>
-      <w:r>
-        <w:rPr>
-          <w:lang w:val="zh_TW" w:bidi="zh_TW"/>
-        </w:rPr>
-      </w:r>
-      <w:r>
-        <w:rPr>
-          <w:lang w:val="zh_TW" w:bidi="zh_TW"/>
-        </w:rPr>
-        <w:t>神賜給他們迦南地居住。</w:t>
-      </w:r>
-    </w:p>
-    <w:p>
-      <w:pPr/>
-      <w:r>
-        <w:rPr>
-          <w:lang w:val="zh_TW" w:bidi="zh_TW"/>
-        </w:rPr>
-      </w:r>
-      <w:r>
-        <w:rPr>
-          <w:lang w:val="zh_TW" w:bidi="zh_TW"/>
-        </w:rPr>
-        <w:t>神恩慈的最大例子是賜下救恩給罪人，這不是因為他們的善行，而是因為祂的憐憫（</w:t>
-      </w:r>
-      <w:hyperlink r:id="rId25">
-        <w:r>
-          <w:rPr>
-            <w:lang w:val="zh_TW" w:bidi="zh_TW"/>
-          </w:rPr>
-          <w:rPr>
-            <w:color w:val="0000EE"/>
-            <w:u w:val="single"/>
-          </w:rPr>
-          <w:t>多3:4</w:t>
-        </w:r>
-      </w:hyperlink>
-      <w:r>
-        <w:rPr>
-          <w:lang w:val="zh_TW" w:bidi="zh_TW"/>
-        </w:rPr>
-        <w:t>；另見</w:t>
-      </w:r>
-      <w:hyperlink r:id="rId26">
-        <w:r>
-          <w:rPr>
-            <w:lang w:val="zh_TW" w:bidi="zh_TW"/>
-          </w:rPr>
-          <w:rPr>
-            <w:color w:val="0000EE"/>
-            <w:u w:val="single"/>
-          </w:rPr>
-          <w:t>弗2:7</w:t>
-        </w:r>
-      </w:hyperlink>
-      <w:r>
-        <w:rPr>
-          <w:lang w:val="zh_TW" w:bidi="zh_TW"/>
-        </w:rPr>
-        <w:t>）。</w:t>
-      </w:r>
-    </w:p>
-    <w:p>
-      <w:pPr/>
-      <w:r>
-        <w:rPr>
-          <w:lang w:val="zh_TW" w:bidi="zh_TW"/>
-        </w:rPr>
-      </w:r>
-      <w:r>
-        <w:rPr>
-          <w:lang w:val="zh_TW" w:bidi="zh_TW"/>
-        </w:rPr>
-        <w:t>因為神對他們如此恩慈，所以基督徒（作為神的選民）被告知要有憐憫、恩慈、謙虛、溫柔、忍耐的心（</w:t>
-      </w:r>
-      <w:hyperlink r:id="rId27">
-        <w:r>
-          <w:rPr>
-            <w:lang w:val="zh_TW" w:bidi="zh_TW"/>
-          </w:rPr>
-          <w:rPr>
-            <w:color w:val="0000EE"/>
-            <w:u w:val="single"/>
-          </w:rPr>
-          <w:t>西3:12</w:t>
-        </w:r>
-      </w:hyperlink>
-      <w:r>
-        <w:rPr>
-          <w:lang w:val="zh_TW" w:bidi="zh_TW"/>
-        </w:rPr>
-        <w:t>）。使徒彼得告訴基督徒要在他們的信心上加上「愛弟兄的心」，以及其它美好的品德（</w:t>
-      </w:r>
-      <w:hyperlink r:id="rId28">
-        <w:r>
-          <w:rPr>
-            <w:lang w:val="zh_TW" w:bidi="zh_TW"/>
-          </w:rPr>
-          <w:rPr>
-            <w:color w:val="0000EE"/>
-            <w:u w:val="single"/>
-          </w:rPr>
-          <w:t>彼後1:7</w:t>
-        </w:r>
-      </w:hyperlink>
-      <w:r>
-        <w:rPr>
-          <w:lang w:val="zh_TW" w:bidi="zh_TW"/>
-        </w:rPr>
-        <w:t>）。</w:t>
-      </w:r>
-      <w:r>
-        <w:rPr>
-          <w:lang w:val="zh_TW" w:bidi="zh_TW"/>
-        </w:rPr>
-      </w:r>
-      <w:r>
-        <w:rPr>
-          <w:lang w:val="zh_TW" w:bidi="zh_TW"/>
-        </w:rPr>
-      </w:r>
-    </w:p>
-    <w:p>
-      <w:pPr/>
-      <w:r>
-        <w:rPr>
-          <w:lang w:val="zh_TW" w:bidi="zh_TW"/>
-        </w:rPr>
-      </w:r>
-    </w:p>
-    <w:p>
-      <w:pPr>
-        <w:pStyle w:val="Heading2"/>
-      </w:pPr>
-      <w:r>
-        <w:rPr>
-          <w:lang w:val="zh_TW" w:bidi="zh_TW"/>
-        </w:rPr>
-        <w:t>恩典</w:t>
-      </w:r>
-      <w:r>
-        <w:rPr>
-          <w:lang w:val="zh_TW" w:bidi="zh_TW"/>
-        </w:rPr>
-      </w:r>
-    </w:p>
-    <w:p>
-      <w:pPr/>
-      <w:r>
-        <w:rPr>
-          <w:lang w:val="zh_TW" w:bidi="zh_TW"/>
-        </w:rPr>
-      </w:r>
-      <w:r>
-        <w:rPr>
-          <w:lang w:val="zh_TW" w:bidi="zh_TW"/>
-        </w:rPr>
-        <w:t>神所賜的禮物，透過祂的行動表達出來，包括祂向人施予的憐憫、慈愛和救恩。</w:t>
-      </w:r>
-    </w:p>
-    <w:p>
-      <w:pPr/>
-      <w:r>
-        <w:rPr>
-          <w:lang w:val="zh_TW" w:bidi="zh_TW"/>
-        </w:rPr>
-      </w:r>
-      <w:r>
-        <w:rPr>
-          <w:lang w:val="zh_TW" w:bidi="zh_TW"/>
-        </w:rPr>
-        <w:t>恩典是神的行動，使祂能夠以無盡的寬恕和祝福來面對人的冷漠和叛逆。神在行動中顯示出祂的恩典。神恩典的教義貫穿整個舊約和新約的思想。然而，舊約只是預示並為在新約中完全展現的恩典做準備。</w:t>
-      </w:r>
-    </w:p>
-    <w:p>
-      <w:pPr>
-        <w:pStyle w:val="Heading3"/>
-      </w:pPr>
-      <w:r>
-        <w:rPr>
-          <w:lang w:val="zh_TW" w:bidi="zh_TW"/>
-        </w:rPr>
-        <w:t>舊約中的恩典</w:t>
-      </w:r>
-    </w:p>
-    <w:p>
-      <w:pPr/>
-      <w:r>
-        <w:rPr>
-          <w:lang w:val="zh_TW" w:bidi="zh_TW"/>
-        </w:rPr>
-      </w:r>
-      <w:r>
-        <w:rPr>
-          <w:lang w:val="zh_TW" w:bidi="zh_TW"/>
-        </w:rPr>
-        <w:t>在舊約的早期敘述中，神自我揭示為自己是一位「有憐憫有恩典的神，不輕易發怒，並有豐盛的慈愛和誠實」（</w:t>
-      </w:r>
-      <w:hyperlink r:id="rId29">
-        <w:r>
-          <w:rPr>
-            <w:lang w:val="zh_TW" w:bidi="zh_TW"/>
-          </w:rPr>
-          <w:rPr>
-            <w:color w:val="0000EE"/>
-            <w:u w:val="single"/>
-          </w:rPr>
-          <w:t>出34:6</w:t>
-        </w:r>
-      </w:hyperlink>
-      <w:r>
-        <w:rPr>
-          <w:lang w:val="zh_TW" w:bidi="zh_TW"/>
-        </w:rPr>
-        <w:t>）。 因此，不配的人類可以用「主啊，我若在你眼前蒙恩，……」這樣的禱告去接近祂（</w:t>
-      </w:r>
-      <w:hyperlink r:id="rId30">
-        <w:r>
-          <w:rPr>
-            <w:lang w:val="zh_TW" w:bidi="zh_TW"/>
-          </w:rPr>
-          <w:rPr>
-            <w:color w:val="0000EE"/>
-            <w:u w:val="single"/>
-          </w:rPr>
-          <w:t>出34:9</w:t>
-        </w:r>
-      </w:hyperlink>
-      <w:r>
-        <w:rPr>
-          <w:lang w:val="zh_TW" w:bidi="zh_TW"/>
-        </w:rPr>
-        <w:t>）。透過神的主動，人與神的疏離被轉變為一種不配得的接納，這開啟了和好和救贖的可能。</w:t>
-      </w:r>
-    </w:p>
-    <w:p>
-      <w:pPr/>
-      <w:r>
-        <w:rPr>
-          <w:lang w:val="zh_TW" w:bidi="zh_TW"/>
-        </w:rPr>
-      </w:r>
-      <w:r>
-        <w:rPr>
-          <w:lang w:val="zh_TW" w:bidi="zh_TW"/>
-        </w:rPr>
-        <w:t>在伊甸園中，恩典已經開始發揮作用，當神以救贖的應許（</w:t>
-      </w:r>
-      <w:hyperlink r:id="rId31">
-        <w:r>
-          <w:rPr>
-            <w:lang w:val="zh_TW" w:bidi="zh_TW"/>
-          </w:rPr>
-          <w:rPr>
-            <w:color w:val="0000EE"/>
-            <w:u w:val="single"/>
-          </w:rPr>
-          <w:t>創3:15</w:t>
-        </w:r>
-      </w:hyperlink>
-      <w:r>
-        <w:rPr>
-          <w:lang w:val="zh_TW" w:bidi="zh_TW"/>
-        </w:rPr>
-        <w:t>）和關切的照顧來回應墮落，而不是以放棄或報復性的毀滅。神對亞伯拉罕的呼召是恩典的延伸，不僅對他個人如此，也通過他作為普世的媒介。作為對亞伯拉罕個人祝福和對他後裔的國的祝福的不可分割的一部分，神的應許中指出，個人和國的祝福將成為實現「地上的萬族都要因你得福」的工具（</w:t>
-      </w:r>
-      <w:hyperlink r:id="rId32">
-        <w:r>
-          <w:rPr>
-            <w:lang w:val="zh_TW" w:bidi="zh_TW"/>
-          </w:rPr>
-          <w:rPr>
-            <w:color w:val="0000EE"/>
-            <w:u w:val="single"/>
-          </w:rPr>
-          <w:t>創12:2–3</w:t>
-        </w:r>
-      </w:hyperlink>
-      <w:r>
-        <w:rPr>
-          <w:lang w:val="zh_TW" w:bidi="zh_TW"/>
-        </w:rPr>
-        <w:t>）。因此，亞伯拉罕的選擇和普世祝福的應許都在神所賜的約中表達出來，其目的是將神的恩典延伸到全人類。神在對亞伯拉罕的應許中莊嚴地確認道：「我與你立約：你要作多國的父……我要與你並你世世代代的後裔堅立我的約，作永遠的約」（</w:t>
-      </w:r>
-      <w:hyperlink r:id="rId33">
-        <w:r>
-          <w:rPr>
-            <w:lang w:val="zh_TW" w:bidi="zh_TW"/>
-          </w:rPr>
-          <w:rPr>
-            <w:color w:val="0000EE"/>
-            <w:u w:val="single"/>
-          </w:rPr>
-          <w:t>創17:4、7</w:t>
-        </w:r>
-      </w:hyperlink>
-      <w:r>
-        <w:rPr>
-          <w:lang w:val="zh_TW" w:bidi="zh_TW"/>
-        </w:rPr>
-        <w:t>）。這個應許應該被理解為在恩典的基礎上實現，而不是在種族的基礎上，這樣它就適用於所有亞伯拉罕的後裔——不僅是猶太信徒，即他的種族後裔，還有他的屬靈後裔，來自列國的信徒，他們擁有像亞伯拉罕一樣的信仰（</w:t>
-      </w:r>
-      <w:hyperlink r:id="rId34">
-        <w:r>
-          <w:rPr>
-            <w:lang w:val="zh_TW" w:bidi="zh_TW"/>
-          </w:rPr>
-          <w:rPr>
-            <w:color w:val="0000EE"/>
-            <w:u w:val="single"/>
-          </w:rPr>
-          <w:t>羅4:16</w:t>
-        </w:r>
-      </w:hyperlink>
-      <w:r>
-        <w:rPr>
-          <w:lang w:val="zh_TW" w:bidi="zh_TW"/>
-        </w:rPr>
-        <w:t>）。 因此，從神恩典的角度來看，揀選亞伯拉罕和以色列民族並不是目的本身。這是神的計劃，將祂的救贖設計延伸到列國的所有信徒。在向亞伯拉罕施恩時，神正在建立教會的開端，即恩典的群體。</w:t>
-      </w:r>
-    </w:p>
-    <w:p>
-      <w:pPr/>
-      <w:r>
-        <w:rPr>
-          <w:lang w:val="zh_TW" w:bidi="zh_TW"/>
-        </w:rPr>
-      </w:r>
-      <w:r>
-        <w:rPr>
-          <w:lang w:val="zh_TW" w:bidi="zh_TW"/>
-        </w:rPr>
-        <w:t>神在揀選亞伯拉罕並使他成為神恩典的接受者中所表現出神的惟獨主義（particularism），且提供了一個範例，適用於所有在救贖歷史中被神使用的人。超越了賦予像亞伯拉罕、大衛、先知以及後來使徒們等個人的恩典，這些人因他們的呼召而具有了為所有分享亞伯拉罕信仰的群體——教會——履行神的約的貢獻潛力。在神對以色列、其族長及其領袖的恩慈作為中，神為祂向普世教會擴展恩典奠定了基礎。神在舊約中的恩慈介入，旨在顯明教會在祂救贖目的中的終極地位。舊約的先知在履行他們的職責時，知道他們所服事的並不是自己，而是教會（</w:t>
-      </w:r>
-      <w:hyperlink r:id="rId35">
-        <w:r>
-          <w:rPr>
-            <w:lang w:val="zh_TW" w:bidi="zh_TW"/>
-          </w:rPr>
-          <w:rPr>
-            <w:color w:val="0000EE"/>
-            <w:u w:val="single"/>
-          </w:rPr>
-          <w:t>彼前1:10–12</w:t>
-        </w:r>
-      </w:hyperlink>
-      <w:r>
-        <w:rPr>
-          <w:lang w:val="zh_TW" w:bidi="zh_TW"/>
-        </w:rPr>
-        <w:t>）。</w:t>
-      </w:r>
-    </w:p>
-    <w:p>
-      <w:pPr/>
-      <w:r>
-        <w:rPr>
-          <w:lang w:val="zh_TW" w:bidi="zh_TW"/>
-        </w:rPr>
-      </w:r>
-      <w:r>
-        <w:rPr>
-          <w:lang w:val="zh_TW" w:bidi="zh_TW"/>
-        </w:rPr>
-        <w:t>作為神恩典過渡性和中介性的表達，舊約的制度僅具有暫時的效力，已被神在新約中恩典的終極顯現所取代（</w:t>
-      </w:r>
-      <w:hyperlink r:id="rId36">
-        <w:r>
-          <w:rPr>
-            <w:lang w:val="zh_TW" w:bidi="zh_TW"/>
-          </w:rPr>
-          <w:rPr>
-            <w:color w:val="0000EE"/>
-            <w:u w:val="single"/>
-          </w:rPr>
-          <w:t>來8:6–7</w:t>
-        </w:r>
-      </w:hyperlink>
-      <w:r>
-        <w:rPr>
-          <w:lang w:val="zh_TW" w:bidi="zh_TW"/>
-        </w:rPr>
-        <w:t>）。因此，舊約將會過去，並被一個新的約所取代，這將展示神恩典的完全顯現。從這個角度來看，律法與恩典之間的張力變得清晰。像以色列的選召一樣，律法（作為舊約中最顯著的制度之一）是一項暫時性的神恩典措施，用以預示和預備通過信靠耶穌基督的恩典而得稱義的約（</w:t>
-      </w:r>
-      <w:hyperlink r:id="rId37">
-        <w:r>
-          <w:rPr>
-            <w:lang w:val="zh_TW" w:bidi="zh_TW"/>
-          </w:rPr>
-          <w:rPr>
-            <w:color w:val="0000EE"/>
-            <w:u w:val="single"/>
-          </w:rPr>
-          <w:t>加3:23–29</w:t>
-        </w:r>
-      </w:hyperlink>
-      <w:r>
-        <w:rPr>
-          <w:lang w:val="zh_TW" w:bidi="zh_TW"/>
-        </w:rPr>
-        <w:t>；</w:t>
-      </w:r>
-      <w:hyperlink r:id="rId38">
-        <w:r>
-          <w:rPr>
-            <w:lang w:val="zh_TW" w:bidi="zh_TW"/>
-          </w:rPr>
-          <w:rPr>
-            <w:color w:val="0000EE"/>
-            <w:u w:val="single"/>
-          </w:rPr>
-          <w:t>來10:1</w:t>
-        </w:r>
-      </w:hyperlink>
-      <w:r>
-        <w:rPr>
-          <w:lang w:val="zh_TW" w:bidi="zh_TW"/>
-        </w:rPr>
-        <w:t>）。</w:t>
-      </w:r>
-    </w:p>
-    <w:p>
-      <w:pPr>
-        <w:pStyle w:val="Heading3"/>
-      </w:pPr>
-      <w:r>
-        <w:rPr>
-          <w:lang w:val="zh_TW" w:bidi="zh_TW"/>
-        </w:rPr>
-        <w:t>新約中的恩典</w:t>
-      </w:r>
-    </w:p>
-    <w:p>
-      <w:pPr/>
-      <w:r>
-        <w:rPr>
-          <w:lang w:val="zh_TW" w:bidi="zh_TW"/>
-        </w:rPr>
-      </w:r>
-      <w:r>
-        <w:rPr>
-          <w:lang w:val="zh_TW" w:bidi="zh_TW"/>
-        </w:rPr>
-        <w:t>恩典作為神對祂子民積極行動的參與，這一概念在新約中更加鮮明。神的恩典在耶穌基督的身上具體體現出來，祂以可見的方式展示了神恩典的動態本質，並在祂的救贖事工中實現了舊約中有關神恩待人的應許（</w:t>
-      </w:r>
-      <w:hyperlink r:id="rId39">
-        <w:r>
-          <w:rPr>
-            <w:lang w:val="zh_TW" w:bidi="zh_TW"/>
-          </w:rPr>
-          <w:rPr>
-            <w:color w:val="0000EE"/>
-            <w:u w:val="single"/>
-          </w:rPr>
-          <w:t>約1:14、17</w:t>
-        </w:r>
-      </w:hyperlink>
-      <w:r>
-        <w:rPr>
-          <w:lang w:val="zh_TW" w:bidi="zh_TW"/>
-        </w:rPr>
-        <w:t>）。</w:t>
-      </w:r>
-    </w:p>
-    <w:p>
-      <w:pPr/>
-      <w:r>
-        <w:rPr>
-          <w:lang w:val="zh_TW" w:bidi="zh_TW"/>
-        </w:rPr>
-      </w:r>
-      <w:r>
-        <w:rPr>
-          <w:lang w:val="zh_TW" w:bidi="zh_TW"/>
-        </w:rPr>
-        <w:t>神在耶穌基督中顯現的恩典使神能夠赦免罪人，並將他們聚集在教會這個新約群體中。耶穌在施行事工期間，曾多次對許多罪人宣告赦罪，並向各種絕望的人提供神的仁愛幫助。透過像父親寬恕浪子和尋找失羊的教導，耶穌明確表示祂來是為了尋找和拯救那些失喪的人。然而，祂最終在十字架上完成的救贖之死，為悔改的罪人敞開了通往神赦免和恢復性恩典的大門。這個簡單的真理在因信稱義的教義中被闡明（</w:t>
-      </w:r>
-      <w:hyperlink r:id="rId40">
-        <w:r>
-          <w:rPr>
-            <w:lang w:val="zh_TW" w:bidi="zh_TW"/>
-          </w:rPr>
-          <w:rPr>
-            <w:color w:val="0000EE"/>
-            <w:u w:val="single"/>
-          </w:rPr>
-          <w:t>羅3:23</w:t>
-        </w:r>
-      </w:hyperlink>
-      <w:r>
-        <w:rPr>
-          <w:lang w:val="zh_TW" w:bidi="zh_TW"/>
-        </w:rPr>
-        <w:t>；</w:t>
-      </w:r>
-      <w:hyperlink r:id="rId41">
-        <w:r>
-          <w:rPr>
-            <w:lang w:val="zh_TW" w:bidi="zh_TW"/>
-          </w:rPr>
-          <w:rPr>
-            <w:color w:val="0000EE"/>
-            <w:u w:val="single"/>
-          </w:rPr>
-          <w:t>多3:7</w:t>
-        </w:r>
-      </w:hyperlink>
-      <w:r>
-        <w:rPr>
-          <w:lang w:val="zh_TW" w:bidi="zh_TW"/>
-        </w:rPr>
-        <w:t>）。根據這個教導，神藉著基督代贖的死而提供恩典，使祂能夠對悔改的罪人宣告「義」或「無罪」的判決，並將他們納入祂的永恆旨意中。因此，他們進入了神恩典的領域，這恩典使他們能夠與聖靈同工，進行個人成聖的過程。</w:t>
-      </w:r>
-    </w:p>
-    <w:p>
-      <w:pPr/>
-      <w:r>
-        <w:rPr>
-          <w:lang w:val="zh_TW" w:bidi="zh_TW"/>
-        </w:rPr>
-      </w:r>
-      <w:r>
-        <w:rPr>
-          <w:lang w:val="zh_TW" w:bidi="zh_TW"/>
-        </w:rPr>
-        <w:t>神在耶穌基督身上顯現的恩典，也使神能夠賜予信徒不配得的恩惠，這些恩惠豐富了他們的生活，並將他們聯合在一起成為基督的身體——教會。他們因恩典而被接納，並因此獲得新的身份，即成為神的兒女，成為神家中的成員，使他們如同對待天父一樣與祂相處（</w:t>
-      </w:r>
-      <w:hyperlink r:id="rId42">
-        <w:r>
-          <w:rPr>
-            <w:lang w:val="zh_TW" w:bidi="zh_TW"/>
-          </w:rPr>
-          <w:rPr>
-            <w:color w:val="0000EE"/>
-            <w:u w:val="single"/>
-          </w:rPr>
-          <w:t>加4:4–6</w:t>
-        </w:r>
-      </w:hyperlink>
-      <w:r>
-        <w:rPr>
-          <w:lang w:val="zh_TW" w:bidi="zh_TW"/>
-        </w:rPr>
-        <w:t>）。他們成為一個群體的成員，在這個群體中，種族、階級和性別的區別變得無關緊要，因為他們都成為了神對亞伯拉罕普世祝福之應許的平等繼承人（</w:t>
-      </w:r>
-      <w:hyperlink r:id="rId43">
-        <w:r>
-          <w:rPr>
-            <w:lang w:val="zh_TW" w:bidi="zh_TW"/>
-          </w:rPr>
-          <w:rPr>
-            <w:color w:val="0000EE"/>
-            <w:u w:val="single"/>
-          </w:rPr>
-          <w:t>3:28–29</w:t>
-        </w:r>
-      </w:hyperlink>
-      <w:r>
-        <w:rPr>
-          <w:lang w:val="zh_TW" w:bidi="zh_TW"/>
-        </w:rPr>
-        <w:t>）。為了豐富他們的個人生活，並確保他們在新群體生活中的參與是有益的，聖靈恩慈地賜給信徒各種恩賜，使他們能夠進行旨在造福教會的各種事工（</w:t>
-      </w:r>
-      <w:hyperlink r:id="rId44">
-        <w:r>
-          <w:rPr>
-            <w:lang w:val="zh_TW" w:bidi="zh_TW"/>
-          </w:rPr>
-          <w:rPr>
-            <w:color w:val="0000EE"/>
-            <w:u w:val="single"/>
-          </w:rPr>
-          <w:t>羅12:6–8</w:t>
-        </w:r>
-      </w:hyperlink>
-      <w:r>
-        <w:rPr>
-          <w:lang w:val="zh_TW" w:bidi="zh_TW"/>
-        </w:rPr>
-        <w:t>）。在這些事工中，首要的是使徒的職分，這一職分與神的恩典密切相關（</w:t>
-      </w:r>
-      <w:hyperlink r:id="rId45">
-        <w:r>
-          <w:rPr>
-            <w:lang w:val="zh_TW" w:bidi="zh_TW"/>
-          </w:rPr>
-          <w:rPr>
-            <w:color w:val="0000EE"/>
-            <w:u w:val="single"/>
-          </w:rPr>
-          <w:t>1:5</w:t>
-        </w:r>
-      </w:hyperlink>
-      <w:r>
-        <w:rPr>
-          <w:lang w:val="zh_TW" w:bidi="zh_TW"/>
-        </w:rPr>
-        <w:t>，</w:t>
-      </w:r>
-      <w:hyperlink r:id="rId46">
-        <w:r>
-          <w:rPr>
-            <w:lang w:val="zh_TW" w:bidi="zh_TW"/>
-          </w:rPr>
-          <w:rPr>
-            <w:color w:val="0000EE"/>
-            <w:u w:val="single"/>
-          </w:rPr>
-          <w:t>15:15–16</w:t>
-        </w:r>
-      </w:hyperlink>
-      <w:r>
-        <w:rPr>
-          <w:lang w:val="zh_TW" w:bidi="zh_TW"/>
-        </w:rPr>
-        <w:t>），因為它與舊約的先知事工結合在一起，為教會提供了基礎結構（</w:t>
-      </w:r>
-      <w:hyperlink r:id="rId47">
-        <w:r>
-          <w:rPr>
-            <w:lang w:val="zh_TW" w:bidi="zh_TW"/>
-          </w:rPr>
-          <w:rPr>
-            <w:color w:val="0000EE"/>
-            <w:u w:val="single"/>
-          </w:rPr>
-          <w:t>弗2:20</w:t>
-        </w:r>
-      </w:hyperlink>
-      <w:r>
-        <w:rPr>
-          <w:lang w:val="zh_TW" w:bidi="zh_TW"/>
-        </w:rPr>
-        <w:t>）。由於神的恩典豐富地傾注在信徒的群體生活中（</w:t>
-      </w:r>
-      <w:hyperlink r:id="rId48">
-        <w:r>
-          <w:rPr>
-            <w:lang w:val="zh_TW" w:bidi="zh_TW"/>
-          </w:rPr>
-          <w:rPr>
-            <w:color w:val="0000EE"/>
-            <w:u w:val="single"/>
-          </w:rPr>
-          <w:t>1:7–8</w:t>
-        </w:r>
-      </w:hyperlink>
-      <w:r>
-        <w:rPr>
-          <w:lang w:val="zh_TW" w:bidi="zh_TW"/>
-        </w:rPr>
-        <w:t>），教會進入永恆後，將通過其存在本身，展示出神在耶穌基督裡無限豐富的恩典（</w:t>
-      </w:r>
-      <w:hyperlink r:id="rId49">
-        <w:r>
-          <w:rPr>
-            <w:lang w:val="zh_TW" w:bidi="zh_TW"/>
-          </w:rPr>
-          <w:rPr>
-            <w:color w:val="0000EE"/>
-            <w:u w:val="single"/>
-          </w:rPr>
-          <w:t>2:6</w:t>
-        </w:r>
-      </w:hyperlink>
-      <w:r>
-        <w:rPr>
-          <w:lang w:val="zh_TW" w:bidi="zh_TW"/>
-        </w:rPr>
-        <w:t>）。</w:t>
-      </w:r>
-    </w:p>
-    <w:p>
-      <w:pPr/>
-      <w:r>
-        <w:rPr>
-          <w:lang w:val="zh_TW" w:bidi="zh_TW"/>
-        </w:rPr>
-      </w:r>
-      <w:r>
-        <w:rPr>
-          <w:lang w:val="zh_TW" w:bidi="zh_TW"/>
-        </w:rPr>
-        <w:t>最後，神在耶穌基督裡顯現的恩典，讓神能夠使信徒在品格和關係中反映祂的恩典。接受神恩典的不可或缺的條件是謙卑（</w:t>
-      </w:r>
-      <w:hyperlink r:id="rId50">
-        <w:r>
-          <w:rPr>
-            <w:lang w:val="zh_TW" w:bidi="zh_TW"/>
-          </w:rPr>
-          <w:rPr>
-            <w:color w:val="0000EE"/>
-            <w:u w:val="single"/>
-          </w:rPr>
-          <w:t>雅4:6</w:t>
-        </w:r>
-      </w:hyperlink>
-      <w:r>
-        <w:rPr>
-          <w:lang w:val="zh_TW" w:bidi="zh_TW"/>
-        </w:rPr>
-        <w:t>；</w:t>
-      </w:r>
-      <w:hyperlink r:id="rId51">
-        <w:r>
-          <w:rPr>
-            <w:lang w:val="zh_TW" w:bidi="zh_TW"/>
-          </w:rPr>
-          <w:rPr>
-            <w:color w:val="0000EE"/>
-            <w:u w:val="single"/>
-          </w:rPr>
-          <w:t>彼前5:5</w:t>
-        </w:r>
-      </w:hyperlink>
-      <w:r>
-        <w:rPr>
-          <w:lang w:val="zh_TW" w:bidi="zh_TW"/>
-        </w:rPr>
-        <w:t>）。這樣對神的謙卑使信徒能夠對待他人時也謙卑行事。從恩典的立場出發，他們可以放下自私和自負，以謙恭的態度對待他人（</w:t>
-      </w:r>
-      <w:hyperlink r:id="rId52">
-        <w:r>
-          <w:rPr>
-            <w:lang w:val="zh_TW" w:bidi="zh_TW"/>
-          </w:rPr>
-          <w:rPr>
-            <w:color w:val="0000EE"/>
-            <w:u w:val="single"/>
-          </w:rPr>
-          <w:t>腓2:3–4</w:t>
-        </w:r>
-      </w:hyperlink>
-      <w:r>
-        <w:rPr>
-          <w:lang w:val="zh_TW" w:bidi="zh_TW"/>
-        </w:rPr>
-        <w:t>），以互相服侍的態度（</w:t>
-      </w:r>
-      <w:hyperlink r:id="rId53">
-        <w:r>
-          <w:rPr>
-            <w:lang w:val="zh_TW" w:bidi="zh_TW"/>
-          </w:rPr>
-          <w:rPr>
-            <w:color w:val="0000EE"/>
-            <w:u w:val="single"/>
-          </w:rPr>
-          <w:t>弗5:21</w:t>
-        </w:r>
-      </w:hyperlink>
-      <w:r>
-        <w:rPr>
-          <w:lang w:val="zh_TW" w:bidi="zh_TW"/>
-        </w:rPr>
-        <w:t>），並以互相寬恕的心靈（</w:t>
-      </w:r>
-      <w:hyperlink r:id="rId54">
-        <w:r>
-          <w:rPr>
-            <w:lang w:val="zh_TW" w:bidi="zh_TW"/>
-          </w:rPr>
-          <w:rPr>
-            <w:color w:val="0000EE"/>
-            <w:u w:val="single"/>
-          </w:rPr>
-          <w:t>太18:23–35</w:t>
-        </w:r>
-      </w:hyperlink>
-      <w:r>
-        <w:rPr>
-          <w:lang w:val="zh_TW" w:bidi="zh_TW"/>
-        </w:rPr>
-        <w:t>），使他們的交流也能展現出神的恩典（</w:t>
-      </w:r>
-      <w:hyperlink r:id="rId55">
-        <w:r>
-          <w:rPr>
-            <w:lang w:val="zh_TW" w:bidi="zh_TW"/>
-          </w:rPr>
-          <w:rPr>
-            <w:color w:val="0000EE"/>
-            <w:u w:val="single"/>
-          </w:rPr>
-          <w:t>西4:6</w:t>
-        </w:r>
-      </w:hyperlink>
-      <w:r>
-        <w:rPr>
-          <w:lang w:val="zh_TW" w:bidi="zh_TW"/>
-        </w:rPr>
-        <w:t>）。由於耶穌基督的恩典構成了信徒生命和人際關係的實存背景，他們被勸勉不要將神的恩典變為不敬虔的行為（</w:t>
-      </w:r>
-      <w:hyperlink r:id="rId56">
-        <w:r>
-          <w:rPr>
-            <w:lang w:val="zh_TW" w:bidi="zh_TW"/>
-          </w:rPr>
-          <w:rPr>
-            <w:color w:val="0000EE"/>
-            <w:u w:val="single"/>
-          </w:rPr>
-          <w:t>猶1:4</w:t>
-        </w:r>
-      </w:hyperlink>
-      <w:r>
-        <w:rPr>
-          <w:lang w:val="zh_TW" w:bidi="zh_TW"/>
-        </w:rPr>
-        <w:t>），而是要在主的恩典中成長（</w:t>
-      </w:r>
-      <w:hyperlink r:id="rId57">
-        <w:r>
-          <w:rPr>
-            <w:lang w:val="zh_TW" w:bidi="zh_TW"/>
-          </w:rPr>
-          <w:rPr>
-            <w:color w:val="0000EE"/>
-            <w:u w:val="single"/>
-          </w:rPr>
-          <w:t>彼後3:18</w:t>
-        </w:r>
-      </w:hyperlink>
-      <w:r>
-        <w:rPr>
-          <w:lang w:val="zh_TW" w:bidi="zh_TW"/>
-        </w:rPr>
-        <w:t>）。</w:t>
-      </w:r>
-    </w:p>
-    <w:p>
-      <w:pPr/>
-      <w:r>
-        <w:rPr>
-          <w:lang w:val="zh_TW" w:bidi="zh_TW"/>
-        </w:rPr>
-      </w:r>
-      <w:r>
-        <w:rPr>
-          <w:lang w:val="zh_TW" w:bidi="zh_TW"/>
-        </w:rPr>
-        <w:t>聖經中恩典的基本意義是指神對祂的受造物施行善意的態度。這種神的恩惠在耶穌基督裡得到了最高的表達。按其定義，這恩典對所有人完全開放，唯一的先決條件是悔改並渴望接受它（</w:t>
-      </w:r>
-      <w:hyperlink r:id="rId58">
-        <w:r>
-          <w:rPr>
-            <w:lang w:val="zh_TW" w:bidi="zh_TW"/>
-          </w:rPr>
-          <w:rPr>
-            <w:color w:val="0000EE"/>
-            <w:u w:val="single"/>
-          </w:rPr>
-          <w:t>多2:11–12</w:t>
-        </w:r>
-      </w:hyperlink>
-      <w:r>
-        <w:rPr>
-          <w:lang w:val="zh_TW" w:bidi="zh_TW"/>
-        </w:rPr>
-        <w:t>）。因此，與神和祂旨意隔絕的人類狀態被替換為與神那本來不可接近的威嚴接觸的途徑，這威嚴以寶座的形式呈現，使祂的恩典可以滿足人的需求（</w:t>
-      </w:r>
-      <w:hyperlink r:id="rId59">
-        <w:r>
-          <w:rPr>
-            <w:lang w:val="zh_TW" w:bidi="zh_TW"/>
-          </w:rPr>
-          <w:rPr>
-            <w:color w:val="0000EE"/>
-            <w:u w:val="single"/>
-          </w:rPr>
-          <w:t>來4:16</w:t>
-        </w:r>
-      </w:hyperlink>
-      <w:r>
-        <w:rPr>
-          <w:lang w:val="zh_TW" w:bidi="zh_TW"/>
-        </w:rPr>
-        <w:t>）。接受神恩典以外的另一個悲慘的選擇，是繼續處於無盼望的疏離狀態，或是通過注定徒勞的人類努力來追求神的恩惠（</w:t>
-      </w:r>
-      <w:hyperlink r:id="rId60">
-        <w:r>
-          <w:rPr>
-            <w:lang w:val="zh_TW" w:bidi="zh_TW"/>
-          </w:rPr>
-          <w:rPr>
-            <w:color w:val="0000EE"/>
-            <w:u w:val="single"/>
-          </w:rPr>
-          <w:t>羅1:21</w:t>
-        </w:r>
-      </w:hyperlink>
-      <w:r>
-        <w:rPr>
-          <w:lang w:val="zh_TW" w:bidi="zh_TW"/>
-        </w:rPr>
-        <w:t>）。神對罪人的無條件接納，唯一的條件可能就是他們拒絕接受祂的接納。</w:t>
-      </w:r>
-    </w:p>
-    <w:p>
-      <w:pPr/>
-      <w:r>
-        <w:rPr>
-          <w:lang w:val="zh_TW" w:bidi="zh_TW"/>
-        </w:rPr>
-      </w:r>
-      <w:r>
-        <w:rPr>
-          <w:lang w:val="zh_TW" w:bidi="zh_TW"/>
-        </w:rPr>
-        <w:t>因為基督代表神恩典的實現、體現和分配者，早期基督徒白白地稱神的恩典為「我們主耶穌基督的恩典」。這恩典被認為是如此根本且遍及他們的個人生活和信仰團體的存在，以至於他們自然地將傳統的「平安」（Shalom）問候與耶穌基督的恩典相結合。這就是為什麼幾乎在新約聖經的每卷書中都能看到「願我們主耶穌基督的恩常與你們眾人同在」這一問候形式的變體普遍重複出現（</w:t>
-      </w:r>
-      <w:hyperlink r:id="rId61">
-        <w:r>
-          <w:rPr>
-            <w:lang w:val="zh_TW" w:bidi="zh_TW"/>
-          </w:rPr>
-          <w:rPr>
-            <w:color w:val="0000EE"/>
-            <w:u w:val="single"/>
-          </w:rPr>
-          <w:t>帖後3:18</w:t>
-        </w:r>
-      </w:hyperlink>
-      <w:r>
-        <w:rPr>
-          <w:lang w:val="zh_TW" w:bidi="zh_TW"/>
-        </w:rPr>
-        <w:t>）。</w:t>
+        <w:t>），因其罪惡極深，而遭神毀滅。</w:t>
       </w:r>
     </w:p>
     <w:p>
@@ -1674,7 +264,7 @@
           <w:i/>
           <w:lang w:val="zh_TW" w:bidi="zh_TW"/>
         </w:rPr>
-        <w:t>另見</w:t>
+        <w:t>見</w:t>
       </w:r>
       <w:r>
         <w:rPr>
@@ -1686,7 +276,7 @@
         <w:rPr>
           <w:lang w:val="zh_TW" w:bidi="zh_TW"/>
         </w:rPr>
-        <w:t>神的存在與屬性</w:t>
+        <w:t>平原上的城</w:t>
       </w:r>
       <w:r>
         <w:rPr>
@@ -1698,19 +288,7 @@
         <w:rPr>
           <w:lang w:val="zh_TW" w:bidi="zh_TW"/>
         </w:rPr>
-        <w:t>愛</w:t>
-      </w:r>
-      <w:r>
-        <w:rPr>
-          <w:lang w:val="zh_TW" w:bidi="zh_TW"/>
-        </w:rPr>
-        <w:t>；</w:t>
-      </w:r>
-      <w:r>
-        <w:rPr>
-          <w:lang w:val="zh_TW" w:bidi="zh_TW"/>
-        </w:rPr>
-        <w:t>憐憫</w:t>
+        <w:t>所多瑪和蛾摩拉</w:t>
       </w:r>
       <w:r>
         <w:rPr>

--- a/zht/docx/034.content.docx
+++ b/zht/docx/034.content.docx
@@ -149,7 +149,7 @@
         <w:rPr>
           <w:lang w:val="zh_TW" w:bidi="zh_TW"/>
         </w:rPr>
-        <w:t>E</w:t>
+        <w:t>duo</w:t>
       </w:r>
       <w:r>
         <w:rPr>
@@ -212,12 +212,29 @@
         <w:rPr>
           <w:lang w:val="zh_TW" w:bidi="zh_TW"/>
         </w:rPr>
-        <w:t>蛾摩拉</w:t>
+        <w:t>多單</w:t>
       </w:r>
       <w:r>
         <w:rPr>
           <w:lang w:val="zh_TW" w:bidi="zh_TW"/>
         </w:rPr>
+      </w:r>
+    </w:p>
+    <w:p>
+      <w:pPr>
+        <w:pStyle w:val="Heading2"/>
+      </w:pPr>
+      <w:r>
+        <w:rPr>
+          <w:lang w:val="zh_TW" w:bidi="zh_TW"/>
+        </w:rPr>
+        <w:t>多單</w:t>
+      </w:r>
+      <w:r>
+        <w:rPr>
+          <w:lang w:val="zh_TW" w:bidi="zh_TW"/>
+        </w:rPr>
+        <w:t>*</w:t>
       </w:r>
     </w:p>
     <w:p>
@@ -231,7 +248,7 @@
         <w:rPr>
           <w:lang w:val="zh_TW" w:bidi="zh_TW"/>
         </w:rPr>
-        <w:t>蛾摩拉是「平原上的城」之一（</w:t>
+        <w:t>挪亞兒子雅弗的後代（</w:t>
       </w:r>
       <w:hyperlink r:id="rId13">
         <w:r>
@@ -242,22 +259,56 @@
             <w:color w:val="0000EE"/>
             <w:u w:val="single"/>
           </w:rPr>
-          <w:t>創19章</w:t>
+          <w:t>創10:4</w:t>
         </w:r>
       </w:hyperlink>
       <w:r>
         <w:rPr>
           <w:lang w:val="zh_TW" w:bidi="zh_TW"/>
         </w:rPr>
-        <w:t>），因其罪惡極深，而遭神毀滅。</w:t>
+        <w:t>，譯註：英文譯本在此處通常作</w:t>
       </w:r>
-    </w:p>
-    <w:p>
-      <w:pPr/>
       <w:r>
         <w:rPr>
           <w:lang w:val="zh_TW" w:bidi="zh_TW"/>
         </w:rPr>
+        <w:t>Rodanites</w:t>
+      </w:r>
+      <w:r>
+        <w:rPr>
+          <w:lang w:val="zh_TW" w:bidi="zh_TW"/>
+        </w:rPr>
+        <w:t>）。這個名字在</w:t>
+      </w:r>
+      <w:hyperlink r:id="rId14">
+        <w:r>
+          <w:rPr>
+            <w:lang w:val="zh_TW" w:bidi="zh_TW"/>
+          </w:rPr>
+          <w:rPr>
+            <w:color w:val="0000EE"/>
+            <w:u w:val="single"/>
+          </w:rPr>
+          <w:t>歷代志上一章7節</w:t>
+        </w:r>
+      </w:hyperlink>
+      <w:r>
+        <w:rPr>
+          <w:lang w:val="zh_TW" w:bidi="zh_TW"/>
+        </w:rPr>
+        <w:t>中被修正為多單（譯註：英文譯本在此處為</w:t>
+      </w:r>
+      <w:r>
+        <w:rPr>
+          <w:lang w:val="zh_TW" w:bidi="zh_TW"/>
+        </w:rPr>
+        <w:t>Dodanim</w:t>
+      </w:r>
+      <w:r>
+        <w:rPr>
+          <w:lang w:val="zh_TW" w:bidi="zh_TW"/>
+        </w:rPr>
+        <w:t>）。</w:t>
       </w:r>
       <w:r>
         <w:rPr>
@@ -270,25 +321,7 @@
         <w:rPr>
           <w:lang w:val="zh_TW" w:bidi="zh_TW"/>
         </w:rPr>
-        <w:t xml:space="preserve"> </w:t>
-      </w:r>
-      <w:r>
-        <w:rPr>
-          <w:lang w:val="zh_TW" w:bidi="zh_TW"/>
-        </w:rPr>
-        <w:t>平原上的城</w:t>
-      </w:r>
-      <w:r>
-        <w:rPr>
-          <w:lang w:val="zh_TW" w:bidi="zh_TW"/>
-        </w:rPr>
-        <w:t>；</w:t>
-      </w:r>
-      <w:r>
-        <w:rPr>
-          <w:lang w:val="zh_TW" w:bidi="zh_TW"/>
-        </w:rPr>
-        <w:t>所多瑪和蛾摩拉</w:t>
+        <w:t>多單</w:t>
       </w:r>
       <w:r>
         <w:rPr>

--- a/zht/docx/034.content.docx
+++ b/zht/docx/034.content.docx
@@ -19,7 +19,7 @@
         <w:rPr>
           <w:lang w:val="zh_TW" w:bidi="zh_TW"/>
         </w:rPr>
-        <w:t>Resource: Tyndale Open Bible Dictionary</w:t>
+        <w:t>Resource: Aquifer Open Bible Dictionary</w:t>
       </w:r>
       <w:r>
         <w:rPr>
@@ -112,7 +112,7 @@
         <w:rPr>
           <w:lang w:val="zh_TW" w:bidi="zh_TW"/>
         </w:rPr>
-        <w:t>Tyndale Open Bible Dictionary</w:t>
+        <w:t>Aquifer Open Bible Dictionary</w:t>
       </w:r>
     </w:p>
     <w:p>

--- a/zht/docx/034.content.docx
+++ b/zht/docx/034.content.docx
@@ -149,7 +149,7 @@
         <w:rPr>
           <w:lang w:val="zh_TW" w:bidi="zh_TW"/>
         </w:rPr>
-        <w:t>duo</w:t>
+        <w:t>du</w:t>
       </w:r>
       <w:r>
         <w:rPr>
@@ -212,29 +212,12 @@
         <w:rPr>
           <w:lang w:val="zh_TW" w:bidi="zh_TW"/>
         </w:rPr>
-        <w:t>多單</w:t>
-      </w:r>
-      <w:r>
-        <w:rPr>
-          <w:lang w:val="zh_TW" w:bidi="zh_TW"/>
-        </w:rPr>
-      </w:r>
-    </w:p>
-    <w:p>
-      <w:pPr>
-        <w:pStyle w:val="Heading2"/>
-      </w:pPr>
-      <w:r>
-        <w:rPr>
-          <w:lang w:val="zh_TW" w:bidi="zh_TW"/>
-        </w:rPr>
-        <w:t>多單</w:t>
-      </w:r>
-      <w:r>
-        <w:rPr>
-          <w:lang w:val="zh_TW" w:bidi="zh_TW"/>
-        </w:rPr>
-        <w:t>*</w:t>
+        <w:t>度量衡</w:t>
+      </w:r>
+      <w:r>
+        <w:rPr>
+          <w:lang w:val="zh_TW" w:bidi="zh_TW"/>
+        </w:rPr>
       </w:r>
     </w:p>
     <w:p>
@@ -248,7 +231,225 @@
         <w:rPr>
           <w:lang w:val="zh_TW" w:bidi="zh_TW"/>
         </w:rPr>
-        <w:t>挪亞兒子雅弗的後代（</w:t>
+        <w:t>概述</w:t>
+      </w:r>
+    </w:p>
+    <w:p>
+      <w:pPr/>
+      <w:r>
+        <w:rPr>
+          <w:lang w:val="zh_TW" w:bidi="zh_TW"/>
+        </w:rPr>
+      </w:r>
+      <w:r>
+        <w:rPr>
+          <w:lang w:val="zh_TW" w:bidi="zh_TW"/>
+        </w:rPr>
+        <w:t>• 簡介</w:t>
+      </w:r>
+    </w:p>
+    <w:p>
+      <w:pPr/>
+      <w:r>
+        <w:rPr>
+          <w:lang w:val="zh_TW" w:bidi="zh_TW"/>
+        </w:rPr>
+      </w:r>
+      <w:r>
+        <w:rPr>
+          <w:lang w:val="zh_TW" w:bidi="zh_TW"/>
+        </w:rPr>
+        <w:t>• 重量單位</w:t>
+      </w:r>
+    </w:p>
+    <w:p>
+      <w:pPr/>
+      <w:r>
+        <w:rPr>
+          <w:lang w:val="zh_TW" w:bidi="zh_TW"/>
+        </w:rPr>
+      </w:r>
+      <w:r>
+        <w:rPr>
+          <w:lang w:val="zh_TW" w:bidi="zh_TW"/>
+        </w:rPr>
+        <w:t>• 舊約中的長度單位</w:t>
+      </w:r>
+    </w:p>
+    <w:p>
+      <w:pPr/>
+      <w:r>
+        <w:rPr>
+          <w:lang w:val="zh_TW" w:bidi="zh_TW"/>
+        </w:rPr>
+      </w:r>
+      <w:r>
+        <w:rPr>
+          <w:lang w:val="zh_TW" w:bidi="zh_TW"/>
+        </w:rPr>
+        <w:t>• 新約中的長度單位</w:t>
+      </w:r>
+    </w:p>
+    <w:p>
+      <w:pPr/>
+      <w:r>
+        <w:rPr>
+          <w:lang w:val="zh_TW" w:bidi="zh_TW"/>
+        </w:rPr>
+      </w:r>
+      <w:r>
+        <w:rPr>
+          <w:lang w:val="zh_TW" w:bidi="zh_TW"/>
+        </w:rPr>
+        <w:t>• 舊約中的容量（乾量）</w:t>
+      </w:r>
+    </w:p>
+    <w:p>
+      <w:pPr/>
+      <w:r>
+        <w:rPr>
+          <w:lang w:val="zh_TW" w:bidi="zh_TW"/>
+        </w:rPr>
+      </w:r>
+      <w:r>
+        <w:rPr>
+          <w:lang w:val="zh_TW" w:bidi="zh_TW"/>
+        </w:rPr>
+        <w:t>• 新約中的容量（乾量）</w:t>
+      </w:r>
+    </w:p>
+    <w:p>
+      <w:pPr/>
+      <w:r>
+        <w:rPr>
+          <w:lang w:val="zh_TW" w:bidi="zh_TW"/>
+        </w:rPr>
+      </w:r>
+      <w:r>
+        <w:rPr>
+          <w:lang w:val="zh_TW" w:bidi="zh_TW"/>
+        </w:rPr>
+        <w:t>• 舊約中的液量</w:t>
+      </w:r>
+    </w:p>
+    <w:p>
+      <w:pPr/>
+      <w:r>
+        <w:rPr>
+          <w:lang w:val="zh_TW" w:bidi="zh_TW"/>
+        </w:rPr>
+      </w:r>
+      <w:r>
+        <w:rPr>
+          <w:lang w:val="zh_TW" w:bidi="zh_TW"/>
+        </w:rPr>
+        <w:t>• 新約中的液量</w:t>
+      </w:r>
+    </w:p>
+    <w:p>
+      <w:pPr>
+        <w:pStyle w:val="Heading3"/>
+      </w:pPr>
+      <w:r>
+        <w:rPr>
+          <w:lang w:val="zh_TW" w:bidi="zh_TW"/>
+        </w:rPr>
+        <w:t>簡介</w:t>
+      </w:r>
+    </w:p>
+    <w:p>
+      <w:pPr/>
+      <w:r>
+        <w:rPr>
+          <w:lang w:val="zh_TW" w:bidi="zh_TW"/>
+        </w:rPr>
+      </w:r>
+      <w:r>
+        <w:rPr>
+          <w:lang w:val="zh_TW" w:bidi="zh_TW"/>
+        </w:rPr>
+        <w:t>古代世界的度量衡主要基於實用標準：手臂的長度、一天的路程、一頭驢子能負載的重量等等。雖然這是一個方便的系統，但也缺乏標準化的統一。不同人的手臂長度不同，且驢子的承重能力也有所差異。因此，度量衡的歷史便成為尋求標準化的過程。在舊約時代尚未實現標準化，但在新約時代受到希臘和羅馬的影響後，才開始出現標準化。</w:t>
+      </w:r>
+    </w:p>
+    <w:p>
+      <w:pPr/>
+      <w:r>
+        <w:rPr>
+          <w:lang w:val="zh_TW" w:bidi="zh_TW"/>
+        </w:rPr>
+      </w:r>
+      <w:r>
+        <w:rPr>
+          <w:lang w:val="zh_TW" w:bidi="zh_TW"/>
+        </w:rPr>
+        <w:t>舊約中使用的度量單位常見於美索不達米亞、埃及和迦南的文獻中，以色列人並沒有自己獨特的度量系統。然而，儘管這些度量名稱相同，它們在以色列和其它文化中往往具有不同的數值。</w:t>
+      </w:r>
+    </w:p>
+    <w:p>
+      <w:pPr/>
+      <w:r>
+        <w:rPr>
+          <w:lang w:val="zh_TW" w:bidi="zh_TW"/>
+        </w:rPr>
+      </w:r>
+      <w:r>
+        <w:rPr>
+          <w:lang w:val="zh_TW" w:bidi="zh_TW"/>
+        </w:rPr>
+        <w:t>到新約時代，度量標準變得更為複雜。以色列人仍沿用舊約時期的許多度量單位，但希臘和羅馬的系統也被引入。有時候這些外來單位直接採用，有時候則將希伯來單位調整為符合希臘羅馬的標準。還有一些場合，羅馬的單位主要用於與政府打交道，而日常生活中仍然使用希伯來單位。</w:t>
+      </w:r>
+    </w:p>
+    <w:p>
+      <w:pPr/>
+      <w:r>
+        <w:rPr>
+          <w:lang w:val="zh_TW" w:bidi="zh_TW"/>
+        </w:rPr>
+      </w:r>
+      <w:r>
+        <w:rPr>
+          <w:lang w:val="zh_TW" w:bidi="zh_TW"/>
+        </w:rPr>
+        <w:t>在大多數度量種類中，基準單位（即其它單位的基礎或倍數）是最具不確定性的。因此，肘（長度）、舍客勒（重量）、賀梅珥（乾量）和罷特（液量）都存在某種程度的不確定性，使得基於這些單位的其它度量也相對不確定。</w:t>
+      </w:r>
+    </w:p>
+    <w:p>
+      <w:pPr>
+        <w:pStyle w:val="Heading3"/>
+      </w:pPr>
+      <w:r>
+        <w:rPr>
+          <w:lang w:val="zh_TW" w:bidi="zh_TW"/>
+        </w:rPr>
+        <w:t>重量單位</w:t>
+      </w:r>
+    </w:p>
+    <w:p>
+      <w:pPr/>
+      <w:r>
+        <w:rPr>
+          <w:lang w:val="zh_TW" w:bidi="zh_TW"/>
+        </w:rPr>
+      </w:r>
+      <w:r>
+        <w:rPr>
+          <w:lang w:val="zh_TW" w:bidi="zh_TW"/>
+        </w:rPr>
+        <w:t>考古發現使重量單位的理解受益良多。挖掘中提供的石質重量器有時會刻有其所代表的單位名稱。稱重時，這些石器通常提供一個相對一致的重量範圍。通過將這些數據與經文中的描述對比，提供了相當準確的估算基礎。局部地區的相對標準比絕對值更為重要。</w:t>
+      </w:r>
+    </w:p>
+    <w:p>
+      <w:pPr/>
+      <w:r>
+        <w:rPr>
+          <w:lang w:val="zh_TW" w:bidi="zh_TW"/>
+        </w:rPr>
+      </w:r>
+      <w:r>
+        <w:rPr>
+          <w:lang w:val="zh_TW" w:bidi="zh_TW"/>
+        </w:rPr>
+        <w:t>重量單位雖有標準化，但很難達到精確。以色列人的系統與美索不達米亞和迦南的類似。舊約時期大多數時間，重量系統同時提供了貨幣系統。鑄幣是波斯人的發明；在此之前，銀、金或其它交易商品必須稱重，才能進行交易或購買。這使得重量系統成為古代經濟的核心。這也解釋了為何聖經嚴厲譴責使用假重量（</w:t>
       </w:r>
       <w:hyperlink r:id="rId13">
         <w:r>
@@ -259,26 +460,14 @@
             <w:color w:val="0000EE"/>
             <w:u w:val="single"/>
           </w:rPr>
-          <w:t>創10:4</w:t>
+          <w:t>利19:36</w:t>
         </w:r>
       </w:hyperlink>
       <w:r>
         <w:rPr>
           <w:lang w:val="zh_TW" w:bidi="zh_TW"/>
         </w:rPr>
-        <w:t>，譯註：英文譯本在此處通常作</w:t>
-      </w:r>
-      <w:r>
-        <w:rPr>
-          <w:lang w:val="zh_TW" w:bidi="zh_TW"/>
-        </w:rPr>
-        <w:t>Rodanites</w:t>
-      </w:r>
-      <w:r>
-        <w:rPr>
-          <w:lang w:val="zh_TW" w:bidi="zh_TW"/>
-        </w:rPr>
-        <w:t>）。這個名字在</w:t>
+        <w:t>；</w:t>
       </w:r>
       <w:hyperlink r:id="rId14">
         <w:r>
@@ -289,45 +478,2377 @@
             <w:color w:val="0000EE"/>
             <w:u w:val="single"/>
           </w:rPr>
-          <w:t>歷代志上一章7節</w:t>
+          <w:t>申25:13</w:t>
         </w:r>
       </w:hyperlink>
       <w:r>
         <w:rPr>
           <w:lang w:val="zh_TW" w:bidi="zh_TW"/>
         </w:rPr>
-        <w:t>中被修正為多單（譯註：英文譯本在此處為</w:t>
-      </w:r>
-      <w:r>
-        <w:rPr>
-          <w:lang w:val="zh_TW" w:bidi="zh_TW"/>
-        </w:rPr>
-        <w:t>Dodanim</w:t>
-      </w:r>
+        <w:t>；</w:t>
+      </w:r>
+      <w:hyperlink r:id="rId15">
+        <w:r>
+          <w:rPr>
+            <w:lang w:val="zh_TW" w:bidi="zh_TW"/>
+          </w:rPr>
+          <w:rPr>
+            <w:color w:val="0000EE"/>
+            <w:u w:val="single"/>
+          </w:rPr>
+          <w:t>箴16:11，</w:t>
+        </w:r>
+      </w:hyperlink>
+      <w:hyperlink r:id="rId16">
+        <w:r>
+          <w:rPr>
+            <w:lang w:val="zh_TW" w:bidi="zh_TW"/>
+          </w:rPr>
+          <w:rPr>
+            <w:color w:val="0000EE"/>
+            <w:u w:val="single"/>
+          </w:rPr>
+          <w:t>20:10、23</w:t>
+        </w:r>
+      </w:hyperlink>
+      <w:r>
+        <w:rPr>
+          <w:lang w:val="zh_TW" w:bidi="zh_TW"/>
+        </w:rPr>
+        <w:t>；</w:t>
+      </w:r>
+      <w:hyperlink r:id="rId17">
+        <w:r>
+          <w:rPr>
+            <w:lang w:val="zh_TW" w:bidi="zh_TW"/>
+          </w:rPr>
+          <w:rPr>
+            <w:color w:val="0000EE"/>
+            <w:u w:val="single"/>
+          </w:rPr>
+          <w:t>彌6:11</w:t>
+        </w:r>
+      </w:hyperlink>
+      <w:r>
+        <w:rPr>
+          <w:lang w:val="zh_TW" w:bidi="zh_TW"/>
+        </w:rPr>
+        <w:t>；</w:t>
+      </w:r>
+      <w:hyperlink r:id="rId18">
+        <w:r>
+          <w:rPr>
+            <w:lang w:val="zh_TW" w:bidi="zh_TW"/>
+          </w:rPr>
+          <w:rPr>
+            <w:color w:val="0000EE"/>
+            <w:u w:val="single"/>
+          </w:rPr>
+          <w:t>何12:7</w:t>
+        </w:r>
+      </w:hyperlink>
+      <w:r>
+        <w:rPr>
+          <w:lang w:val="zh_TW" w:bidi="zh_TW"/>
+        </w:rPr>
+        <w:t>；</w:t>
+      </w:r>
+      <w:hyperlink r:id="rId19">
+        <w:r>
+          <w:rPr>
+            <w:lang w:val="zh_TW" w:bidi="zh_TW"/>
+          </w:rPr>
+          <w:rPr>
+            <w:color w:val="0000EE"/>
+            <w:u w:val="single"/>
+          </w:rPr>
+          <w:t>摩8:5</w:t>
+        </w:r>
+      </w:hyperlink>
       <w:r>
         <w:rPr>
           <w:lang w:val="zh_TW" w:bidi="zh_TW"/>
         </w:rPr>
         <w:t>）。</w:t>
       </w:r>
-      <w:r>
-        <w:rPr>
-          <w:i/>
-          <w:lang w:val="zh_TW" w:bidi="zh_TW"/>
-        </w:rPr>
-        <w:t>見</w:t>
-      </w:r>
-      <w:r>
-        <w:rPr>
-          <w:lang w:val="zh_TW" w:bidi="zh_TW"/>
-        </w:rPr>
-        <w:t>多單</w:t>
-      </w:r>
-      <w:r>
-        <w:rPr>
-          <w:lang w:val="zh_TW" w:bidi="zh_TW"/>
-        </w:rPr>
-        <w:t>。</w:t>
+    </w:p>
+    <w:p>
+      <w:pPr/>
+      <w:r>
+        <w:rPr>
+          <w:lang w:val="zh_TW" w:bidi="zh_TW"/>
+        </w:rPr>
+      </w:r>
+      <w:r>
+        <w:rPr>
+          <w:lang w:val="zh_TW" w:bidi="zh_TW"/>
+        </w:rPr>
+        <w:t>石頭砝碼被用於市集中商業交易的天平上。舊約約有六次提到天平或衡器，但都不是直接的經濟情境（</w:t>
+      </w:r>
+      <w:hyperlink r:id="rId20">
+        <w:r>
+          <w:rPr>
+            <w:lang w:val="zh_TW" w:bidi="zh_TW"/>
+          </w:rPr>
+          <w:rPr>
+            <w:color w:val="0000EE"/>
+            <w:u w:val="single"/>
+          </w:rPr>
+          <w:t>伯6:2，</w:t>
+        </w:r>
+      </w:hyperlink>
+      <w:hyperlink r:id="rId21">
+        <w:r>
+          <w:rPr>
+            <w:lang w:val="zh_TW" w:bidi="zh_TW"/>
+          </w:rPr>
+          <w:rPr>
+            <w:color w:val="0000EE"/>
+            <w:u w:val="single"/>
+          </w:rPr>
+          <w:t>31:6</w:t>
+        </w:r>
+      </w:hyperlink>
+      <w:r>
+        <w:rPr>
+          <w:lang w:val="zh_TW" w:bidi="zh_TW"/>
+        </w:rPr>
+        <w:t>；</w:t>
+      </w:r>
+      <w:hyperlink r:id="rId22">
+        <w:r>
+          <w:rPr>
+            <w:lang w:val="zh_TW" w:bidi="zh_TW"/>
+          </w:rPr>
+          <w:rPr>
+            <w:color w:val="0000EE"/>
+            <w:u w:val="single"/>
+          </w:rPr>
+          <w:t>詩62:9</w:t>
+        </w:r>
+      </w:hyperlink>
+      <w:r>
+        <w:rPr>
+          <w:lang w:val="zh_TW" w:bidi="zh_TW"/>
+        </w:rPr>
+        <w:t>；</w:t>
+      </w:r>
+      <w:hyperlink r:id="rId23">
+        <w:r>
+          <w:rPr>
+            <w:lang w:val="zh_TW" w:bidi="zh_TW"/>
+          </w:rPr>
+          <w:rPr>
+            <w:color w:val="0000EE"/>
+            <w:u w:val="single"/>
+          </w:rPr>
+          <w:t>賽40:12</w:t>
+        </w:r>
+      </w:hyperlink>
+      <w:r>
+        <w:rPr>
+          <w:lang w:val="zh_TW" w:bidi="zh_TW"/>
+        </w:rPr>
+        <w:t>；</w:t>
+      </w:r>
+      <w:hyperlink r:id="rId24">
+        <w:r>
+          <w:rPr>
+            <w:lang w:val="zh_TW" w:bidi="zh_TW"/>
+          </w:rPr>
+          <w:rPr>
+            <w:color w:val="0000EE"/>
+            <w:u w:val="single"/>
+          </w:rPr>
+          <w:t>結5:1</w:t>
+        </w:r>
+      </w:hyperlink>
+      <w:r>
+        <w:rPr>
+          <w:lang w:val="zh_TW" w:bidi="zh_TW"/>
+        </w:rPr>
+        <w:t>；</w:t>
+      </w:r>
+      <w:hyperlink r:id="rId25">
+        <w:r>
+          <w:rPr>
+            <w:lang w:val="zh_TW" w:bidi="zh_TW"/>
+          </w:rPr>
+          <w:rPr>
+            <w:color w:val="0000EE"/>
+            <w:u w:val="single"/>
+          </w:rPr>
+          <w:t>但5:27</w:t>
+        </w:r>
+      </w:hyperlink>
+      <w:r>
+        <w:rPr>
+          <w:lang w:val="zh_TW" w:bidi="zh_TW"/>
+        </w:rPr>
+        <w:t>）。當時使用的天平一般為橫樑平衡式，兩端各掛一個托盤。</w:t>
+      </w:r>
+    </w:p>
+    <w:p>
+      <w:pPr>
+        <w:pStyle w:val="Heading4"/>
+      </w:pPr>
+      <w:r>
+        <w:rPr>
+          <w:lang w:val="zh_TW" w:bidi="zh_TW"/>
+        </w:rPr>
+        <w:t>他連得</w:t>
+      </w:r>
+    </w:p>
+    <w:p>
+      <w:pPr/>
+      <w:r>
+        <w:rPr>
+          <w:lang w:val="zh_TW" w:bidi="zh_TW"/>
+        </w:rPr>
+      </w:r>
+      <w:r>
+        <w:rPr>
+          <w:lang w:val="zh_TW" w:bidi="zh_TW"/>
+        </w:rPr>
+        <w:t>根據</w:t>
+      </w:r>
+      <w:hyperlink r:id="rId26">
+        <w:r>
+          <w:rPr>
+            <w:lang w:val="zh_TW" w:bidi="zh_TW"/>
+          </w:rPr>
+          <w:rPr>
+            <w:color w:val="0000EE"/>
+            <w:u w:val="single"/>
+          </w:rPr>
+          <w:t>出埃及記三十八章25至26節</w:t>
+        </w:r>
+      </w:hyperlink>
+      <w:r>
+        <w:rPr>
+          <w:lang w:val="zh_TW" w:bidi="zh_TW"/>
+        </w:rPr>
+        <w:t>，一他連得等於三千舍客勒。（一百他連得等於300,000舍客勒，如果加上第</w:t>
+      </w:r>
+      <w:hyperlink r:id="rId27">
+        <w:r>
+          <w:rPr>
+            <w:lang w:val="zh_TW" w:bidi="zh_TW"/>
+          </w:rPr>
+          <w:rPr>
+            <w:color w:val="0000EE"/>
+            <w:u w:val="single"/>
+          </w:rPr>
+          <w:t>25</w:t>
+        </w:r>
+      </w:hyperlink>
+      <w:r>
+        <w:rPr>
+          <w:lang w:val="zh_TW" w:bidi="zh_TW"/>
+        </w:rPr>
+        <w:t>節中的1,175舍客勒，總數是 301,775，這正是603,550人每人繳納半舍客勒的總額——如第</w:t>
+      </w:r>
+      <w:hyperlink r:id="rId28">
+        <w:r>
+          <w:rPr>
+            <w:lang w:val="zh_TW" w:bidi="zh_TW"/>
+          </w:rPr>
+          <w:rPr>
+            <w:color w:val="0000EE"/>
+            <w:u w:val="single"/>
+          </w:rPr>
+          <w:t>26</w:t>
+        </w:r>
+      </w:hyperlink>
+      <w:r>
+        <w:rPr>
+          <w:lang w:val="zh_TW" w:bidi="zh_TW"/>
+        </w:rPr>
+        <w:t>節所述。）出土的他連得重量約在65至80磅之間（29.5至36.3公斤）。在舊約中，他連得僅用於貴金屬，通常為銀或金。根據</w:t>
+      </w:r>
+      <w:hyperlink r:id="rId29">
+        <w:r>
+          <w:rPr>
+            <w:lang w:val="zh_TW" w:bidi="zh_TW"/>
+          </w:rPr>
+          <w:rPr>
+            <w:color w:val="0000EE"/>
+            <w:u w:val="single"/>
+          </w:rPr>
+          <w:t>列王紀上十章14節</w:t>
+        </w:r>
+      </w:hyperlink>
+      <w:r>
+        <w:rPr>
+          <w:lang w:val="zh_TW" w:bidi="zh_TW"/>
+        </w:rPr>
+        <w:t>，所羅門王國每年的貢金收入為666他連得，被認為是非常奢華的數額。大衛為所羅門建造聖殿留下了100,000他連得的金子和1,000,000他連得的銀子（</w:t>
+      </w:r>
+      <w:hyperlink r:id="rId30">
+        <w:r>
+          <w:rPr>
+            <w:lang w:val="zh_TW" w:bidi="zh_TW"/>
+          </w:rPr>
+          <w:rPr>
+            <w:color w:val="0000EE"/>
+            <w:u w:val="single"/>
+          </w:rPr>
+          <w:t>代上22:14</w:t>
+        </w:r>
+      </w:hyperlink>
+      <w:r>
+        <w:rPr>
+          <w:lang w:val="zh_TW" w:bidi="zh_TW"/>
+        </w:rPr>
+        <w:t>）。</w:t>
+      </w:r>
+    </w:p>
+    <w:p>
+      <w:pPr>
+        <w:pStyle w:val="Heading4"/>
+      </w:pPr>
+      <w:r>
+        <w:rPr>
+          <w:lang w:val="zh_TW" w:bidi="zh_TW"/>
+        </w:rPr>
+        <w:t>彌那</w:t>
+      </w:r>
+    </w:p>
+    <w:p>
+      <w:pPr/>
+      <w:r>
+        <w:rPr>
+          <w:lang w:val="zh_TW" w:bidi="zh_TW"/>
+        </w:rPr>
+      </w:r>
+      <w:r>
+        <w:rPr>
+          <w:lang w:val="zh_TW" w:bidi="zh_TW"/>
+        </w:rPr>
+        <w:t>在迦南烏加列文獻中，彌那相當於50舍客勒，而在巴比倫則等於60舍客勒。在</w:t>
+      </w:r>
+      <w:hyperlink r:id="rId31">
+        <w:r>
+          <w:rPr>
+            <w:lang w:val="zh_TW" w:bidi="zh_TW"/>
+          </w:rPr>
+          <w:rPr>
+            <w:color w:val="0000EE"/>
+            <w:u w:val="single"/>
+          </w:rPr>
+          <w:t>以西結書四十五章12節</w:t>
+        </w:r>
+      </w:hyperlink>
+      <w:r>
+        <w:rPr>
+          <w:lang w:val="zh_TW" w:bidi="zh_TW"/>
+        </w:rPr>
+        <w:t>中，彌那被定為60舍客勒，但尚不清楚這是否意味著改變了之前的標準。</w:t>
+      </w:r>
+    </w:p>
+    <w:p>
+      <w:pPr>
+        <w:pStyle w:val="Heading4"/>
+      </w:pPr>
+      <w:r>
+        <w:rPr>
+          <w:lang w:val="zh_TW" w:bidi="zh_TW"/>
+        </w:rPr>
+        <w:t>舍客勒</w:t>
+      </w:r>
+    </w:p>
+    <w:p>
+      <w:pPr/>
+      <w:r>
+        <w:rPr>
+          <w:lang w:val="zh_TW" w:bidi="zh_TW"/>
+        </w:rPr>
+      </w:r>
+      <w:r>
+        <w:rPr>
+          <w:lang w:val="zh_TW" w:bidi="zh_TW"/>
+        </w:rPr>
+        <w:t>舍客勒是基本的重量單位。除了普通的舍客勒，還有「王（皇室）」舍客勒（</w:t>
+      </w:r>
+      <w:hyperlink r:id="rId32">
+        <w:r>
+          <w:rPr>
+            <w:lang w:val="zh_TW" w:bidi="zh_TW"/>
+          </w:rPr>
+          <w:rPr>
+            <w:color w:val="0000EE"/>
+            <w:u w:val="single"/>
+          </w:rPr>
+          <w:t>撒下14:26</w:t>
+        </w:r>
+      </w:hyperlink>
+      <w:r>
+        <w:rPr>
+          <w:lang w:val="zh_TW" w:bidi="zh_TW"/>
+        </w:rPr>
+        <w:t>）。根據考古發掘出來的標有「比加（beka）」（半舍客勒）的重量，估計舍客勒約重0.4盎司（11.4克）。</w:t>
+      </w:r>
+    </w:p>
+    <w:p>
+      <w:pPr/>
+      <w:r>
+        <w:rPr>
+          <w:lang w:val="zh_TW" w:bidi="zh_TW"/>
+        </w:rPr>
+      </w:r>
+      <w:r>
+        <w:rPr>
+          <w:lang w:val="zh_TW" w:bidi="zh_TW"/>
+        </w:rPr>
+        <w:t>聖經中的舍客勒幾乎僅出現在與貨幣價值有關的經文。不論是銀、金、大麥或麵粉，舍客勒的估值賦予商品在經濟中的相對價值。例外情況是歌利亞的盔甲和槍（</w:t>
+      </w:r>
+      <w:hyperlink r:id="rId33">
+        <w:r>
+          <w:rPr>
+            <w:lang w:val="zh_TW" w:bidi="zh_TW"/>
+          </w:rPr>
+          <w:rPr>
+            <w:color w:val="0000EE"/>
+            <w:u w:val="single"/>
+          </w:rPr>
+          <w:t>撒上17:5–7</w:t>
+        </w:r>
+      </w:hyperlink>
+      <w:r>
+        <w:rPr>
+          <w:lang w:val="zh_TW" w:bidi="zh_TW"/>
+        </w:rPr>
+        <w:t>），這些物品的重量以舍客勒計算。</w:t>
+      </w:r>
+    </w:p>
+    <w:p>
+      <w:pPr>
+        <w:pStyle w:val="Heading4"/>
+      </w:pPr>
+      <w:r>
+        <w:rPr>
+          <w:lang w:val="zh_TW" w:bidi="zh_TW"/>
+        </w:rPr>
+        <w:t>品（pim）</w:t>
+      </w:r>
+    </w:p>
+    <w:p>
+      <w:pPr/>
+      <w:r>
+        <w:rPr>
+          <w:lang w:val="zh_TW" w:bidi="zh_TW"/>
+        </w:rPr>
+      </w:r>
+      <w:r>
+        <w:rPr>
+          <w:lang w:val="zh_TW" w:bidi="zh_TW"/>
+        </w:rPr>
+        <w:t>唯一提及這個單位的經文是</w:t>
+      </w:r>
+      <w:hyperlink r:id="rId34">
+        <w:r>
+          <w:rPr>
+            <w:lang w:val="zh_TW" w:bidi="zh_TW"/>
+          </w:rPr>
+          <w:rPr>
+            <w:color w:val="0000EE"/>
+            <w:u w:val="single"/>
+          </w:rPr>
+          <w:t>撒母耳記上十三章21節</w:t>
+        </w:r>
+      </w:hyperlink>
+      <w:r>
+        <w:rPr>
+          <w:lang w:val="zh_TW" w:bidi="zh_TW"/>
+        </w:rPr>
+        <w:t>（譯註：和合本沒有譯出這個單位），這是非利士人向以色列人收取的磨鋤頭的費用。出土的重量在0.25到0.3盎司之間（7.1到8.5克），這表明品是三分之二舍客勒。</w:t>
+      </w:r>
+    </w:p>
+    <w:p>
+      <w:pPr>
+        <w:pStyle w:val="Heading4"/>
+      </w:pPr>
+      <w:r>
+        <w:rPr>
+          <w:lang w:val="zh_TW" w:bidi="zh_TW"/>
+        </w:rPr>
+        <w:t>比加（Beka）</w:t>
+      </w:r>
+    </w:p>
+    <w:p>
+      <w:pPr/>
+      <w:r>
+        <w:rPr>
+          <w:lang w:val="zh_TW" w:bidi="zh_TW"/>
+        </w:rPr>
+      </w:r>
+      <w:r>
+        <w:rPr>
+          <w:lang w:val="zh_TW" w:bidi="zh_TW"/>
+        </w:rPr>
+        <w:t>有七顆刻有此名稱的石頭，重量在0.2到0.23盎司之間（5.7到6.5克）。在</w:t>
+      </w:r>
+      <w:hyperlink r:id="rId28">
+        <w:r>
+          <w:rPr>
+            <w:lang w:val="zh_TW" w:bidi="zh_TW"/>
+          </w:rPr>
+          <w:rPr>
+            <w:color w:val="0000EE"/>
+            <w:u w:val="single"/>
+          </w:rPr>
+          <w:t>出埃及記三十八章26節</w:t>
+        </w:r>
+      </w:hyperlink>
+      <w:r>
+        <w:rPr>
+          <w:lang w:val="zh_TW" w:bidi="zh_TW"/>
+        </w:rPr>
+        <w:t>中，比加是每人繳納的人口稅額，相當於半舍客勒。</w:t>
+      </w:r>
+    </w:p>
+    <w:p>
+      <w:pPr>
+        <w:pStyle w:val="Heading4"/>
+      </w:pPr>
+      <w:r>
+        <w:rPr>
+          <w:lang w:val="zh_TW" w:bidi="zh_TW"/>
+        </w:rPr>
+        <w:t>季拉</w:t>
+      </w:r>
+    </w:p>
+    <w:p>
+      <w:pPr/>
+      <w:r>
+        <w:rPr>
+          <w:lang w:val="zh_TW" w:bidi="zh_TW"/>
+        </w:rPr>
+      </w:r>
+      <w:r>
+        <w:rPr>
+          <w:lang w:val="zh_TW" w:bidi="zh_TW"/>
+        </w:rPr>
+        <w:t>相當於舍客勒的二十分之一，約0.02盎司（0.6克）。此單位出現五次（</w:t>
+      </w:r>
+      <w:hyperlink r:id="rId35">
+        <w:r>
+          <w:rPr>
+            <w:lang w:val="zh_TW" w:bidi="zh_TW"/>
+          </w:rPr>
+          <w:rPr>
+            <w:color w:val="0000EE"/>
+            <w:u w:val="single"/>
+          </w:rPr>
+          <w:t>出30:13</w:t>
+        </w:r>
+      </w:hyperlink>
+      <w:r>
+        <w:rPr>
+          <w:lang w:val="zh_TW" w:bidi="zh_TW"/>
+        </w:rPr>
+        <w:t>；</w:t>
+      </w:r>
+      <w:hyperlink r:id="rId36">
+        <w:r>
+          <w:rPr>
+            <w:lang w:val="zh_TW" w:bidi="zh_TW"/>
+          </w:rPr>
+          <w:rPr>
+            <w:color w:val="0000EE"/>
+            <w:u w:val="single"/>
+          </w:rPr>
+          <w:t>利27:25</w:t>
+        </w:r>
+      </w:hyperlink>
+      <w:r>
+        <w:rPr>
+          <w:lang w:val="zh_TW" w:bidi="zh_TW"/>
+        </w:rPr>
+        <w:t>；</w:t>
+      </w:r>
+      <w:hyperlink r:id="rId37">
+        <w:r>
+          <w:rPr>
+            <w:lang w:val="zh_TW" w:bidi="zh_TW"/>
+          </w:rPr>
+          <w:rPr>
+            <w:color w:val="0000EE"/>
+            <w:u w:val="single"/>
+          </w:rPr>
+          <w:t>民3:47，</w:t>
+        </w:r>
+      </w:hyperlink>
+      <w:hyperlink r:id="rId38">
+        <w:r>
+          <w:rPr>
+            <w:lang w:val="zh_TW" w:bidi="zh_TW"/>
+          </w:rPr>
+          <w:rPr>
+            <w:color w:val="0000EE"/>
+            <w:u w:val="single"/>
+          </w:rPr>
+          <w:t>18:16</w:t>
+        </w:r>
+      </w:hyperlink>
+      <w:r>
+        <w:rPr>
+          <w:lang w:val="zh_TW" w:bidi="zh_TW"/>
+        </w:rPr>
+        <w:t>；</w:t>
+      </w:r>
+      <w:hyperlink r:id="rId31">
+        <w:r>
+          <w:rPr>
+            <w:lang w:val="zh_TW" w:bidi="zh_TW"/>
+          </w:rPr>
+          <w:rPr>
+            <w:color w:val="0000EE"/>
+            <w:u w:val="single"/>
+          </w:rPr>
+          <w:t>結45:12</w:t>
+        </w:r>
+      </w:hyperlink>
+      <w:r>
+        <w:rPr>
+          <w:lang w:val="zh_TW" w:bidi="zh_TW"/>
+        </w:rPr>
+        <w:t>），每次都是用來為舍客勒作價值估算。這些經文中的使用僅在貨幣意義上。</w:t>
+      </w:r>
+    </w:p>
+    <w:p>
+      <w:pPr>
+        <w:pStyle w:val="Heading4"/>
+      </w:pPr>
+      <w:r>
+        <w:rPr>
+          <w:lang w:val="zh_TW" w:bidi="zh_TW"/>
+        </w:rPr>
+        <w:t>斤（Litra）</w:t>
+      </w:r>
+    </w:p>
+    <w:p>
+      <w:pPr/>
+      <w:r>
+        <w:rPr>
+          <w:lang w:val="zh_TW" w:bidi="zh_TW"/>
+        </w:rPr>
+      </w:r>
+      <w:r>
+        <w:rPr>
+          <w:lang w:val="zh_TW" w:bidi="zh_TW"/>
+        </w:rPr>
+        <w:t>新約中的重量單位主要延續舊約中已確立的單位，特別是舍客勒、彌那和他連得。另外有一種單位為：斤，這在</w:t>
+      </w:r>
+      <w:hyperlink r:id="rId39">
+        <w:r>
+          <w:rPr>
+            <w:lang w:val="zh_TW" w:bidi="zh_TW"/>
+          </w:rPr>
+          <w:rPr>
+            <w:color w:val="0000EE"/>
+            <w:u w:val="single"/>
+          </w:rPr>
+          <w:t>約翰福音十二章3節</w:t>
+        </w:r>
+      </w:hyperlink>
+      <w:r>
+        <w:rPr>
+          <w:lang w:val="zh_TW" w:bidi="zh_TW"/>
+        </w:rPr>
+        <w:t>和</w:t>
+      </w:r>
+      <w:hyperlink r:id="rId40">
+        <w:r>
+          <w:rPr>
+            <w:lang w:val="zh_TW" w:bidi="zh_TW"/>
+          </w:rPr>
+          <w:rPr>
+            <w:color w:val="0000EE"/>
+            <w:u w:val="single"/>
+          </w:rPr>
+          <w:t>十九章39節</w:t>
+        </w:r>
+      </w:hyperlink>
+      <w:r>
+        <w:rPr>
+          <w:lang w:val="zh_TW" w:bidi="zh_TW"/>
+        </w:rPr>
+        <w:t>中用於描述香料。在希臘文獻中，一斤約為12盎司（327克）。</w:t>
+      </w:r>
+    </w:p>
+    <w:p>
+      <w:pPr>
+        <w:pStyle w:val="Heading3"/>
+      </w:pPr>
+      <w:r>
+        <w:rPr>
+          <w:lang w:val="zh_TW" w:bidi="zh_TW"/>
+        </w:rPr>
+        <w:t>舊約中的長度單位</w:t>
+      </w:r>
+    </w:p>
+    <w:p>
+      <w:pPr/>
+      <w:r>
+        <w:rPr>
+          <w:lang w:val="zh_TW" w:bidi="zh_TW"/>
+        </w:rPr>
+      </w:r>
+      <w:r>
+        <w:rPr>
+          <w:lang w:val="zh_TW" w:bidi="zh_TW"/>
+        </w:rPr>
+        <w:t>長度和深度的測量通常來自人體的一部分作為量度標準。基本單位是「肘」，其它大多數單位與肘相關。舊約中缺乏精確的地理距離測量，通常以到達目的地所需的天數來表示。一天的路程可能為20至25英里（32.2 到40.2 公里）。「步」等於「一步」——大約為一碼（</w:t>
+      </w:r>
+      <w:hyperlink r:id="rId41">
+        <w:r>
+          <w:rPr>
+            <w:lang w:val="zh_TW" w:bidi="zh_TW"/>
+          </w:rPr>
+          <w:rPr>
+            <w:color w:val="0000EE"/>
+            <w:u w:val="single"/>
+          </w:rPr>
+          <w:t>撒下6:13</w:t>
+        </w:r>
+      </w:hyperlink>
+      <w:r>
+        <w:rPr>
+          <w:lang w:val="zh_TW" w:bidi="zh_TW"/>
+        </w:rPr>
+        <w:t>）。</w:t>
+      </w:r>
+    </w:p>
+    <w:p>
+      <w:pPr>
+        <w:pStyle w:val="Heading4"/>
+      </w:pPr>
+      <w:r>
+        <w:rPr>
+          <w:lang w:val="zh_TW" w:bidi="zh_TW"/>
+        </w:rPr>
+        <w:t>肘</w:t>
+      </w:r>
+    </w:p>
+    <w:p>
+      <w:pPr/>
+      <w:r>
+        <w:rPr>
+          <w:lang w:val="zh_TW" w:bidi="zh_TW"/>
+        </w:rPr>
+      </w:r>
+      <w:r>
+        <w:rPr>
+          <w:lang w:val="zh_TW" w:bidi="zh_TW"/>
+        </w:rPr>
+        <w:t>從食指尖到肘部的長度。有長肘和短肘，這不僅在以色列使用，也在美索不達米亞和埃及使用。</w:t>
+      </w:r>
+      <w:hyperlink r:id="rId42">
+        <w:r>
+          <w:rPr>
+            <w:lang w:val="zh_TW" w:bidi="zh_TW"/>
+          </w:rPr>
+          <w:rPr>
+            <w:color w:val="0000EE"/>
+            <w:u w:val="single"/>
+          </w:rPr>
+          <w:t>以西結書四十章5節</w:t>
+        </w:r>
+      </w:hyperlink>
+      <w:r>
+        <w:rPr>
+          <w:lang w:val="zh_TW" w:bidi="zh_TW"/>
+        </w:rPr>
+        <w:t>將長肘定義為相當於一肘加上手掌寬度（約20到21英寸，或50.8到53.3公分）。希西家所建的西羅亞隧道（公元前715–686年）內的銘文顯示隧道長1,200肘。隧道實際長度被測定為1,749英尺（533.1米），這意味著一肘為17.49英寸（44.4厘米）。綜合考量，17.5英寸（44.5公分）是一個較為合理的以色列肘長估算，長肘約為20.5英寸（52.1公分）。肘最常用於給建築物或物體的尺寸（例如，幔子、柱子、家具等）。用肘測量的最大結構是挪亞建造的方舟，其長度為300肘（</w:t>
+      </w:r>
+      <w:hyperlink r:id="rId43">
+        <w:r>
+          <w:rPr>
+            <w:lang w:val="zh_TW" w:bidi="zh_TW"/>
+          </w:rPr>
+          <w:rPr>
+            <w:color w:val="0000EE"/>
+            <w:u w:val="single"/>
+          </w:rPr>
+          <w:t>創6:15</w:t>
+        </w:r>
+      </w:hyperlink>
+      <w:r>
+        <w:rPr>
+          <w:lang w:val="zh_TW" w:bidi="zh_TW"/>
+        </w:rPr>
+        <w:t>）。</w:t>
+      </w:r>
+    </w:p>
+    <w:p>
+      <w:pPr>
+        <w:pStyle w:val="Heading4"/>
+      </w:pPr>
+      <w:r>
+        <w:rPr>
+          <w:lang w:val="zh_TW" w:bidi="zh_TW"/>
+        </w:rPr>
+        <w:t>虎口</w:t>
+      </w:r>
+    </w:p>
+    <w:p>
+      <w:pPr/>
+      <w:r>
+        <w:rPr>
+          <w:lang w:val="zh_TW" w:bidi="zh_TW"/>
+        </w:rPr>
+      </w:r>
+      <w:r>
+        <w:rPr>
+          <w:lang w:val="zh_TW" w:bidi="zh_TW"/>
+        </w:rPr>
+        <w:t>從手指尖到另一指尖的伸展距離，等於半肘，或八又四分之三英寸（22.2 公分）。在舊約中只使用了七次，其中四次是用來描述大祭司胸牌的尺寸（</w:t>
+      </w:r>
+      <w:hyperlink r:id="rId44">
+        <w:r>
+          <w:rPr>
+            <w:lang w:val="zh_TW" w:bidi="zh_TW"/>
+          </w:rPr>
+          <w:rPr>
+            <w:color w:val="0000EE"/>
+            <w:u w:val="single"/>
+          </w:rPr>
+          <w:t>出28:15–16，</w:t>
+        </w:r>
+      </w:hyperlink>
+      <w:hyperlink r:id="rId45">
+        <w:r>
+          <w:rPr>
+            <w:lang w:val="zh_TW" w:bidi="zh_TW"/>
+          </w:rPr>
+          <w:rPr>
+            <w:color w:val="0000EE"/>
+            <w:u w:val="single"/>
+          </w:rPr>
+          <w:t>39:8–9</w:t>
+        </w:r>
+      </w:hyperlink>
+      <w:r>
+        <w:rPr>
+          <w:lang w:val="zh_TW" w:bidi="zh_TW"/>
+        </w:rPr>
+        <w:t>）。</w:t>
+      </w:r>
+    </w:p>
+    <w:p>
+      <w:pPr>
+        <w:pStyle w:val="Heading4"/>
+      </w:pPr>
+      <w:r>
+        <w:rPr>
+          <w:lang w:val="zh_TW" w:bidi="zh_TW"/>
+        </w:rPr>
+        <w:t>掌寬</w:t>
+      </w:r>
+    </w:p>
+    <w:p>
+      <w:pPr/>
+      <w:r>
+        <w:rPr>
+          <w:lang w:val="zh_TW" w:bidi="zh_TW"/>
+        </w:rPr>
+      </w:r>
+      <w:r>
+        <w:rPr>
+          <w:lang w:val="zh_TW" w:bidi="zh_TW"/>
+        </w:rPr>
+        <w:t>手的寬度，等於肘的六分之一，虎口的三分之一，或略低於三英寸（7.6公分）。該術語僅出現五次，主要用來描述陳設餅桌邊的寬度（</w:t>
+      </w:r>
+      <w:hyperlink r:id="rId46">
+        <w:r>
+          <w:rPr>
+            <w:lang w:val="zh_TW" w:bidi="zh_TW"/>
+          </w:rPr>
+          <w:rPr>
+            <w:color w:val="0000EE"/>
+            <w:u w:val="single"/>
+          </w:rPr>
+          <w:t>出25:25</w:t>
+        </w:r>
+      </w:hyperlink>
+      <w:r>
+        <w:rPr>
+          <w:lang w:val="zh_TW" w:bidi="zh_TW"/>
+        </w:rPr>
+        <w:t>）和所羅門的銅海（</w:t>
+      </w:r>
+      <w:hyperlink r:id="rId47">
+        <w:r>
+          <w:rPr>
+            <w:lang w:val="zh_TW" w:bidi="zh_TW"/>
+          </w:rPr>
+          <w:rPr>
+            <w:color w:val="0000EE"/>
+            <w:u w:val="single"/>
+          </w:rPr>
+          <w:t>王上7:26</w:t>
+        </w:r>
+      </w:hyperlink>
+      <w:r>
+        <w:rPr>
+          <w:lang w:val="zh_TW" w:bidi="zh_TW"/>
+        </w:rPr>
+        <w:t>）。</w:t>
+      </w:r>
+    </w:p>
+    <w:p>
+      <w:pPr>
+        <w:pStyle w:val="Heading3"/>
+      </w:pPr>
+      <w:r>
+        <w:rPr>
+          <w:lang w:val="zh_TW" w:bidi="zh_TW"/>
+        </w:rPr>
+        <w:t>新約中的長度單位</w:t>
+      </w:r>
+    </w:p>
+    <w:p>
+      <w:pPr/>
+      <w:r>
+        <w:rPr>
+          <w:lang w:val="zh_TW" w:bidi="zh_TW"/>
+        </w:rPr>
+      </w:r>
+      <w:r>
+        <w:rPr>
+          <w:lang w:val="zh_TW" w:bidi="zh_TW"/>
+        </w:rPr>
+        <w:t>在新約中，有些長度和深度的單位採用了希臘羅馬的標準，另一些則沿用了舊約的度量方式。與舊約類似，新約也常使用不精確的距離描述，例如扔一塊石頭那麼遠或一天的路程。然而，少數情況下會使用羅馬文化中較精確的度量單位。</w:t>
+      </w:r>
+    </w:p>
+    <w:p>
+      <w:pPr>
+        <w:pStyle w:val="Heading4"/>
+      </w:pPr>
+      <w:r>
+        <w:rPr>
+          <w:lang w:val="zh_TW" w:bidi="zh_TW"/>
+        </w:rPr>
+        <w:t>肘</w:t>
+      </w:r>
+    </w:p>
+    <w:p>
+      <w:pPr/>
+      <w:r>
+        <w:rPr>
+          <w:lang w:val="zh_TW" w:bidi="zh_TW"/>
+        </w:rPr>
+      </w:r>
+      <w:r>
+        <w:rPr>
+          <w:lang w:val="zh_TW" w:bidi="zh_TW"/>
+        </w:rPr>
+        <w:t>對於羅馬人來說，肘的長度設定為其標準「尺」的一倍半，即11.66英寸的1.5倍，相當於17.5英寸（44.5公分），與舊約的肘長一致。</w:t>
+      </w:r>
+    </w:p>
+    <w:p>
+      <w:pPr>
+        <w:pStyle w:val="Heading4"/>
+      </w:pPr>
+      <w:r>
+        <w:rPr>
+          <w:lang w:val="zh_TW" w:bidi="zh_TW"/>
+        </w:rPr>
+        <w:t>丈</w:t>
+      </w:r>
+    </w:p>
+    <w:p>
+      <w:pPr/>
+      <w:r>
+        <w:rPr>
+          <w:lang w:val="zh_TW" w:bidi="zh_TW"/>
+        </w:rPr>
+      </w:r>
+      <w:r>
+        <w:rPr>
+          <w:lang w:val="zh_TW" w:bidi="zh_TW"/>
+        </w:rPr>
+        <w:t>當雙臂伸展時，左右手指尖之間的距離。僅用於</w:t>
+      </w:r>
+      <w:hyperlink r:id="rId48">
+        <w:r>
+          <w:rPr>
+            <w:lang w:val="zh_TW" w:bidi="zh_TW"/>
+          </w:rPr>
+          <w:rPr>
+            <w:color w:val="0000EE"/>
+            <w:u w:val="single"/>
+          </w:rPr>
+          <w:t>使徒行傳二十七章28節</w:t>
+        </w:r>
+      </w:hyperlink>
+      <w:r>
+        <w:rPr>
+          <w:lang w:val="zh_TW" w:bidi="zh_TW"/>
+        </w:rPr>
+        <w:t>，約為六英尺（1.8米）。</w:t>
+      </w:r>
+    </w:p>
+    <w:p>
+      <w:pPr>
+        <w:pStyle w:val="Heading4"/>
+      </w:pPr>
+      <w:r>
+        <w:rPr>
+          <w:lang w:val="zh_TW" w:bidi="zh_TW"/>
+        </w:rPr>
+        <w:t>弗隆（Furlong）／里（Stadium）</w:t>
+      </w:r>
+    </w:p>
+    <w:p>
+      <w:pPr/>
+      <w:r>
+        <w:rPr>
+          <w:lang w:val="zh_TW" w:bidi="zh_TW"/>
+        </w:rPr>
+      </w:r>
+      <w:r>
+        <w:rPr>
+          <w:lang w:val="zh_TW" w:bidi="zh_TW"/>
+        </w:rPr>
+        <w:t>古希臘賽道的長度，相當於八分之一羅馬里，約略超過200碼（182.9公尺）。通常用於表示近似距離，但在</w:t>
+      </w:r>
+      <w:hyperlink r:id="rId49">
+        <w:r>
+          <w:rPr>
+            <w:lang w:val="zh_TW" w:bidi="zh_TW"/>
+          </w:rPr>
+          <w:rPr>
+            <w:color w:val="0000EE"/>
+            <w:u w:val="single"/>
+          </w:rPr>
+          <w:t>啟示錄二十一章16節</w:t>
+        </w:r>
+      </w:hyperlink>
+      <w:r>
+        <w:rPr>
+          <w:lang w:val="zh_TW" w:bidi="zh_TW"/>
+        </w:rPr>
+        <w:t>中，該單位用於測量新耶路撒冷的尺寸，並以丈量竿來量度。</w:t>
+      </w:r>
+    </w:p>
+    <w:p>
+      <w:pPr>
+        <w:pStyle w:val="Heading4"/>
+      </w:pPr>
+      <w:r>
+        <w:rPr>
+          <w:lang w:val="zh_TW" w:bidi="zh_TW"/>
+        </w:rPr>
+        <w:t>里</w:t>
+      </w:r>
+    </w:p>
+    <w:p>
+      <w:pPr/>
+      <w:r>
+        <w:rPr>
+          <w:lang w:val="zh_TW" w:bidi="zh_TW"/>
+        </w:rPr>
+      </w:r>
+      <w:r>
+        <w:rPr>
+          <w:lang w:val="zh_TW" w:bidi="zh_TW"/>
+        </w:rPr>
+        <w:t>此詞僅在</w:t>
+      </w:r>
+      <w:hyperlink r:id="rId50">
+        <w:r>
+          <w:rPr>
+            <w:lang w:val="zh_TW" w:bidi="zh_TW"/>
+          </w:rPr>
+          <w:rPr>
+            <w:color w:val="0000EE"/>
+            <w:u w:val="single"/>
+          </w:rPr>
+          <w:t>馬太福音五章41節</w:t>
+        </w:r>
+      </w:hyperlink>
+      <w:r>
+        <w:rPr>
+          <w:lang w:val="zh_TW" w:bidi="zh_TW"/>
+        </w:rPr>
+        <w:t>中出現，指的是羅馬里的距離，為1,620碼，約合現代的十分之九里（1.4公里）。</w:t>
+      </w:r>
+    </w:p>
+    <w:p>
+      <w:pPr>
+        <w:pStyle w:val="Heading3"/>
+      </w:pPr>
+      <w:r>
+        <w:rPr>
+          <w:lang w:val="zh_TW" w:bidi="zh_TW"/>
+        </w:rPr>
+        <w:t>舊約中的容量（乾量）</w:t>
+      </w:r>
+    </w:p>
+    <w:p>
+      <w:pPr/>
+      <w:r>
+        <w:rPr>
+          <w:lang w:val="zh_TW" w:bidi="zh_TW"/>
+        </w:rPr>
+      </w:r>
+      <w:r>
+        <w:rPr>
+          <w:lang w:val="zh_TW" w:bidi="zh_TW"/>
+        </w:rPr>
+        <w:t>乾貨的度量主要依實際需求而定，例如驢子的典型負載量、一天可播種的量或播種一定面積所需的種子量。這些單位後來逐步標準化。</w:t>
+      </w:r>
+    </w:p>
+    <w:p>
+      <w:pPr>
+        <w:pStyle w:val="Heading4"/>
+      </w:pPr>
+      <w:r>
+        <w:rPr>
+          <w:lang w:val="zh_TW" w:bidi="zh_TW"/>
+        </w:rPr>
+        <w:t>歌珥／賀梅珥</w:t>
+      </w:r>
+    </w:p>
+    <w:p>
+      <w:pPr/>
+      <w:r>
+        <w:rPr>
+          <w:lang w:val="zh_TW" w:bidi="zh_TW"/>
+        </w:rPr>
+      </w:r>
+      <w:r>
+        <w:rPr>
+          <w:lang w:val="zh_TW" w:bidi="zh_TW"/>
+        </w:rPr>
+        <w:t>最常見的乾貨單位，相當於一驢子的負載量。其標準容量估計變化較大，約在3.8至7.5蒲式耳（133.9至264.3公升）之間。除了在</w:t>
+      </w:r>
+      <w:hyperlink r:id="rId51">
+        <w:r>
+          <w:rPr>
+            <w:lang w:val="zh_TW" w:bidi="zh_TW"/>
+          </w:rPr>
+          <w:rPr>
+            <w:color w:val="0000EE"/>
+            <w:u w:val="single"/>
+          </w:rPr>
+          <w:t>以西結書四十五章11至14節</w:t>
+        </w:r>
+      </w:hyperlink>
+      <w:r>
+        <w:rPr>
+          <w:lang w:val="zh_TW" w:bidi="zh_TW"/>
+        </w:rPr>
+        <w:t>中出現七次外，該詞在舊約中僅出現四次，其中三次涉及種子或大麥（</w:t>
+      </w:r>
+      <w:hyperlink r:id="rId52">
+        <w:r>
+          <w:rPr>
+            <w:lang w:val="zh_TW" w:bidi="zh_TW"/>
+          </w:rPr>
+          <w:rPr>
+            <w:color w:val="0000EE"/>
+            <w:u w:val="single"/>
+          </w:rPr>
+          <w:t>利27:16</w:t>
+        </w:r>
+      </w:hyperlink>
+      <w:r>
+        <w:rPr>
+          <w:lang w:val="zh_TW" w:bidi="zh_TW"/>
+        </w:rPr>
+        <w:t>；</w:t>
+      </w:r>
+      <w:hyperlink r:id="rId53">
+        <w:r>
+          <w:rPr>
+            <w:lang w:val="zh_TW" w:bidi="zh_TW"/>
+          </w:rPr>
+          <w:rPr>
+            <w:color w:val="0000EE"/>
+            <w:u w:val="single"/>
+          </w:rPr>
+          <w:t>賽5:10</w:t>
+        </w:r>
+      </w:hyperlink>
+      <w:r>
+        <w:rPr>
+          <w:lang w:val="zh_TW" w:bidi="zh_TW"/>
+        </w:rPr>
+        <w:t>；</w:t>
+      </w:r>
+      <w:hyperlink r:id="rId54">
+        <w:r>
+          <w:rPr>
+            <w:lang w:val="zh_TW" w:bidi="zh_TW"/>
+          </w:rPr>
+          <w:rPr>
+            <w:color w:val="0000EE"/>
+            <w:u w:val="single"/>
+          </w:rPr>
+          <w:t>何3:2</w:t>
+        </w:r>
+      </w:hyperlink>
+      <w:r>
+        <w:rPr>
+          <w:lang w:val="zh_TW" w:bidi="zh_TW"/>
+        </w:rPr>
+        <w:t>），第四次描述以色列人在曠野收集鵪鶉的場景。而歌珥共出現九次，並應用於多種商品，如油、麵粉、麥子和大麥，數量可高達20,000（</w:t>
+      </w:r>
+      <w:hyperlink r:id="rId55">
+        <w:r>
+          <w:rPr>
+            <w:lang w:val="zh_TW" w:bidi="zh_TW"/>
+          </w:rPr>
+          <w:rPr>
+            <w:color w:val="0000EE"/>
+            <w:u w:val="single"/>
+          </w:rPr>
+          <w:t>王上5:11</w:t>
+        </w:r>
+      </w:hyperlink>
+      <w:r>
+        <w:rPr>
+          <w:lang w:val="zh_TW" w:bidi="zh_TW"/>
+        </w:rPr>
+        <w:t>）。</w:t>
+      </w:r>
+    </w:p>
+    <w:p>
+      <w:pPr>
+        <w:pStyle w:val="Heading4"/>
+      </w:pPr>
+      <w:r>
+        <w:rPr>
+          <w:lang w:val="zh_TW" w:bidi="zh_TW"/>
+        </w:rPr>
+        <w:t>肋特客（Lethek）</w:t>
+      </w:r>
+    </w:p>
+    <w:p>
+      <w:pPr/>
+      <w:r>
+        <w:rPr>
+          <w:lang w:val="zh_TW" w:bidi="zh_TW"/>
+        </w:rPr>
+      </w:r>
+      <w:r>
+        <w:rPr>
+          <w:lang w:val="zh_TW" w:bidi="zh_TW"/>
+        </w:rPr>
+        <w:t>僅出現在</w:t>
+      </w:r>
+      <w:hyperlink r:id="rId54">
+        <w:r>
+          <w:rPr>
+            <w:lang w:val="zh_TW" w:bidi="zh_TW"/>
+          </w:rPr>
+          <w:rPr>
+            <w:color w:val="0000EE"/>
+            <w:u w:val="single"/>
+          </w:rPr>
+          <w:t>何西阿書三章2節</w:t>
+        </w:r>
+      </w:hyperlink>
+      <w:r>
+        <w:rPr>
+          <w:lang w:val="zh_TW" w:bidi="zh_TW"/>
+        </w:rPr>
+        <w:t>中的單位（譯註：和合本譯為賀梅珥半）。早期聖經譯本（譯註：包括和合本）將其定為賀梅珥的一半。</w:t>
+      </w:r>
+    </w:p>
+    <w:p>
+      <w:pPr>
+        <w:pStyle w:val="Heading4"/>
+      </w:pPr>
+      <w:r>
+        <w:rPr>
+          <w:lang w:val="zh_TW" w:bidi="zh_TW"/>
+        </w:rPr>
+        <w:t>伊法</w:t>
+      </w:r>
+    </w:p>
+    <w:p>
+      <w:pPr/>
+      <w:r>
+        <w:rPr>
+          <w:lang w:val="zh_TW" w:bidi="zh_TW"/>
+        </w:rPr>
+      </w:r>
+      <w:r>
+        <w:rPr>
+          <w:lang w:val="zh_TW" w:bidi="zh_TW"/>
+        </w:rPr>
+        <w:t>等於賀梅珥的十分之一（</w:t>
+      </w:r>
+      <w:hyperlink r:id="rId56">
+        <w:r>
+          <w:rPr>
+            <w:lang w:val="zh_TW" w:bidi="zh_TW"/>
+          </w:rPr>
+          <w:rPr>
+            <w:color w:val="0000EE"/>
+            <w:u w:val="single"/>
+          </w:rPr>
+          <w:t>結45:11</w:t>
+        </w:r>
+      </w:hyperlink>
+      <w:r>
+        <w:rPr>
+          <w:lang w:val="zh_TW" w:bidi="zh_TW"/>
+        </w:rPr>
+        <w:t>），或半蒲式耳（17.6公升）。該詞出現數十次，涉及各類農產品，似乎是交易和銷售中最常用的單位。根據</w:t>
+      </w:r>
+      <w:hyperlink r:id="rId57">
+        <w:r>
+          <w:rPr>
+            <w:lang w:val="zh_TW" w:bidi="zh_TW"/>
+          </w:rPr>
+          <w:rPr>
+            <w:color w:val="0000EE"/>
+            <w:u w:val="single"/>
+          </w:rPr>
+          <w:t>撒迦利亞書五章6至10節</w:t>
+        </w:r>
+      </w:hyperlink>
+      <w:r>
+        <w:rPr>
+          <w:lang w:val="zh_TW" w:bidi="zh_TW"/>
+        </w:rPr>
+        <w:t>，伊法指的是能裝下一伊法產品的容器，類似現代的蒲式耳籃。</w:t>
+      </w:r>
+    </w:p>
+    <w:p>
+      <w:pPr>
+        <w:pStyle w:val="Heading4"/>
+      </w:pPr>
+      <w:r>
+        <w:rPr>
+          <w:lang w:val="zh_TW" w:bidi="zh_TW"/>
+        </w:rPr>
+        <w:t>細亞</w:t>
+      </w:r>
+    </w:p>
+    <w:p>
+      <w:pPr/>
+      <w:r>
+        <w:rPr>
+          <w:lang w:val="zh_TW" w:bidi="zh_TW"/>
+        </w:rPr>
+      </w:r>
+      <w:r>
+        <w:rPr>
+          <w:lang w:val="zh_TW" w:bidi="zh_TW"/>
+        </w:rPr>
+        <w:t>賀梅珥的分量之一，範圍較廣。用來衡量麵粉、種子、大麥和穀物，約為伊法的三分之一。一蒲式耳約合五細阿（</w:t>
+      </w:r>
+      <w:hyperlink r:id="rId58">
+        <w:r>
+          <w:rPr>
+            <w:lang w:val="zh_TW" w:bidi="zh_TW"/>
+          </w:rPr>
+          <w:rPr>
+            <w:color w:val="0000EE"/>
+            <w:u w:val="single"/>
+          </w:rPr>
+          <w:t>撒上25:18</w:t>
+        </w:r>
+      </w:hyperlink>
+      <w:r>
+        <w:rPr>
+          <w:lang w:val="zh_TW" w:bidi="zh_TW"/>
+        </w:rPr>
+        <w:t>）。</w:t>
+      </w:r>
+    </w:p>
+    <w:p>
+      <w:pPr>
+        <w:pStyle w:val="Heading4"/>
+      </w:pPr>
+      <w:r>
+        <w:rPr>
+          <w:lang w:val="zh_TW" w:bidi="zh_TW"/>
+        </w:rPr>
+        <w:t>俄梅珥／十分之一（Issaron）</w:t>
+      </w:r>
+    </w:p>
+    <w:p>
+      <w:pPr/>
+      <w:r>
+        <w:rPr>
+          <w:lang w:val="zh_TW" w:bidi="zh_TW"/>
+        </w:rPr>
+      </w:r>
+      <w:r>
+        <w:rPr>
+          <w:lang w:val="zh_TW" w:bidi="zh_TW"/>
+        </w:rPr>
+        <w:t>「俄梅珥」僅出現在以色列人收取嗎哪的記載中（</w:t>
+      </w:r>
+      <w:hyperlink r:id="rId59">
+        <w:r>
+          <w:rPr>
+            <w:lang w:val="zh_TW" w:bidi="zh_TW"/>
+          </w:rPr>
+          <w:rPr>
+            <w:color w:val="0000EE"/>
+            <w:u w:val="single"/>
+          </w:rPr>
+          <w:t>出16:22</w:t>
+        </w:r>
+      </w:hyperlink>
+      <w:r>
+        <w:rPr>
+          <w:lang w:val="zh_TW" w:bidi="zh_TW"/>
+        </w:rPr>
+        <w:t>），代表一天的嗎哪配額，相當於伊法的十分之一（</w:t>
+      </w:r>
+      <w:hyperlink r:id="rId60">
+        <w:r>
+          <w:rPr>
+            <w:lang w:val="zh_TW" w:bidi="zh_TW"/>
+          </w:rPr>
+          <w:rPr>
+            <w:color w:val="0000EE"/>
+            <w:u w:val="single"/>
+          </w:rPr>
+          <w:t>出16:36</w:t>
+        </w:r>
+      </w:hyperlink>
+      <w:r>
+        <w:rPr>
+          <w:lang w:val="zh_TW" w:bidi="zh_TW"/>
+        </w:rPr>
+        <w:t>）。Issaron意為「十分之一」，在出埃及記、利未記和民數記（主要在</w:t>
+      </w:r>
+      <w:hyperlink r:id="rId61">
+        <w:r>
+          <w:rPr>
+            <w:lang w:val="zh_TW" w:bidi="zh_TW"/>
+          </w:rPr>
+          <w:rPr>
+            <w:color w:val="0000EE"/>
+            <w:u w:val="single"/>
+          </w:rPr>
+          <w:t>民28–29章</w:t>
+        </w:r>
+      </w:hyperlink>
+      <w:r>
+        <w:rPr>
+          <w:lang w:val="zh_TW" w:bidi="zh_TW"/>
+        </w:rPr>
+        <w:t>）出現25次，僅用於精細麵的度量。</w:t>
+      </w:r>
+    </w:p>
+    <w:p>
+      <w:pPr>
+        <w:pStyle w:val="Heading4"/>
+      </w:pPr>
+      <w:r>
+        <w:rPr>
+          <w:lang w:val="zh_TW" w:bidi="zh_TW"/>
+        </w:rPr>
+        <w:t>升（Cab, Kab）</w:t>
+      </w:r>
+    </w:p>
+    <w:p>
+      <w:pPr/>
+      <w:r>
+        <w:rPr>
+          <w:lang w:val="zh_TW" w:bidi="zh_TW"/>
+        </w:rPr>
+      </w:r>
+      <w:r>
+        <w:rPr>
+          <w:lang w:val="zh_TW" w:bidi="zh_TW"/>
+        </w:rPr>
+        <w:t>此單位僅在</w:t>
+      </w:r>
+      <w:hyperlink r:id="rId62">
+        <w:r>
+          <w:rPr>
+            <w:lang w:val="zh_TW" w:bidi="zh_TW"/>
+          </w:rPr>
+          <w:rPr>
+            <w:color w:val="0000EE"/>
+            <w:u w:val="single"/>
+          </w:rPr>
+          <w:t>列王紀下六章25節</w:t>
+        </w:r>
+      </w:hyperlink>
+      <w:r>
+        <w:rPr>
+          <w:lang w:val="zh_TW" w:bidi="zh_TW"/>
+        </w:rPr>
+        <w:t>中提到。約瑟夫（Josephus）估計其為伊法的十八分之一（或約一俄梅珥的一半），這說法通常被接受。</w:t>
+      </w:r>
+    </w:p>
+    <w:p>
+      <w:pPr>
+        <w:pStyle w:val="Heading3"/>
+      </w:pPr>
+      <w:r>
+        <w:rPr>
+          <w:lang w:val="zh_TW" w:bidi="zh_TW"/>
+        </w:rPr>
+        <w:t>新約中的容量（乾量）</w:t>
+      </w:r>
+    </w:p>
+    <w:p>
+      <w:pPr/>
+      <w:r>
+        <w:rPr>
+          <w:lang w:val="zh_TW" w:bidi="zh_TW"/>
+        </w:rPr>
+      </w:r>
+      <w:r>
+        <w:rPr>
+          <w:lang w:val="zh_TW" w:bidi="zh_TW"/>
+        </w:rPr>
+        <w:t>新約使用了以下乾量單位（度量乾物的計量單位）。</w:t>
+      </w:r>
+    </w:p>
+    <w:p>
+      <w:pPr>
+        <w:pStyle w:val="Heading4"/>
+      </w:pPr>
+      <w:r>
+        <w:rPr>
+          <w:lang w:val="zh_TW" w:bidi="zh_TW"/>
+        </w:rPr>
+        <w:t>科尼克斯</w:t>
+      </w:r>
+      <w:r>
+        <w:rPr>
+          <w:lang w:val="zh_TW" w:bidi="zh_TW"/>
+        </w:rPr>
+        <w:t>（choinix）</w:t>
+      </w:r>
+    </w:p>
+    <w:p>
+      <w:pPr/>
+      <w:r>
+        <w:rPr>
+          <w:lang w:val="zh_TW" w:bidi="zh_TW"/>
+        </w:rPr>
+      </w:r>
+      <w:r>
+        <w:rPr>
+          <w:lang w:val="zh_TW" w:bidi="zh_TW"/>
+        </w:rPr>
+        <w:t>只出現在</w:t>
+      </w:r>
+      <w:hyperlink r:id="rId63">
+        <w:r>
+          <w:rPr>
+            <w:lang w:val="zh_TW" w:bidi="zh_TW"/>
+          </w:rPr>
+          <w:rPr>
+            <w:color w:val="0000EE"/>
+            <w:u w:val="single"/>
+          </w:rPr>
+          <w:t>啟示錄六章6節</w:t>
+        </w:r>
+      </w:hyperlink>
+      <w:r>
+        <w:rPr>
+          <w:lang w:val="zh_TW" w:bidi="zh_TW"/>
+        </w:rPr>
+        <w:t>（有英文譯本使用choinix，譯註：和合本譯為升），科尼克斯稍多於一夸脫（1.1公升）。在希臘文獻中，這被認為是人每天的穀物配額。</w:t>
+      </w:r>
+    </w:p>
+    <w:p>
+      <w:pPr>
+        <w:pStyle w:val="Heading4"/>
+      </w:pPr>
+      <w:r>
+        <w:rPr>
+          <w:lang w:val="zh_TW" w:bidi="zh_TW"/>
+        </w:rPr>
+        <w:t>斗</w:t>
+      </w:r>
+    </w:p>
+    <w:p>
+      <w:pPr/>
+      <w:r>
+        <w:rPr>
+          <w:lang w:val="zh_TW" w:bidi="zh_TW"/>
+        </w:rPr>
+      </w:r>
+      <w:r>
+        <w:rPr>
+          <w:lang w:val="zh_TW" w:bidi="zh_TW"/>
+        </w:rPr>
+        <w:t>這是燈不應放在斗底下 （</w:t>
+      </w:r>
+      <w:hyperlink r:id="rId64">
+        <w:r>
+          <w:rPr>
+            <w:lang w:val="zh_TW" w:bidi="zh_TW"/>
+          </w:rPr>
+          <w:rPr>
+            <w:color w:val="0000EE"/>
+            <w:u w:val="single"/>
+          </w:rPr>
+          <w:t>太5:15</w:t>
+        </w:r>
+      </w:hyperlink>
+      <w:r>
+        <w:rPr>
+          <w:lang w:val="zh_TW" w:bidi="zh_TW"/>
+        </w:rPr>
+        <w:t>；</w:t>
+      </w:r>
+      <w:hyperlink r:id="rId65">
+        <w:r>
+          <w:rPr>
+            <w:lang w:val="zh_TW" w:bidi="zh_TW"/>
+          </w:rPr>
+          <w:rPr>
+            <w:color w:val="0000EE"/>
+            <w:u w:val="single"/>
+          </w:rPr>
+          <w:t>可4:21</w:t>
+        </w:r>
+      </w:hyperlink>
+      <w:r>
+        <w:rPr>
+          <w:lang w:val="zh_TW" w:bidi="zh_TW"/>
+        </w:rPr>
+        <w:t>；</w:t>
+      </w:r>
+      <w:hyperlink r:id="rId66">
+        <w:r>
+          <w:rPr>
+            <w:lang w:val="zh_TW" w:bidi="zh_TW"/>
+          </w:rPr>
+          <w:rPr>
+            <w:color w:val="0000EE"/>
+            <w:u w:val="single"/>
+          </w:rPr>
+          <w:t>路11:33</w:t>
+        </w:r>
+      </w:hyperlink>
+      <w:r>
+        <w:rPr>
+          <w:lang w:val="zh_TW" w:bidi="zh_TW"/>
+        </w:rPr>
+        <w:t>）中的「斗」，實際上相當於約一斗，約7.68乾夸脫（8.5公升）。</w:t>
+      </w:r>
+    </w:p>
+    <w:p>
+      <w:pPr>
+        <w:pStyle w:val="Heading4"/>
+      </w:pPr>
+      <w:r>
+        <w:rPr>
+          <w:lang w:val="zh_TW" w:bidi="zh_TW"/>
+        </w:rPr>
+        <w:t>斗（Saton）</w:t>
+      </w:r>
+    </w:p>
+    <w:p>
+      <w:pPr/>
+      <w:r>
+        <w:rPr>
+          <w:lang w:val="zh_TW" w:bidi="zh_TW"/>
+        </w:rPr>
+      </w:r>
+      <w:r>
+        <w:rPr>
+          <w:lang w:val="zh_TW" w:bidi="zh_TW"/>
+        </w:rPr>
+        <w:t>這相當於舊約的細亞，因此也可以大約估算為一斗。新約中僅在兩處關於麵酵的比喻的平行經文中使用，象徵神的國（</w:t>
+      </w:r>
+      <w:hyperlink r:id="rId67">
+        <w:r>
+          <w:rPr>
+            <w:lang w:val="zh_TW" w:bidi="zh_TW"/>
+          </w:rPr>
+          <w:rPr>
+            <w:color w:val="0000EE"/>
+            <w:u w:val="single"/>
+          </w:rPr>
+          <w:t>太13:33</w:t>
+        </w:r>
+      </w:hyperlink>
+      <w:r>
+        <w:rPr>
+          <w:lang w:val="zh_TW" w:bidi="zh_TW"/>
+        </w:rPr>
+        <w:t>；</w:t>
+      </w:r>
+      <w:hyperlink r:id="rId68">
+        <w:r>
+          <w:rPr>
+            <w:lang w:val="zh_TW" w:bidi="zh_TW"/>
+          </w:rPr>
+          <w:rPr>
+            <w:color w:val="0000EE"/>
+            <w:u w:val="single"/>
+          </w:rPr>
+          <w:t>路13:21</w:t>
+        </w:r>
+      </w:hyperlink>
+      <w:r>
+        <w:rPr>
+          <w:lang w:val="zh_TW" w:bidi="zh_TW"/>
+        </w:rPr>
+        <w:t>）。</w:t>
+      </w:r>
+    </w:p>
+    <w:p>
+      <w:pPr>
+        <w:pStyle w:val="Heading3"/>
+      </w:pPr>
+      <w:r>
+        <w:rPr>
+          <w:lang w:val="zh_TW" w:bidi="zh_TW"/>
+        </w:rPr>
+        <w:t>舊約中的液量</w:t>
+      </w:r>
+    </w:p>
+    <w:p>
+      <w:pPr/>
+      <w:r>
+        <w:rPr>
+          <w:lang w:val="zh_TW" w:bidi="zh_TW"/>
+        </w:rPr>
+      </w:r>
+      <w:r>
+        <w:rPr>
+          <w:lang w:val="zh_TW" w:bidi="zh_TW"/>
+        </w:rPr>
+        <w:t>舊約中液量的基本單位有三種。</w:t>
+      </w:r>
+    </w:p>
+    <w:p>
+      <w:pPr>
+        <w:pStyle w:val="Heading4"/>
+      </w:pPr>
+      <w:r>
+        <w:rPr>
+          <w:lang w:val="zh_TW" w:bidi="zh_TW"/>
+        </w:rPr>
+        <w:t>罷特</w:t>
+      </w:r>
+    </w:p>
+    <w:p>
+      <w:pPr/>
+      <w:r>
+        <w:rPr>
+          <w:lang w:val="zh_TW" w:bidi="zh_TW"/>
+        </w:rPr>
+      </w:r>
+      <w:r>
+        <w:rPr>
+          <w:lang w:val="zh_TW" w:bidi="zh_TW"/>
+        </w:rPr>
+        <w:t>液量的基本單位。聖經資料（</w:t>
+      </w:r>
+      <w:hyperlink r:id="rId51">
+        <w:r>
+          <w:rPr>
+            <w:lang w:val="zh_TW" w:bidi="zh_TW"/>
+          </w:rPr>
+          <w:rPr>
+            <w:color w:val="0000EE"/>
+            <w:u w:val="single"/>
+          </w:rPr>
+          <w:t>結45:11–14</w:t>
+        </w:r>
+      </w:hyperlink>
+      <w:r>
+        <w:rPr>
+          <w:lang w:val="zh_TW" w:bidi="zh_TW"/>
+        </w:rPr>
+        <w:t>）顯示它等同於乾量單位「伊法」，為賀梅珥的十分之一。考古學亦提供了一些數據作為確定標準。在拉吉（Lachish）和納斯貝遺址（Tell en-Nasbeh）發現了刻有「王的罷特」的罐子，在</w:t>
+      </w:r>
+      <w:r>
+        <w:rPr>
+          <w:lang w:val="zh_TW" w:bidi="zh_TW"/>
+        </w:rPr>
+        <w:t>伯美森廢丘（</w:t>
+      </w:r>
+      <w:r>
+        <w:rPr>
+          <w:lang w:val="zh_TW" w:bidi="zh_TW"/>
+        </w:rPr>
+        <w:t>Tell Beit Mirsim</w:t>
+      </w:r>
+      <w:r>
+        <w:rPr>
+          <w:lang w:val="zh_TW" w:bidi="zh_TW"/>
+        </w:rPr>
+        <w:t>）</w:t>
+      </w:r>
+      <w:r>
+        <w:rPr>
+          <w:lang w:val="zh_TW" w:bidi="zh_TW"/>
+        </w:rPr>
+        <w:t>發現了刻有「罷特」的罐子。這些罐子並不完整，因此必須根據重建來計算其容量。根據復原後的計算，罷特約為5.5加侖（20.8公升）。這一估計在</w:t>
+      </w:r>
+      <w:hyperlink r:id="rId69">
+        <w:r>
+          <w:rPr>
+            <w:lang w:val="zh_TW" w:bidi="zh_TW"/>
+          </w:rPr>
+          <w:rPr>
+            <w:color w:val="0000EE"/>
+            <w:u w:val="single"/>
+          </w:rPr>
+          <w:t>列王紀上七章23至26節</w:t>
+        </w:r>
+      </w:hyperlink>
+      <w:r>
+        <w:rPr>
+          <w:lang w:val="zh_TW" w:bidi="zh_TW"/>
+        </w:rPr>
+        <w:t>描述所羅門聖殿的「鑄海」時得到了合理的結果，該鑄海周長30肘、直徑10肘、深5肘，能容納2,000罷特的水。</w:t>
+      </w:r>
+    </w:p>
+    <w:p>
+      <w:pPr>
+        <w:pStyle w:val="Heading4"/>
+      </w:pPr>
+      <w:r>
+        <w:rPr>
+          <w:lang w:val="zh_TW" w:bidi="zh_TW"/>
+        </w:rPr>
+        <w:t>欣</w:t>
+      </w:r>
+    </w:p>
+    <w:p>
+      <w:pPr/>
+      <w:r>
+        <w:rPr>
+          <w:lang w:val="zh_TW" w:bidi="zh_TW"/>
+        </w:rPr>
+      </w:r>
+      <w:r>
+        <w:rPr>
+          <w:lang w:val="zh_TW" w:bidi="zh_TW"/>
+        </w:rPr>
+        <w:t>六分之一欣的水被認為是人每天的最低需求（</w:t>
+      </w:r>
+      <w:hyperlink r:id="rId70">
+        <w:r>
+          <w:rPr>
+            <w:lang w:val="zh_TW" w:bidi="zh_TW"/>
+          </w:rPr>
+          <w:rPr>
+            <w:color w:val="0000EE"/>
+            <w:u w:val="single"/>
+          </w:rPr>
+          <w:t>結4:11</w:t>
+        </w:r>
+      </w:hyperlink>
+      <w:r>
+        <w:rPr>
+          <w:lang w:val="zh_TW" w:bidi="zh_TW"/>
+        </w:rPr>
+        <w:t>）。一欣等於六分之一罷特，約為一加侖（3.8公升）。它主要用於油、酒和水的度量，但每次都不超過一欣，常以分數形式出現。該單位僅在出埃及記、利未記、民數記和以西結書中出現，主要用於獻祭的奠祭。</w:t>
+      </w:r>
+    </w:p>
+    <w:p>
+      <w:pPr>
+        <w:pStyle w:val="Heading4"/>
+      </w:pPr>
+      <w:r>
+        <w:rPr>
+          <w:lang w:val="zh_TW" w:bidi="zh_TW"/>
+        </w:rPr>
+        <w:t>羅革</w:t>
+      </w:r>
+    </w:p>
+    <w:p>
+      <w:pPr/>
+      <w:r>
+        <w:rPr>
+          <w:lang w:val="zh_TW" w:bidi="zh_TW"/>
+        </w:rPr>
+      </w:r>
+      <w:r>
+        <w:rPr>
+          <w:lang w:val="zh_TW" w:bidi="zh_TW"/>
+        </w:rPr>
+        <w:t>此單位僅出現在</w:t>
+      </w:r>
+      <w:hyperlink r:id="rId71">
+        <w:r>
+          <w:rPr>
+            <w:lang w:val="zh_TW" w:bidi="zh_TW"/>
+          </w:rPr>
+          <w:rPr>
+            <w:color w:val="0000EE"/>
+            <w:u w:val="single"/>
+          </w:rPr>
+          <w:t>利未記十四章10至24節</w:t>
+        </w:r>
+      </w:hyperlink>
+      <w:r>
+        <w:rPr>
+          <w:lang w:val="zh_TW" w:bidi="zh_TW"/>
+        </w:rPr>
+        <w:t>，相當於一欣的十二分之一，約為0.3夸脫或0.3公升。</w:t>
+      </w:r>
+    </w:p>
+    <w:p>
+      <w:pPr>
+        <w:pStyle w:val="Heading3"/>
+      </w:pPr>
+      <w:r>
+        <w:rPr>
+          <w:lang w:val="zh_TW" w:bidi="zh_TW"/>
+        </w:rPr>
+        <w:t>新約中的液量</w:t>
+      </w:r>
+    </w:p>
+    <w:p>
+      <w:pPr/>
+      <w:r>
+        <w:rPr>
+          <w:lang w:val="zh_TW" w:bidi="zh_TW"/>
+        </w:rPr>
+      </w:r>
+      <w:r>
+        <w:rPr>
+          <w:lang w:val="zh_TW" w:bidi="zh_TW"/>
+        </w:rPr>
+        <w:t>新約中出現的液量單位（度量液體的計量單位）有以下幾種。</w:t>
+      </w:r>
+    </w:p>
+    <w:p>
+      <w:pPr>
+        <w:pStyle w:val="Heading4"/>
+      </w:pPr>
+      <w:r>
+        <w:rPr>
+          <w:lang w:val="zh_TW" w:bidi="zh_TW"/>
+        </w:rPr>
+        <w:t>罷特</w:t>
+      </w:r>
+    </w:p>
+    <w:p>
+      <w:pPr/>
+      <w:r>
+        <w:rPr>
+          <w:lang w:val="zh_TW" w:bidi="zh_TW"/>
+        </w:rPr>
+      </w:r>
+      <w:r>
+        <w:rPr>
+          <w:lang w:val="zh_TW" w:bidi="zh_TW"/>
+        </w:rPr>
+        <w:t>這只使用過一次（</w:t>
+      </w:r>
+      <w:hyperlink r:id="rId72">
+        <w:r>
+          <w:rPr>
+            <w:lang w:val="zh_TW" w:bidi="zh_TW"/>
+          </w:rPr>
+          <w:rPr>
+            <w:color w:val="0000EE"/>
+            <w:u w:val="single"/>
+          </w:rPr>
+          <w:t>路16:6</w:t>
+        </w:r>
+      </w:hyperlink>
+      <w:r>
+        <w:rPr>
+          <w:lang w:val="zh_TW" w:bidi="zh_TW"/>
+        </w:rPr>
+        <w:t>，譯註：和合本譯為簍），與舊約中的「罷特」相同。</w:t>
+      </w:r>
+    </w:p>
+    <w:p>
+      <w:pPr>
+        <w:pStyle w:val="Heading4"/>
+      </w:pPr>
+      <w:r>
+        <w:rPr>
+          <w:lang w:val="zh_TW" w:bidi="zh_TW"/>
+        </w:rPr>
+        <w:t>缸（Metretes）</w:t>
+      </w:r>
+    </w:p>
+    <w:p>
+      <w:pPr/>
+      <w:r>
+        <w:rPr>
+          <w:lang w:val="zh_TW" w:bidi="zh_TW"/>
+        </w:rPr>
+      </w:r>
+      <w:r>
+        <w:rPr>
+          <w:lang w:val="zh_TW" w:bidi="zh_TW"/>
+        </w:rPr>
+        <w:t>這僅用於</w:t>
+      </w:r>
+      <w:hyperlink r:id="rId73">
+        <w:r>
+          <w:rPr>
+            <w:lang w:val="zh_TW" w:bidi="zh_TW"/>
+          </w:rPr>
+          <w:rPr>
+            <w:color w:val="0000EE"/>
+            <w:u w:val="single"/>
+          </w:rPr>
+          <w:t>約翰福音二章6節</w:t>
+        </w:r>
+      </w:hyperlink>
+      <w:r>
+        <w:rPr>
+          <w:lang w:val="zh_TW" w:bidi="zh_TW"/>
+        </w:rPr>
+        <w:t>，描述水變成酒的容器。約瑟夫將其認定為相當於希伯來的罷特，但在希臘用法中，相當於約十加侖（37.9公升）。</w:t>
+      </w:r>
+    </w:p>
+    <w:p>
+      <w:pPr>
+        <w:pStyle w:val="Heading4"/>
+      </w:pPr>
+      <w:r>
+        <w:rPr>
+          <w:lang w:val="zh_TW" w:bidi="zh_TW"/>
+        </w:rPr>
+        <w:t>罐（Sextarius/Xestes）</w:t>
+      </w:r>
+    </w:p>
+    <w:p>
+      <w:pPr/>
+      <w:r>
+        <w:rPr>
+          <w:lang w:val="zh_TW" w:bidi="zh_TW"/>
+        </w:rPr>
+      </w:r>
+      <w:r>
+        <w:rPr>
+          <w:lang w:val="zh_TW" w:bidi="zh_TW"/>
+        </w:rPr>
+        <w:t>容量單位，約為一又六分之一品脫（552毫升）。在</w:t>
+      </w:r>
+      <w:hyperlink r:id="rId74">
+        <w:r>
+          <w:rPr>
+            <w:lang w:val="zh_TW" w:bidi="zh_TW"/>
+          </w:rPr>
+          <w:rPr>
+            <w:color w:val="0000EE"/>
+            <w:u w:val="single"/>
+          </w:rPr>
+          <w:t>馬可福音七章4節</w:t>
+        </w:r>
+      </w:hyperlink>
+      <w:r>
+        <w:rPr>
+          <w:lang w:val="zh_TW" w:bidi="zh_TW"/>
+        </w:rPr>
+        <w:t>中，這個詞被翻譯為「罐」。</w:t>
+      </w:r>
+      <w:r>
+        <w:rPr>
+          <w:lang w:val="zh_TW" w:bidi="zh_TW"/>
+        </w:rPr>
+      </w:r>
+      <w:r>
+        <w:rPr>
+          <w:lang w:val="zh_TW" w:bidi="zh_TW"/>
+        </w:rPr>
+      </w:r>
+    </w:p>
+    <w:p>
+      <w:pPr/>
+      <w:r>
+        <w:rPr>
+          <w:lang w:val="zh_TW" w:bidi="zh_TW"/>
+        </w:rPr>
+      </w:r>
+    </w:p>
+    <w:p>
+      <w:pPr>
+        <w:pStyle w:val="Heading2"/>
+      </w:pPr>
+      <w:r>
+        <w:rPr>
+          <w:lang w:val="zh_TW" w:bidi="zh_TW"/>
+        </w:rPr>
+        <w:t>度瑪 (地點)</w:t>
+      </w:r>
+      <w:r>
+        <w:rPr>
+          <w:lang w:val="zh_TW" w:bidi="zh_TW"/>
+        </w:rPr>
+      </w:r>
+    </w:p>
+    <w:p>
+      <w:pPr>
+        <w:pStyle w:val="ListNumber"/>
+        <w:numPr>
+          <w:ilvl w:val="0"/>
+          <w:numId w:val="14"/>
+        </w:numPr>
+        <w:spacing w:line="240" w:lineRule="auto"/>
+        <w:ind w:left="720"/>
+      </w:pPr>
+      <w:r>
+        <w:rPr>
+          <w:lang w:val="zh_TW" w:bidi="zh_TW"/>
+        </w:rPr>
+      </w:r>
+      <w:r>
+        <w:rPr>
+          <w:lang w:val="zh_TW" w:bidi="zh_TW"/>
+        </w:rPr>
+        <w:t xml:space="preserve"> 以實瑪利十二支派的地區（</w:t>
+      </w:r>
+      <w:hyperlink r:id="rId75">
+        <w:r>
+          <w:rPr>
+            <w:lang w:val="zh_TW" w:bidi="zh_TW"/>
+          </w:rPr>
+          <w:rPr>
+            <w:color w:val="0000EE"/>
+            <w:u w:val="single"/>
+          </w:rPr>
+          <w:t>創25:14</w:t>
+        </w:r>
+      </w:hyperlink>
+      <w:r>
+        <w:rPr>
+          <w:lang w:val="zh_TW" w:bidi="zh_TW"/>
+        </w:rPr>
+        <w:t>；</w:t>
+      </w:r>
+      <w:hyperlink r:id="rId76">
+        <w:r>
+          <w:rPr>
+            <w:lang w:val="zh_TW" w:bidi="zh_TW"/>
+          </w:rPr>
+          <w:rPr>
+            <w:color w:val="0000EE"/>
+            <w:u w:val="single"/>
+          </w:rPr>
+          <w:t>代上1:30</w:t>
+        </w:r>
+      </w:hyperlink>
+      <w:r>
+        <w:rPr>
+          <w:lang w:val="zh_TW" w:bidi="zh_TW"/>
+        </w:rPr>
+        <w:t>），該地有多處綠洲；通常被認為是現今的Dumat el-Jendel（el-Jof）。此地位於大馬士革通往麥地那（Medina）約四分之三處的路線上。</w:t>
+      </w:r>
+    </w:p>
+    <w:p>
+      <w:pPr>
+        <w:pStyle w:val="ListNumber"/>
+        <w:spacing w:line="240" w:lineRule="auto"/>
+        <w:ind w:left="720"/>
+      </w:pPr>
+      <w:r>
+        <w:rPr>
+          <w:lang w:val="zh_TW" w:bidi="zh_TW"/>
+        </w:rPr>
+      </w:r>
+      <w:r>
+        <w:rPr>
+          <w:lang w:val="zh_TW" w:bidi="zh_TW"/>
+        </w:rPr>
+        <w:t>猶大支派在迦南地所分得的一座高地城鎮（</w:t>
+      </w:r>
+      <w:hyperlink r:id="rId77">
+        <w:r>
+          <w:rPr>
+            <w:lang w:val="zh_TW" w:bidi="zh_TW"/>
+          </w:rPr>
+          <w:rPr>
+            <w:color w:val="0000EE"/>
+            <w:u w:val="single"/>
+          </w:rPr>
+          <w:t>書15:52</w:t>
+        </w:r>
+      </w:hyperlink>
+      <w:r>
+        <w:rPr>
+          <w:lang w:val="zh_TW" w:bidi="zh_TW"/>
+        </w:rPr>
+        <w:t>）。其遺址很可能與現今位於希伯崙西南約10英里（約16.1公里）的ed-Domeh相符。</w:t>
+      </w:r>
+    </w:p>
+    <w:p>
+      <w:pPr>
+        <w:pStyle w:val="ListNumber"/>
+        <w:spacing w:line="240" w:lineRule="auto"/>
+        <w:ind w:left="720"/>
+      </w:pPr>
+      <w:r>
+        <w:rPr>
+          <w:lang w:val="zh_TW" w:bidi="zh_TW"/>
+        </w:rPr>
+      </w:r>
+      <w:r>
+        <w:rPr>
+          <w:lang w:val="zh_TW" w:bidi="zh_TW"/>
+        </w:rPr>
+        <w:t>希伯來用語，指沉默之地或死亡之地，即墓地所在之處（</w:t>
+      </w:r>
+      <w:hyperlink r:id="rId78">
+        <w:r>
+          <w:rPr>
+            <w:lang w:val="zh_TW" w:bidi="zh_TW"/>
+          </w:rPr>
+          <w:rPr>
+            <w:color w:val="0000EE"/>
+            <w:u w:val="single"/>
+          </w:rPr>
+          <w:t>詩94:17</w:t>
+        </w:r>
+      </w:hyperlink>
+      <w:r>
+        <w:rPr>
+          <w:lang w:val="zh_TW" w:bidi="zh_TW"/>
+        </w:rPr>
+        <w:t>，</w:t>
+      </w:r>
+      <w:hyperlink r:id="rId79">
+        <w:r>
+          <w:rPr>
+            <w:lang w:val="zh_TW" w:bidi="zh_TW"/>
+          </w:rPr>
+          <w:rPr>
+            <w:color w:val="0000EE"/>
+            <w:u w:val="single"/>
+          </w:rPr>
+          <w:t>115:17</w:t>
+        </w:r>
+      </w:hyperlink>
+      <w:r>
+        <w:rPr>
+          <w:lang w:val="zh_TW" w:bidi="zh_TW"/>
+        </w:rPr>
+        <w:t>）。</w:t>
+      </w:r>
+    </w:p>
+    <w:p>
+      <w:pPr>
+        <w:pStyle w:val="ListNumber"/>
+        <w:spacing w:line="240" w:lineRule="auto"/>
+        <w:ind w:left="720"/>
+      </w:pPr>
+      <w:r>
+        <w:rPr>
+          <w:lang w:val="zh_TW" w:bidi="zh_TW"/>
+        </w:rPr>
+      </w:r>
+      <w:r>
+        <w:rPr>
+          <w:lang w:val="zh_TW" w:bidi="zh_TW"/>
+        </w:rPr>
+        <w:t>可能是</w:t>
+      </w:r>
+      <w:hyperlink r:id="rId80">
+        <w:r>
+          <w:rPr>
+            <w:lang w:val="zh_TW" w:bidi="zh_TW"/>
+          </w:rPr>
+          <w:rPr>
+            <w:color w:val="0000EE"/>
+            <w:u w:val="single"/>
+          </w:rPr>
+          <w:t>以賽亞書二十一章11節</w:t>
+        </w:r>
+      </w:hyperlink>
+      <w:r>
+        <w:rPr>
+          <w:lang w:val="zh_TW" w:bidi="zh_TW"/>
+        </w:rPr>
+        <w:t>中對以東或以土買的稱呼。</w:t>
+      </w:r>
+      <w:r>
+        <w:rPr>
+          <w:lang w:val="zh_TW" w:bidi="zh_TW"/>
+        </w:rPr>
+      </w:r>
+      <w:r>
+        <w:rPr>
+          <w:lang w:val="zh_TW" w:bidi="zh_TW"/>
+        </w:rPr>
+      </w:r>
+    </w:p>
+    <w:p>
+      <w:pPr/>
+      <w:r>
+        <w:rPr>
+          <w:lang w:val="zh_TW" w:bidi="zh_TW"/>
+        </w:rPr>
+      </w:r>
+    </w:p>
+    <w:p>
+      <w:pPr>
+        <w:pStyle w:val="Heading2"/>
+      </w:pPr>
+      <w:r>
+        <w:rPr>
+          <w:lang w:val="zh_TW" w:bidi="zh_TW"/>
+        </w:rPr>
+        <w:t>度瑪（人物）</w:t>
+      </w:r>
+      <w:r>
+        <w:rPr>
+          <w:lang w:val="zh_TW" w:bidi="zh_TW"/>
+        </w:rPr>
+      </w:r>
+    </w:p>
+    <w:p>
+      <w:pPr/>
+      <w:r>
+        <w:rPr>
+          <w:lang w:val="zh_TW" w:bidi="zh_TW"/>
+        </w:rPr>
+      </w:r>
+      <w:r>
+        <w:rPr>
+          <w:lang w:val="zh_TW" w:bidi="zh_TW"/>
+        </w:rPr>
+        <w:t>度瑪是以實瑪利的兒子，並成為一個阿拉伯部落的祖先（</w:t>
+      </w:r>
+      <w:hyperlink r:id="rId75">
+        <w:r>
+          <w:rPr>
+            <w:lang w:val="zh_TW" w:bidi="zh_TW"/>
+          </w:rPr>
+          <w:rPr>
+            <w:color w:val="0000EE"/>
+            <w:u w:val="single"/>
+          </w:rPr>
+          <w:t>創25:14</w:t>
+        </w:r>
+      </w:hyperlink>
+      <w:r>
+        <w:rPr>
+          <w:lang w:val="zh_TW" w:bidi="zh_TW"/>
+        </w:rPr>
+        <w:t>；</w:t>
+      </w:r>
+      <w:hyperlink r:id="rId76">
+        <w:r>
+          <w:rPr>
+            <w:lang w:val="zh_TW" w:bidi="zh_TW"/>
+          </w:rPr>
+          <w:rPr>
+            <w:color w:val="0000EE"/>
+            <w:u w:val="single"/>
+          </w:rPr>
+          <w:t>代上1:30</w:t>
+        </w:r>
+      </w:hyperlink>
+      <w:r>
+        <w:rPr>
+          <w:lang w:val="zh_TW" w:bidi="zh_TW"/>
+        </w:rPr>
+        <w:t>）。</w:t>
       </w:r>
       <w:r>
         <w:rPr>
@@ -2229,6 +4750,12 @@
   </w:num>
   <w:num w:numId="13" w16cid:durableId="592781308">
     <w:abstractNumId w:val="11"/>
+  </w:num>
+  <w:num w:numId="14">
+    <w:abstractNumId w:val="3"/>
+    <w:lvlOverride w:ilvl="0">
+      <w:startOverride w:val="1"/>
+    </w:lvlOverride>
   </w:num>
   <w:numIdMacAtCleanup w:val="10"/>
 </w:numbering>
